--- a/docs/manual-document-control.docx
+++ b/docs/manual-document-control.docx
@@ -147,28 +147,6 @@
     <w:p>
       <w:pPr>
         <w:spacing w:before="0" w:after="0" w:line="240" w:lineRule="auto"/>
-        <w:jc w:val="center"/>
-        <w:rPr>
-          <w:rFonts w:ascii="TH SarabunPSK" w:hAnsi="TH SarabunPSK" w:cs="TH SarabunPSK"/>
-          <w:color w:val="000000" w:themeColor="text1"/>
-          <w:sz w:val="32"/>
-          <w:szCs w:val="32"/>
-        </w:rPr>
-      </w:pPr>
-      <w:r>
-        <w:rPr>
-          <w:rFonts w:ascii="TH SarabunPSK" w:hAnsi="TH SarabunPSK" w:cs="TH SarabunPSK" w:hint="cs"/>
-          <w:color w:val="000000" w:themeColor="text1"/>
-          <w:sz w:val="32"/>
-          <w:szCs w:val="32"/>
-          <w:cs/>
-        </w:rPr>
-        <w:t xml:space="preserve">ระบบทะเบียนเอกสารคุณภาพห้องปฏิบัติการเทคนิคการแพทย์ (Lab QMS)</w:t>
-      </w:r>
-    </w:p>
-    <w:p>
-      <w:pPr>
-        <w:spacing w:before="0" w:after="0" w:line="240" w:lineRule="auto"/>
         <w:rPr>
           <w:rFonts w:ascii="TH SarabunPSK" w:hAnsi="TH SarabunPSK" w:cs="TH SarabunPSK"/>
           <w:color w:val="000000" w:themeColor="text1"/>
@@ -251,7 +229,7 @@
           <w:szCs w:val="32"/>
           <w:cs/>
         </w:rPr>
-        <w:t xml:space="preserve">งานห้องปฏิบัติการเทคนิคการแพทย์</w:t>
+        <w:t xml:space="preserve">ฝ่ายสหเวชศาสตร์</w:t>
       </w:r>
     </w:p>
     <w:p>
@@ -273,7 +251,7 @@
           <w:szCs w:val="32"/>
           <w:cs/>
         </w:rPr>
-        <w:t xml:space="preserve">ฝ่ายสหเวชศาสตร์  โรงพยาบาลธรรมศาสตร์เฉลิมพระเกียรติ</w:t>
+        <w:t xml:space="preserve">โรงพยาบาลธรรมศาสตร์เฉลิมพระเกียรติ</w:t>
       </w:r>
     </w:p>
     <w:p>
@@ -362,7 +340,7 @@
           <w:szCs w:val="32"/>
           <w:cs/>
         </w:rPr>
-        <w:t xml:space="preserve">คู่มือฉบับนี้จัดทำขึ้นเพื่อให้ผู้ปฏิบัติงานในงานห้องปฏิบัติการเทคนิคการแพทย์ ใช้เป็นแนวทางในการควบคุมเอกสารและบันทึกคุณภาพผ่านระบบสารสนเทศ ตั้งแต่การเข้าใช้งานระบบ การลงทะเบียนเอกสาร การทบทวนและอนุมัติ การรับทราบเอกสาร ไปจนถึงการสำรองข้อมูล การกู้คืนข้อมูล และการปฏิบัติเมื่อระบบใช้งานไม่ได้</w:t>
+        <w:t xml:space="preserve">คู่มือฉบับนี้จัดทำขึ้นเพื่อให้ผู้ปฏิบัติงานในฝ่ายสหเวชศาสตร์ ใช้เป็นแนวทางในการควบคุมเอกสารและบันทึกคุณภาพผ่านระบบสารสนเทศทั้งสองระบบของฝ่าย ตั้งแต่การเข้าใช้งานระบบ การลงทะเบียนเอกสาร การทบทวนและอนุมัติ การรับทราบเอกสาร ไปจนถึงการสำรองข้อมูล การกู้คืนข้อมูล และการปฏิบัติเมื่อระบบใช้งานไม่ได้</w:t>
       </w:r>
     </w:p>
     <w:p>
@@ -406,7 +384,7 @@
           <w:szCs w:val="32"/>
           <w:cs/>
         </w:rPr>
-        <w:t xml:space="preserve">ผู้จัดทำหวังว่าคู่มือฉบับนี้จะช่วยให้การควบคุมเอกสารของห้องปฏิบัติการเป็นไปในมาตรฐานเดียวกัน ตรวจสอบย้อนกลับได้ และสอดคล้องกับข้อกำหนด ISO 15189:2022 และ ISO 15190:2020</w:t>
+        <w:t xml:space="preserve">ผู้จัดทำหวังว่าคู่มือฉบับนี้จะช่วยให้การควบคุมเอกสารของทุกงานในฝ่ายเป็นไปในมาตรฐานเดียวกัน ตรวจสอบย้อนกลับได้ และสอดคล้องกับข้อกำหนด ISO 15189:2022 และ ISO 15190:2020</w:t>
       </w:r>
     </w:p>
     <w:p>
@@ -430,28 +408,6 @@
           <w:szCs w:val="32"/>
         </w:rPr>
       </w:pPr>
-    </w:p>
-    <w:p>
-      <w:pPr>
-        <w:spacing w:before="0" w:after="0" w:line="240" w:lineRule="auto"/>
-        <w:jc w:val="right"/>
-        <w:rPr>
-          <w:rFonts w:ascii="TH SarabunPSK" w:hAnsi="TH SarabunPSK" w:cs="TH SarabunPSK"/>
-          <w:color w:val="000000" w:themeColor="text1"/>
-          <w:sz w:val="32"/>
-          <w:szCs w:val="32"/>
-        </w:rPr>
-      </w:pPr>
-      <w:r>
-        <w:rPr>
-          <w:rFonts w:ascii="TH SarabunPSK" w:hAnsi="TH SarabunPSK" w:cs="TH SarabunPSK" w:hint="cs"/>
-          <w:color w:val="000000" w:themeColor="text1"/>
-          <w:sz w:val="32"/>
-          <w:szCs w:val="32"/>
-          <w:cs/>
-        </w:rPr>
-        <w:t xml:space="preserve">งานห้องปฏิบัติการเทคนิคการแพทย์</w:t>
-      </w:r>
     </w:p>
     <w:p>
       <w:pPr>
@@ -1818,7 +1774,7 @@
           <w:szCs w:val="32"/>
           <w:cs/>
         </w:rPr>
-        <w:t xml:space="preserve">เดิมการควบคุมเอกสารคุณภาพของงานห้องปฏิบัติการเทคนิคการแพทย์ใช้แฟ้มกระดาษเป็นหลัก ทำให้เกิดปัญหาที่พบบ่อยคือ ผู้ปฏิบัติงานหยิบเอกสารฉบับที่ยกเลิกแล้วไปใช้ ไม่มีหลักฐานว่าผู้ใดได้รับทราบเอกสารฉบับใด ค้นหาเอกสารย้อนหลังได้ยาก และเมื่อถึงรอบตรวจประเมินต้องใช้เวลารวบรวมหลักฐานจำนวนมาก</w:t>
+        <w:t xml:space="preserve">เดิมการควบคุมเอกสารคุณภาพของฝ่ายสหเวชศาสตร์ใช้แฟ้มกระดาษเป็นหลัก ทำให้เกิดปัญหาที่พบบ่อยคือ ผู้ปฏิบัติงานหยิบเอกสารฉบับที่ยกเลิกแล้วไปใช้ ไม่มีหลักฐานว่าผู้ใดได้รับทราบเอกสารฉบับใด ค้นหาเอกสารย้อนหลังได้ยาก และเมื่อถึงรอบตรวจประเมินต้องใช้เวลารวบรวมหลักฐานจำนวนมาก</w:t>
       </w:r>
     </w:p>
     <w:p>
@@ -1840,7 +1796,7 @@
           <w:szCs w:val="32"/>
           <w:cs/>
         </w:rPr>
-        <w:t xml:space="preserve">ห้องปฏิบัติการจึงนำระบบทะเบียนเอกสารคุณภาพมาใช้ เพื่อให้เอกสารฉบับล่าสุดพร้อมใช้งาน ณ ทุกจุดปฏิบัติงาน มีการลงลายมือชื่ออิเล็กทรอนิกส์เมื่อรับทราบเอกสาร และมีร่องรอยการใช้งานที่ตรวจสอบย้อนกลับได้ทุกการกระทำ</w:t>
+        <w:t xml:space="preserve">ฝ่ายสหเวชศาสตร์จึงนำระบบทะเบียนเอกสารมาใช้ เพื่อให้เอกสารฉบับล่าสุดพร้อมใช้งาน ณ ทุกจุดปฏิบัติงาน มีการลงลายมือชื่ออิเล็กทรอนิกส์เมื่อรับทราบเอกสาร และมีร่องรอยการใช้งานที่ตรวจสอบย้อนกลับได้ทุกการกระทำ</w:t>
       </w:r>
     </w:p>
     <w:p>
@@ -2088,7 +2044,7 @@
           <w:szCs w:val="32"/>
           <w:cs/>
         </w:rPr>
-        <w:t xml:space="preserve">3. ห้องปฏิบัติการมีหลักฐานการควบคุมเอกสารที่ครบถ้วนสำหรับการตรวจประเมิน</w:t>
+        <w:t xml:space="preserve">3. ฝ่ายมีหลักฐานการควบคุมเอกสารที่ครบถ้วนสำหรับการตรวจประเมิน</w:t>
       </w:r>
     </w:p>
     <w:p>
@@ -2179,8 +2135,231 @@
           <w:szCs w:val="32"/>
           <w:cs/>
         </w:rPr>
-        <w:t xml:space="preserve">คู่มือฉบับนี้ครอบคลุมการควบคุมเอกสารคุณภาพและบันทึกของหมวดงานต่อไปนี้ที่จัดเก็บในระบบ</w:t>
+        <w:t xml:space="preserve">คู่มือฉบับนี้ครอบคลุมการควบคุมเอกสารคุณภาพและบันทึกของฝ่ายสหเวชศาสตร์ ซึ่งจัดเก็บในระบบสารสนเทศสองระบบที่ทำงานคู่กัน</w:t>
       </w:r>
+    </w:p>
+    <w:tbl>
+      <w:tblPr>
+        <w:tblStyle w:val="TableGrid"/>
+        <w:tblW w:w="9634" w:type="dxa"/>
+        <w:tblLook w:val="04A0" w:firstRow="1" w:lastRow="0" w:firstColumn="1" w:lastColumn="0" w:noHBand="0" w:noVBand="1"/>
+      </w:tblPr>
+      <w:tblGrid>
+        <w:gridCol w:w="4000"/>
+        <w:gridCol w:w="5634"/>
+      </w:tblGrid>
+      <w:tr>
+        <w:trPr>
+          <w:tblHeader/>
+        </w:trPr>
+        <w:tc>
+          <w:tcPr>
+            <w:tcW w:w="4000" w:type="dxa"/>
+            <w:shd w:val="clear" w:color="auto" w:fill="EDEDED"/>
+            <w:vAlign w:val="center"/>
+            <w:tcMar>
+              <w:top w:w="40" w:type="dxa"/>
+              <w:bottom w:w="40" w:type="dxa"/>
+            </w:tcMar>
+          </w:tcPr>
+          <w:p>
+            <w:pPr>
+              <w:spacing w:before="0" w:after="0" w:line="240" w:lineRule="auto"/>
+              <w:jc w:val="center"/>
+              <w:rPr>
+                <w:rFonts w:ascii="TH SarabunPSK" w:hAnsi="TH SarabunPSK" w:cs="TH SarabunPSK"/>
+                <w:b/>
+                <w:bCs/>
+                <w:color w:val="000000" w:themeColor="text1"/>
+                <w:sz w:val="28"/>
+                <w:szCs w:val="28"/>
+              </w:rPr>
+            </w:pPr>
+            <w:r>
+              <w:rPr>
+                <w:rFonts w:ascii="TH SarabunPSK" w:hAnsi="TH SarabunPSK" w:cs="TH SarabunPSK" w:hint="cs"/>
+                <w:b/>
+                <w:bCs/>
+                <w:color w:val="000000" w:themeColor="text1"/>
+                <w:sz w:val="28"/>
+                <w:szCs w:val="28"/>
+                <w:cs/>
+              </w:rPr>
+              <w:t xml:space="preserve">ระบบ</w:t>
+            </w:r>
+          </w:p>
+        </w:tc>
+        <w:tc>
+          <w:tcPr>
+            <w:tcW w:w="5634" w:type="dxa"/>
+            <w:shd w:val="clear" w:color="auto" w:fill="EDEDED"/>
+            <w:vAlign w:val="center"/>
+            <w:tcMar>
+              <w:top w:w="40" w:type="dxa"/>
+              <w:bottom w:w="40" w:type="dxa"/>
+            </w:tcMar>
+          </w:tcPr>
+          <w:p>
+            <w:pPr>
+              <w:spacing w:before="0" w:after="0" w:line="240" w:lineRule="auto"/>
+              <w:jc w:val="center"/>
+              <w:rPr>
+                <w:rFonts w:ascii="TH SarabunPSK" w:hAnsi="TH SarabunPSK" w:cs="TH SarabunPSK"/>
+                <w:b/>
+                <w:bCs/>
+                <w:color w:val="000000" w:themeColor="text1"/>
+                <w:sz w:val="28"/>
+                <w:szCs w:val="28"/>
+              </w:rPr>
+            </w:pPr>
+            <w:r>
+              <w:rPr>
+                <w:rFonts w:ascii="TH SarabunPSK" w:hAnsi="TH SarabunPSK" w:cs="TH SarabunPSK" w:hint="cs"/>
+                <w:b/>
+                <w:bCs/>
+                <w:color w:val="000000" w:themeColor="text1"/>
+                <w:sz w:val="28"/>
+                <w:szCs w:val="28"/>
+                <w:cs/>
+              </w:rPr>
+              <w:t xml:space="preserve">ขอบเขตที่ดูแล</w:t>
+            </w:r>
+          </w:p>
+        </w:tc>
+      </w:tr>
+      <w:tr>
+        <w:tc>
+          <w:tcPr>
+            <w:tcW w:w="4000" w:type="dxa"/>
+            <w:vAlign w:val="center"/>
+            <w:tcMar>
+              <w:top w:w="40" w:type="dxa"/>
+              <w:bottom w:w="40" w:type="dxa"/>
+            </w:tcMar>
+          </w:tcPr>
+          <w:p>
+            <w:pPr>
+              <w:spacing w:before="0" w:after="0" w:line="240" w:lineRule="auto"/>
+              <w:rPr>
+                <w:rFonts w:ascii="TH SarabunPSK" w:hAnsi="TH SarabunPSK" w:cs="TH SarabunPSK"/>
+                <w:color w:val="000000" w:themeColor="text1"/>
+                <w:sz w:val="28"/>
+                <w:szCs w:val="28"/>
+              </w:rPr>
+            </w:pPr>
+            <w:r>
+              <w:rPr>
+                <w:rFonts w:ascii="TH SarabunPSK" w:hAnsi="TH SarabunPSK" w:cs="TH SarabunPSK" w:hint="cs"/>
+                <w:color w:val="000000" w:themeColor="text1"/>
+                <w:sz w:val="28"/>
+                <w:szCs w:val="28"/>
+                <w:cs/>
+              </w:rPr>
+              <w:t xml:space="preserve">ระบบทะเบียนเอกสารกลางฝ่ายสหเวชศาสตร์</w:t>
+            </w:r>
+          </w:p>
+        </w:tc>
+        <w:tc>
+          <w:tcPr>
+            <w:tcW w:w="5634" w:type="dxa"/>
+            <w:vAlign w:val="center"/>
+            <w:tcMar>
+              <w:top w:w="40" w:type="dxa"/>
+              <w:bottom w:w="40" w:type="dxa"/>
+            </w:tcMar>
+          </w:tcPr>
+          <w:p>
+            <w:pPr>
+              <w:spacing w:before="0" w:after="0" w:line="240" w:lineRule="auto"/>
+              <w:rPr>
+                <w:rFonts w:ascii="TH SarabunPSK" w:hAnsi="TH SarabunPSK" w:cs="TH SarabunPSK"/>
+                <w:color w:val="000000" w:themeColor="text1"/>
+                <w:sz w:val="28"/>
+                <w:szCs w:val="28"/>
+              </w:rPr>
+            </w:pPr>
+            <w:r>
+              <w:rPr>
+                <w:rFonts w:ascii="TH SarabunPSK" w:hAnsi="TH SarabunPSK" w:cs="TH SarabunPSK" w:hint="cs"/>
+                <w:color w:val="000000" w:themeColor="text1"/>
+                <w:sz w:val="28"/>
+                <w:szCs w:val="28"/>
+                <w:cs/>
+              </w:rPr>
+              <w:t xml:space="preserve">เอกสารระดับฝ่าย ครอบคลุม 4 งาน ได้แก่ ฝ่ายสหเวชศาสตร์ · งานห้องปฏิบัติการเทคนิคการแพทย์ · งานจุลชีววิทยา · งานเวชศาสตร์การบริการโลหิต</w:t>
+            </w:r>
+          </w:p>
+        </w:tc>
+      </w:tr>
+      <w:tr>
+        <w:tc>
+          <w:tcPr>
+            <w:tcW w:w="4000" w:type="dxa"/>
+            <w:vAlign w:val="center"/>
+            <w:tcMar>
+              <w:top w:w="40" w:type="dxa"/>
+              <w:bottom w:w="40" w:type="dxa"/>
+            </w:tcMar>
+          </w:tcPr>
+          <w:p>
+            <w:pPr>
+              <w:spacing w:before="0" w:after="0" w:line="240" w:lineRule="auto"/>
+              <w:rPr>
+                <w:rFonts w:ascii="TH SarabunPSK" w:hAnsi="TH SarabunPSK" w:cs="TH SarabunPSK"/>
+                <w:color w:val="000000" w:themeColor="text1"/>
+                <w:sz w:val="28"/>
+                <w:szCs w:val="28"/>
+              </w:rPr>
+            </w:pPr>
+            <w:r>
+              <w:rPr>
+                <w:rFonts w:ascii="TH SarabunPSK" w:hAnsi="TH SarabunPSK" w:cs="TH SarabunPSK" w:hint="cs"/>
+                <w:color w:val="000000" w:themeColor="text1"/>
+                <w:sz w:val="28"/>
+                <w:szCs w:val="28"/>
+                <w:cs/>
+              </w:rPr>
+              <w:t xml:space="preserve">ระบบทะเบียนเอกสารคุณภาพห้องปฏิบัติการเทคนิคการแพทย์</w:t>
+            </w:r>
+          </w:p>
+        </w:tc>
+        <w:tc>
+          <w:tcPr>
+            <w:tcW w:w="5634" w:type="dxa"/>
+            <w:vAlign w:val="center"/>
+            <w:tcMar>
+              <w:top w:w="40" w:type="dxa"/>
+              <w:bottom w:w="40" w:type="dxa"/>
+            </w:tcMar>
+          </w:tcPr>
+          <w:p>
+            <w:pPr>
+              <w:spacing w:before="0" w:after="0" w:line="240" w:lineRule="auto"/>
+              <w:rPr>
+                <w:rFonts w:ascii="TH SarabunPSK" w:hAnsi="TH SarabunPSK" w:cs="TH SarabunPSK"/>
+                <w:color w:val="000000" w:themeColor="text1"/>
+                <w:sz w:val="28"/>
+                <w:szCs w:val="28"/>
+              </w:rPr>
+            </w:pPr>
+            <w:r>
+              <w:rPr>
+                <w:rFonts w:ascii="TH SarabunPSK" w:hAnsi="TH SarabunPSK" w:cs="TH SarabunPSK" w:hint="cs"/>
+                <w:color w:val="000000" w:themeColor="text1"/>
+                <w:sz w:val="28"/>
+                <w:szCs w:val="28"/>
+                <w:cs/>
+              </w:rPr>
+              <w:t xml:space="preserve">เอกสารปฏิบัติการของงานห้องปฏิบัติการเทคนิคการแพทย์ แยกเป็น 12 หมวดงาน</w:t>
+            </w:r>
+          </w:p>
+        </w:tc>
+      </w:tr>
+    </w:tbl>
+    <w:p>
+      <w:pPr>
+        <w:spacing w:before="0" w:after="0" w:line="240" w:lineRule="auto"/>
+      </w:pPr>
     </w:p>
     <w:p>
       <w:pPr>
@@ -2201,7 +2380,867 @@
           <w:szCs w:val="32"/>
           <w:cs/>
         </w:rPr>
-        <w:t xml:space="preserve">งานห้องปฏิบัติการเทคนิคการแพทย์ · รับสิ่งส่งตรวจและห้องปฏิบัติการส่งต่อ · โลหิตวิทยา · จุลทรรศนศาสตร์และปรสิตวิทยา · เคมีคลินิก · ภูมิคุ้มกันวิทยา · บริหารสิ่งส่งตรวจและบริการผู้ป่วยนอก · บริหารจัดการสิ่งส่งตรวจและบริการศูนย์การแพทย์ · บริหารจัดการเครื่องมือ ณ จุดดูแลผู้ป่วย · ศูนย์ปฏิบัติการตรวจวินิจฉัยทางการแพทย์ · ธุรการและคลังพัสดุห้องปฏิบัติการ · เวชสารสนเทศห้องปฏิบัติการ</w:t>
+        <w:t xml:space="preserve">หมวดงานทั้ง 12 ของงานห้องปฏิบัติการเทคนิคการแพทย์ ได้แก่ งานห้องปฏิบัติการเทคนิคการแพทย์ · รับสิ่งส่งตรวจและห้องปฏิบัติการส่งต่อ · โลหิตวิทยา · จุลทรรศนศาสตร์และปรสิตวิทยา · เคมีคลินิก · ภูมิคุ้มกันวิทยา · บริหารสิ่งส่งตรวจและบริการผู้ป่วยนอก · บริหารจัดการสิ่งส่งตรวจและบริการศูนย์การแพทย์ · บริหารจัดการเครื่องมือ ณ จุดดูแลผู้ป่วย · ศูนย์ปฏิบัติการตรวจวินิจฉัยทางการแพทย์ · ธุรการและคลังพัสดุห้องปฏิบัติการ · เวชสารสนเทศห้องปฏิบัติการ</w:t>
+      </w:r>
+    </w:p>
+    <w:p>
+      <w:pPr>
+        <w:spacing w:before="100" w:beforeAutospacing="1" w:after="100" w:afterAutospacing="1"/>
+        <w:ind w:left="360"/>
+        <w:rPr>
+          <w:rFonts w:ascii="TH SarabunPSK" w:hAnsi="TH SarabunPSK" w:cs="TH SarabunPSK"/>
+          <w:color w:val="000000" w:themeColor="text1"/>
+          <w:sz w:val="32"/>
+          <w:szCs w:val="32"/>
+        </w:rPr>
+      </w:pPr>
+      <w:r>
+        <w:rPr>
+          <w:rFonts w:ascii="TH SarabunPSK" w:hAnsi="TH SarabunPSK" w:cs="TH SarabunPSK" w:hint="cs"/>
+          <w:color w:val="000000" w:themeColor="text1"/>
+          <w:sz w:val="32"/>
+          <w:szCs w:val="32"/>
+          <w:cs/>
+        </w:rPr>
+        <w:t xml:space="preserve">หลักเกณฑ์ส่วนใหญ่ในคู่มือฉบับนี้ใช้ได้กับทั้งสองระบบเหมือนกัน ส่วนที่ทั้งสองระบบทำงานต่างกันมี 5 เรื่อง สรุปไว้ในตารางด้านล่าง และอธิบายไว้ในหัวข้อที่เกี่ยวข้องของบทที่ 3 ผู้ปฏิบัติงานต้องดูให้ตรงกับระบบที่ตนใช้</w:t>
+      </w:r>
+    </w:p>
+    <w:tbl>
+      <w:tblPr>
+        <w:tblStyle w:val="TableGrid"/>
+        <w:tblW w:w="9634" w:type="dxa"/>
+        <w:tblLook w:val="04A0" w:firstRow="1" w:lastRow="0" w:firstColumn="1" w:lastColumn="0" w:noHBand="0" w:noVBand="1"/>
+      </w:tblPr>
+      <w:tblGrid>
+        <w:gridCol w:w="2800"/>
+        <w:gridCol w:w="2600"/>
+        <w:gridCol w:w="2834"/>
+        <w:gridCol w:w="1400"/>
+      </w:tblGrid>
+      <w:tr>
+        <w:trPr>
+          <w:tblHeader/>
+        </w:trPr>
+        <w:tc>
+          <w:tcPr>
+            <w:tcW w:w="2800" w:type="dxa"/>
+            <w:shd w:val="clear" w:color="auto" w:fill="EDEDED"/>
+            <w:vAlign w:val="center"/>
+            <w:tcMar>
+              <w:top w:w="40" w:type="dxa"/>
+              <w:bottom w:w="40" w:type="dxa"/>
+            </w:tcMar>
+          </w:tcPr>
+          <w:p>
+            <w:pPr>
+              <w:spacing w:before="0" w:after="0" w:line="240" w:lineRule="auto"/>
+              <w:jc w:val="center"/>
+              <w:rPr>
+                <w:rFonts w:ascii="TH SarabunPSK" w:hAnsi="TH SarabunPSK" w:cs="TH SarabunPSK"/>
+                <w:b/>
+                <w:bCs/>
+                <w:color w:val="000000" w:themeColor="text1"/>
+                <w:sz w:val="28"/>
+                <w:szCs w:val="28"/>
+              </w:rPr>
+            </w:pPr>
+            <w:r>
+              <w:rPr>
+                <w:rFonts w:ascii="TH SarabunPSK" w:hAnsi="TH SarabunPSK" w:cs="TH SarabunPSK" w:hint="cs"/>
+                <w:b/>
+                <w:bCs/>
+                <w:color w:val="000000" w:themeColor="text1"/>
+                <w:sz w:val="28"/>
+                <w:szCs w:val="28"/>
+                <w:cs/>
+              </w:rPr>
+              <w:t xml:space="preserve">เรื่อง</w:t>
+            </w:r>
+          </w:p>
+        </w:tc>
+        <w:tc>
+          <w:tcPr>
+            <w:tcW w:w="2600" w:type="dxa"/>
+            <w:shd w:val="clear" w:color="auto" w:fill="EDEDED"/>
+            <w:vAlign w:val="center"/>
+            <w:tcMar>
+              <w:top w:w="40" w:type="dxa"/>
+              <w:bottom w:w="40" w:type="dxa"/>
+            </w:tcMar>
+          </w:tcPr>
+          <w:p>
+            <w:pPr>
+              <w:spacing w:before="0" w:after="0" w:line="240" w:lineRule="auto"/>
+              <w:jc w:val="center"/>
+              <w:rPr>
+                <w:rFonts w:ascii="TH SarabunPSK" w:hAnsi="TH SarabunPSK" w:cs="TH SarabunPSK"/>
+                <w:b/>
+                <w:bCs/>
+                <w:color w:val="000000" w:themeColor="text1"/>
+                <w:sz w:val="28"/>
+                <w:szCs w:val="28"/>
+              </w:rPr>
+            </w:pPr>
+            <w:r>
+              <w:rPr>
+                <w:rFonts w:ascii="TH SarabunPSK" w:hAnsi="TH SarabunPSK" w:cs="TH SarabunPSK" w:hint="cs"/>
+                <w:b/>
+                <w:bCs/>
+                <w:color w:val="000000" w:themeColor="text1"/>
+                <w:sz w:val="28"/>
+                <w:szCs w:val="28"/>
+                <w:cs/>
+              </w:rPr>
+              <w:t xml:space="preserve">ทะเบียนกลางฝ่าย</w:t>
+            </w:r>
+          </w:p>
+        </w:tc>
+        <w:tc>
+          <w:tcPr>
+            <w:tcW w:w="2834" w:type="dxa"/>
+            <w:shd w:val="clear" w:color="auto" w:fill="EDEDED"/>
+            <w:vAlign w:val="center"/>
+            <w:tcMar>
+              <w:top w:w="40" w:type="dxa"/>
+              <w:bottom w:w="40" w:type="dxa"/>
+            </w:tcMar>
+          </w:tcPr>
+          <w:p>
+            <w:pPr>
+              <w:spacing w:before="0" w:after="0" w:line="240" w:lineRule="auto"/>
+              <w:jc w:val="center"/>
+              <w:rPr>
+                <w:rFonts w:ascii="TH SarabunPSK" w:hAnsi="TH SarabunPSK" w:cs="TH SarabunPSK"/>
+                <w:b/>
+                <w:bCs/>
+                <w:color w:val="000000" w:themeColor="text1"/>
+                <w:sz w:val="28"/>
+                <w:szCs w:val="28"/>
+              </w:rPr>
+            </w:pPr>
+            <w:r>
+              <w:rPr>
+                <w:rFonts w:ascii="TH SarabunPSK" w:hAnsi="TH SarabunPSK" w:cs="TH SarabunPSK" w:hint="cs"/>
+                <w:b/>
+                <w:bCs/>
+                <w:color w:val="000000" w:themeColor="text1"/>
+                <w:sz w:val="28"/>
+                <w:szCs w:val="28"/>
+                <w:cs/>
+              </w:rPr>
+              <w:t xml:space="preserve">ทะเบียนห้องปฏิบัติการ</w:t>
+            </w:r>
+          </w:p>
+        </w:tc>
+        <w:tc>
+          <w:tcPr>
+            <w:tcW w:w="1400" w:type="dxa"/>
+            <w:shd w:val="clear" w:color="auto" w:fill="EDEDED"/>
+            <w:vAlign w:val="center"/>
+            <w:tcMar>
+              <w:top w:w="40" w:type="dxa"/>
+              <w:bottom w:w="40" w:type="dxa"/>
+            </w:tcMar>
+          </w:tcPr>
+          <w:p>
+            <w:pPr>
+              <w:spacing w:before="0" w:after="0" w:line="240" w:lineRule="auto"/>
+              <w:jc w:val="center"/>
+              <w:rPr>
+                <w:rFonts w:ascii="TH SarabunPSK" w:hAnsi="TH SarabunPSK" w:cs="TH SarabunPSK"/>
+                <w:b/>
+                <w:bCs/>
+                <w:color w:val="000000" w:themeColor="text1"/>
+                <w:sz w:val="28"/>
+                <w:szCs w:val="28"/>
+              </w:rPr>
+            </w:pPr>
+            <w:r>
+              <w:rPr>
+                <w:rFonts w:ascii="TH SarabunPSK" w:hAnsi="TH SarabunPSK" w:cs="TH SarabunPSK" w:hint="cs"/>
+                <w:b/>
+                <w:bCs/>
+                <w:color w:val="000000" w:themeColor="text1"/>
+                <w:sz w:val="28"/>
+                <w:szCs w:val="28"/>
+                <w:cs/>
+              </w:rPr>
+              <w:t xml:space="preserve">หัวข้อ</w:t>
+            </w:r>
+          </w:p>
+        </w:tc>
+      </w:tr>
+      <w:tr>
+        <w:tc>
+          <w:tcPr>
+            <w:tcW w:w="2800" w:type="dxa"/>
+            <w:vAlign w:val="center"/>
+            <w:tcMar>
+              <w:top w:w="40" w:type="dxa"/>
+              <w:bottom w:w="40" w:type="dxa"/>
+            </w:tcMar>
+          </w:tcPr>
+          <w:p>
+            <w:pPr>
+              <w:spacing w:before="0" w:after="0" w:line="240" w:lineRule="auto"/>
+              <w:rPr>
+                <w:rFonts w:ascii="TH SarabunPSK" w:hAnsi="TH SarabunPSK" w:cs="TH SarabunPSK"/>
+                <w:color w:val="000000" w:themeColor="text1"/>
+                <w:sz w:val="28"/>
+                <w:szCs w:val="28"/>
+              </w:rPr>
+            </w:pPr>
+            <w:r>
+              <w:rPr>
+                <w:rFonts w:ascii="TH SarabunPSK" w:hAnsi="TH SarabunPSK" w:cs="TH SarabunPSK" w:hint="cs"/>
+                <w:color w:val="000000" w:themeColor="text1"/>
+                <w:sz w:val="28"/>
+                <w:szCs w:val="28"/>
+                <w:cs/>
+              </w:rPr>
+              <w:t xml:space="preserve">จำนวนสถานะเอกสาร</w:t>
+            </w:r>
+          </w:p>
+        </w:tc>
+        <w:tc>
+          <w:tcPr>
+            <w:tcW w:w="2600" w:type="dxa"/>
+            <w:vAlign w:val="center"/>
+            <w:tcMar>
+              <w:top w:w="40" w:type="dxa"/>
+              <w:bottom w:w="40" w:type="dxa"/>
+            </w:tcMar>
+          </w:tcPr>
+          <w:p>
+            <w:pPr>
+              <w:spacing w:before="0" w:after="0" w:line="240" w:lineRule="auto"/>
+              <w:jc w:val="center"/>
+              <w:rPr>
+                <w:rFonts w:ascii="TH SarabunPSK" w:hAnsi="TH SarabunPSK" w:cs="TH SarabunPSK"/>
+                <w:color w:val="000000" w:themeColor="text1"/>
+                <w:sz w:val="28"/>
+                <w:szCs w:val="28"/>
+              </w:rPr>
+            </w:pPr>
+            <w:r>
+              <w:rPr>
+                <w:rFonts w:ascii="TH SarabunPSK" w:hAnsi="TH SarabunPSK" w:cs="TH SarabunPSK" w:hint="cs"/>
+                <w:color w:val="000000" w:themeColor="text1"/>
+                <w:sz w:val="28"/>
+                <w:szCs w:val="28"/>
+                <w:cs/>
+              </w:rPr>
+              <w:t xml:space="preserve">4 สถานะ</w:t>
+            </w:r>
+          </w:p>
+        </w:tc>
+        <w:tc>
+          <w:tcPr>
+            <w:tcW w:w="2834" w:type="dxa"/>
+            <w:vAlign w:val="center"/>
+            <w:tcMar>
+              <w:top w:w="40" w:type="dxa"/>
+              <w:bottom w:w="40" w:type="dxa"/>
+            </w:tcMar>
+          </w:tcPr>
+          <w:p>
+            <w:pPr>
+              <w:spacing w:before="0" w:after="0" w:line="240" w:lineRule="auto"/>
+              <w:jc w:val="center"/>
+              <w:rPr>
+                <w:rFonts w:ascii="TH SarabunPSK" w:hAnsi="TH SarabunPSK" w:cs="TH SarabunPSK"/>
+                <w:color w:val="000000" w:themeColor="text1"/>
+                <w:sz w:val="28"/>
+                <w:szCs w:val="28"/>
+              </w:rPr>
+            </w:pPr>
+            <w:r>
+              <w:rPr>
+                <w:rFonts w:ascii="TH SarabunPSK" w:hAnsi="TH SarabunPSK" w:cs="TH SarabunPSK" w:hint="cs"/>
+                <w:color w:val="000000" w:themeColor="text1"/>
+                <w:sz w:val="28"/>
+                <w:szCs w:val="28"/>
+                <w:cs/>
+              </w:rPr>
+              <w:t xml:space="preserve">6 สถานะ</w:t>
+            </w:r>
+          </w:p>
+        </w:tc>
+        <w:tc>
+          <w:tcPr>
+            <w:tcW w:w="1400" w:type="dxa"/>
+            <w:vAlign w:val="center"/>
+            <w:tcMar>
+              <w:top w:w="40" w:type="dxa"/>
+              <w:bottom w:w="40" w:type="dxa"/>
+            </w:tcMar>
+          </w:tcPr>
+          <w:p>
+            <w:pPr>
+              <w:spacing w:before="0" w:after="0" w:line="240" w:lineRule="auto"/>
+              <w:jc w:val="center"/>
+              <w:rPr>
+                <w:rFonts w:ascii="TH SarabunPSK" w:hAnsi="TH SarabunPSK" w:cs="TH SarabunPSK"/>
+                <w:color w:val="000000" w:themeColor="text1"/>
+                <w:sz w:val="28"/>
+                <w:szCs w:val="28"/>
+              </w:rPr>
+            </w:pPr>
+            <w:r>
+              <w:rPr>
+                <w:rFonts w:ascii="TH SarabunPSK" w:hAnsi="TH SarabunPSK" w:cs="TH SarabunPSK" w:hint="cs"/>
+                <w:color w:val="000000" w:themeColor="text1"/>
+                <w:sz w:val="28"/>
+                <w:szCs w:val="28"/>
+                <w:cs/>
+              </w:rPr>
+              <w:t xml:space="preserve">3.4</w:t>
+            </w:r>
+          </w:p>
+        </w:tc>
+      </w:tr>
+      <w:tr>
+        <w:tc>
+          <w:tcPr>
+            <w:tcW w:w="2800" w:type="dxa"/>
+            <w:vAlign w:val="center"/>
+            <w:tcMar>
+              <w:top w:w="40" w:type="dxa"/>
+              <w:bottom w:w="40" w:type="dxa"/>
+            </w:tcMar>
+          </w:tcPr>
+          <w:p>
+            <w:pPr>
+              <w:spacing w:before="0" w:after="0" w:line="240" w:lineRule="auto"/>
+              <w:rPr>
+                <w:rFonts w:ascii="TH SarabunPSK" w:hAnsi="TH SarabunPSK" w:cs="TH SarabunPSK"/>
+                <w:color w:val="000000" w:themeColor="text1"/>
+                <w:sz w:val="28"/>
+                <w:szCs w:val="28"/>
+              </w:rPr>
+            </w:pPr>
+            <w:r>
+              <w:rPr>
+                <w:rFonts w:ascii="TH SarabunPSK" w:hAnsi="TH SarabunPSK" w:cs="TH SarabunPSK" w:hint="cs"/>
+                <w:color w:val="000000" w:themeColor="text1"/>
+                <w:sz w:val="28"/>
+                <w:szCs w:val="28"/>
+                <w:cs/>
+              </w:rPr>
+              <w:t xml:space="preserve">การรับทราบเอกสาร</w:t>
+            </w:r>
+          </w:p>
+        </w:tc>
+        <w:tc>
+          <w:tcPr>
+            <w:tcW w:w="2600" w:type="dxa"/>
+            <w:vAlign w:val="center"/>
+            <w:tcMar>
+              <w:top w:w="40" w:type="dxa"/>
+              <w:bottom w:w="40" w:type="dxa"/>
+            </w:tcMar>
+          </w:tcPr>
+          <w:p>
+            <w:pPr>
+              <w:spacing w:before="0" w:after="0" w:line="240" w:lineRule="auto"/>
+              <w:jc w:val="center"/>
+              <w:rPr>
+                <w:rFonts w:ascii="TH SarabunPSK" w:hAnsi="TH SarabunPSK" w:cs="TH SarabunPSK"/>
+                <w:color w:val="000000" w:themeColor="text1"/>
+                <w:sz w:val="28"/>
+                <w:szCs w:val="28"/>
+              </w:rPr>
+            </w:pPr>
+            <w:r>
+              <w:rPr>
+                <w:rFonts w:ascii="TH SarabunPSK" w:hAnsi="TH SarabunPSK" w:cs="TH SarabunPSK" w:hint="cs"/>
+                <w:color w:val="000000" w:themeColor="text1"/>
+                <w:sz w:val="28"/>
+                <w:szCs w:val="28"/>
+                <w:cs/>
+              </w:rPr>
+              <w:t xml:space="preserve">กดรับทราบได้ทันที</w:t>
+            </w:r>
+          </w:p>
+        </w:tc>
+        <w:tc>
+          <w:tcPr>
+            <w:tcW w:w="2834" w:type="dxa"/>
+            <w:vAlign w:val="center"/>
+            <w:tcMar>
+              <w:top w:w="40" w:type="dxa"/>
+              <w:bottom w:w="40" w:type="dxa"/>
+            </w:tcMar>
+          </w:tcPr>
+          <w:p>
+            <w:pPr>
+              <w:spacing w:before="0" w:after="0" w:line="240" w:lineRule="auto"/>
+              <w:jc w:val="center"/>
+              <w:rPr>
+                <w:rFonts w:ascii="TH SarabunPSK" w:hAnsi="TH SarabunPSK" w:cs="TH SarabunPSK"/>
+                <w:color w:val="000000" w:themeColor="text1"/>
+                <w:sz w:val="28"/>
+                <w:szCs w:val="28"/>
+              </w:rPr>
+            </w:pPr>
+            <w:r>
+              <w:rPr>
+                <w:rFonts w:ascii="TH SarabunPSK" w:hAnsi="TH SarabunPSK" w:cs="TH SarabunPSK" w:hint="cs"/>
+                <w:color w:val="000000" w:themeColor="text1"/>
+                <w:sz w:val="28"/>
+                <w:szCs w:val="28"/>
+                <w:cs/>
+              </w:rPr>
+              <w:t xml:space="preserve">ต้องกรอกรหัสผ่านซ้ำ</w:t>
+            </w:r>
+          </w:p>
+        </w:tc>
+        <w:tc>
+          <w:tcPr>
+            <w:tcW w:w="1400" w:type="dxa"/>
+            <w:vAlign w:val="center"/>
+            <w:tcMar>
+              <w:top w:w="40" w:type="dxa"/>
+              <w:bottom w:w="40" w:type="dxa"/>
+            </w:tcMar>
+          </w:tcPr>
+          <w:p>
+            <w:pPr>
+              <w:spacing w:before="0" w:after="0" w:line="240" w:lineRule="auto"/>
+              <w:jc w:val="center"/>
+              <w:rPr>
+                <w:rFonts w:ascii="TH SarabunPSK" w:hAnsi="TH SarabunPSK" w:cs="TH SarabunPSK"/>
+                <w:color w:val="000000" w:themeColor="text1"/>
+                <w:sz w:val="28"/>
+                <w:szCs w:val="28"/>
+              </w:rPr>
+            </w:pPr>
+            <w:r>
+              <w:rPr>
+                <w:rFonts w:ascii="TH SarabunPSK" w:hAnsi="TH SarabunPSK" w:cs="TH SarabunPSK" w:hint="cs"/>
+                <w:color w:val="000000" w:themeColor="text1"/>
+                <w:sz w:val="28"/>
+                <w:szCs w:val="28"/>
+                <w:cs/>
+              </w:rPr>
+              <w:t xml:space="preserve">3.7</w:t>
+            </w:r>
+          </w:p>
+        </w:tc>
+      </w:tr>
+      <w:tr>
+        <w:tc>
+          <w:tcPr>
+            <w:tcW w:w="2800" w:type="dxa"/>
+            <w:vAlign w:val="center"/>
+            <w:tcMar>
+              <w:top w:w="40" w:type="dxa"/>
+              <w:bottom w:w="40" w:type="dxa"/>
+            </w:tcMar>
+          </w:tcPr>
+          <w:p>
+            <w:pPr>
+              <w:spacing w:before="0" w:after="0" w:line="240" w:lineRule="auto"/>
+              <w:rPr>
+                <w:rFonts w:ascii="TH SarabunPSK" w:hAnsi="TH SarabunPSK" w:cs="TH SarabunPSK"/>
+                <w:color w:val="000000" w:themeColor="text1"/>
+                <w:sz w:val="28"/>
+                <w:szCs w:val="28"/>
+              </w:rPr>
+            </w:pPr>
+            <w:r>
+              <w:rPr>
+                <w:rFonts w:ascii="TH SarabunPSK" w:hAnsi="TH SarabunPSK" w:cs="TH SarabunPSK" w:hint="cs"/>
+                <w:color w:val="000000" w:themeColor="text1"/>
+                <w:sz w:val="28"/>
+                <w:szCs w:val="28"/>
+                <w:cs/>
+              </w:rPr>
+              <w:t xml:space="preserve">ประวัติการรับทราบ</w:t>
+            </w:r>
+          </w:p>
+        </w:tc>
+        <w:tc>
+          <w:tcPr>
+            <w:tcW w:w="2600" w:type="dxa"/>
+            <w:vAlign w:val="center"/>
+            <w:tcMar>
+              <w:top w:w="40" w:type="dxa"/>
+              <w:bottom w:w="40" w:type="dxa"/>
+            </w:tcMar>
+          </w:tcPr>
+          <w:p>
+            <w:pPr>
+              <w:spacing w:before="0" w:after="0" w:line="240" w:lineRule="auto"/>
+              <w:jc w:val="center"/>
+              <w:rPr>
+                <w:rFonts w:ascii="TH SarabunPSK" w:hAnsi="TH SarabunPSK" w:cs="TH SarabunPSK"/>
+                <w:color w:val="000000" w:themeColor="text1"/>
+                <w:sz w:val="28"/>
+                <w:szCs w:val="28"/>
+              </w:rPr>
+            </w:pPr>
+            <w:r>
+              <w:rPr>
+                <w:rFonts w:ascii="TH SarabunPSK" w:hAnsi="TH SarabunPSK" w:cs="TH SarabunPSK" w:hint="cs"/>
+                <w:color w:val="000000" w:themeColor="text1"/>
+                <w:sz w:val="28"/>
+                <w:szCs w:val="28"/>
+                <w:cs/>
+              </w:rPr>
+              <w:t xml:space="preserve">เก็บเฉพาะครั้งล่าสุด</w:t>
+            </w:r>
+          </w:p>
+        </w:tc>
+        <w:tc>
+          <w:tcPr>
+            <w:tcW w:w="2834" w:type="dxa"/>
+            <w:vAlign w:val="center"/>
+            <w:tcMar>
+              <w:top w:w="40" w:type="dxa"/>
+              <w:bottom w:w="40" w:type="dxa"/>
+            </w:tcMar>
+          </w:tcPr>
+          <w:p>
+            <w:pPr>
+              <w:spacing w:before="0" w:after="0" w:line="240" w:lineRule="auto"/>
+              <w:jc w:val="center"/>
+              <w:rPr>
+                <w:rFonts w:ascii="TH SarabunPSK" w:hAnsi="TH SarabunPSK" w:cs="TH SarabunPSK"/>
+                <w:color w:val="000000" w:themeColor="text1"/>
+                <w:sz w:val="28"/>
+                <w:szCs w:val="28"/>
+              </w:rPr>
+            </w:pPr>
+            <w:r>
+              <w:rPr>
+                <w:rFonts w:ascii="TH SarabunPSK" w:hAnsi="TH SarabunPSK" w:cs="TH SarabunPSK" w:hint="cs"/>
+                <w:color w:val="000000" w:themeColor="text1"/>
+                <w:sz w:val="28"/>
+                <w:szCs w:val="28"/>
+                <w:cs/>
+              </w:rPr>
+              <w:t xml:space="preserve">เก็บครบทุกฉบับแก้ไข</w:t>
+            </w:r>
+          </w:p>
+        </w:tc>
+        <w:tc>
+          <w:tcPr>
+            <w:tcW w:w="1400" w:type="dxa"/>
+            <w:vAlign w:val="center"/>
+            <w:tcMar>
+              <w:top w:w="40" w:type="dxa"/>
+              <w:bottom w:w="40" w:type="dxa"/>
+            </w:tcMar>
+          </w:tcPr>
+          <w:p>
+            <w:pPr>
+              <w:spacing w:before="0" w:after="0" w:line="240" w:lineRule="auto"/>
+              <w:jc w:val="center"/>
+              <w:rPr>
+                <w:rFonts w:ascii="TH SarabunPSK" w:hAnsi="TH SarabunPSK" w:cs="TH SarabunPSK"/>
+                <w:color w:val="000000" w:themeColor="text1"/>
+                <w:sz w:val="28"/>
+                <w:szCs w:val="28"/>
+              </w:rPr>
+            </w:pPr>
+            <w:r>
+              <w:rPr>
+                <w:rFonts w:ascii="TH SarabunPSK" w:hAnsi="TH SarabunPSK" w:cs="TH SarabunPSK" w:hint="cs"/>
+                <w:color w:val="000000" w:themeColor="text1"/>
+                <w:sz w:val="28"/>
+                <w:szCs w:val="28"/>
+                <w:cs/>
+              </w:rPr>
+              <w:t xml:space="preserve">3.7</w:t>
+            </w:r>
+          </w:p>
+        </w:tc>
+      </w:tr>
+      <w:tr>
+        <w:tc>
+          <w:tcPr>
+            <w:tcW w:w="2800" w:type="dxa"/>
+            <w:vAlign w:val="center"/>
+            <w:tcMar>
+              <w:top w:w="40" w:type="dxa"/>
+              <w:bottom w:w="40" w:type="dxa"/>
+            </w:tcMar>
+          </w:tcPr>
+          <w:p>
+            <w:pPr>
+              <w:spacing w:before="0" w:after="0" w:line="240" w:lineRule="auto"/>
+              <w:rPr>
+                <w:rFonts w:ascii="TH SarabunPSK" w:hAnsi="TH SarabunPSK" w:cs="TH SarabunPSK"/>
+                <w:color w:val="000000" w:themeColor="text1"/>
+                <w:sz w:val="28"/>
+                <w:szCs w:val="28"/>
+              </w:rPr>
+            </w:pPr>
+            <w:r>
+              <w:rPr>
+                <w:rFonts w:ascii="TH SarabunPSK" w:hAnsi="TH SarabunPSK" w:cs="TH SarabunPSK" w:hint="cs"/>
+                <w:color w:val="000000" w:themeColor="text1"/>
+                <w:sz w:val="28"/>
+                <w:szCs w:val="28"/>
+                <w:cs/>
+              </w:rPr>
+              <w:t xml:space="preserve">ประเภทเอกสารที่ใช้จริง</w:t>
+            </w:r>
+          </w:p>
+        </w:tc>
+        <w:tc>
+          <w:tcPr>
+            <w:tcW w:w="2600" w:type="dxa"/>
+            <w:vAlign w:val="center"/>
+            <w:tcMar>
+              <w:top w:w="40" w:type="dxa"/>
+              <w:bottom w:w="40" w:type="dxa"/>
+            </w:tcMar>
+          </w:tcPr>
+          <w:p>
+            <w:pPr>
+              <w:spacing w:before="0" w:after="0" w:line="240" w:lineRule="auto"/>
+              <w:jc w:val="center"/>
+              <w:rPr>
+                <w:rFonts w:ascii="TH SarabunPSK" w:hAnsi="TH SarabunPSK" w:cs="TH SarabunPSK"/>
+                <w:color w:val="000000" w:themeColor="text1"/>
+                <w:sz w:val="28"/>
+                <w:szCs w:val="28"/>
+              </w:rPr>
+            </w:pPr>
+            <w:r>
+              <w:rPr>
+                <w:rFonts w:ascii="TH SarabunPSK" w:hAnsi="TH SarabunPSK" w:cs="TH SarabunPSK" w:hint="cs"/>
+                <w:color w:val="000000" w:themeColor="text1"/>
+                <w:sz w:val="28"/>
+                <w:szCs w:val="28"/>
+                <w:cs/>
+              </w:rPr>
+              <w:t xml:space="preserve">4 ประเภท</w:t>
+            </w:r>
+          </w:p>
+        </w:tc>
+        <w:tc>
+          <w:tcPr>
+            <w:tcW w:w="2834" w:type="dxa"/>
+            <w:vAlign w:val="center"/>
+            <w:tcMar>
+              <w:top w:w="40" w:type="dxa"/>
+              <w:bottom w:w="40" w:type="dxa"/>
+            </w:tcMar>
+          </w:tcPr>
+          <w:p>
+            <w:pPr>
+              <w:spacing w:before="0" w:after="0" w:line="240" w:lineRule="auto"/>
+              <w:jc w:val="center"/>
+              <w:rPr>
+                <w:rFonts w:ascii="TH SarabunPSK" w:hAnsi="TH SarabunPSK" w:cs="TH SarabunPSK"/>
+                <w:color w:val="000000" w:themeColor="text1"/>
+                <w:sz w:val="28"/>
+                <w:szCs w:val="28"/>
+              </w:rPr>
+            </w:pPr>
+            <w:r>
+              <w:rPr>
+                <w:rFonts w:ascii="TH SarabunPSK" w:hAnsi="TH SarabunPSK" w:cs="TH SarabunPSK" w:hint="cs"/>
+                <w:color w:val="000000" w:themeColor="text1"/>
+                <w:sz w:val="28"/>
+                <w:szCs w:val="28"/>
+                <w:cs/>
+              </w:rPr>
+              <w:t xml:space="preserve">9 ประเภท</w:t>
+            </w:r>
+          </w:p>
+        </w:tc>
+        <w:tc>
+          <w:tcPr>
+            <w:tcW w:w="1400" w:type="dxa"/>
+            <w:vAlign w:val="center"/>
+            <w:tcMar>
+              <w:top w:w="40" w:type="dxa"/>
+              <w:bottom w:w="40" w:type="dxa"/>
+            </w:tcMar>
+          </w:tcPr>
+          <w:p>
+            <w:pPr>
+              <w:spacing w:before="0" w:after="0" w:line="240" w:lineRule="auto"/>
+              <w:jc w:val="center"/>
+              <w:rPr>
+                <w:rFonts w:ascii="TH SarabunPSK" w:hAnsi="TH SarabunPSK" w:cs="TH SarabunPSK"/>
+                <w:color w:val="000000" w:themeColor="text1"/>
+                <w:sz w:val="28"/>
+                <w:szCs w:val="28"/>
+              </w:rPr>
+            </w:pPr>
+            <w:r>
+              <w:rPr>
+                <w:rFonts w:ascii="TH SarabunPSK" w:hAnsi="TH SarabunPSK" w:cs="TH SarabunPSK" w:hint="cs"/>
+                <w:color w:val="000000" w:themeColor="text1"/>
+                <w:sz w:val="28"/>
+                <w:szCs w:val="28"/>
+                <w:cs/>
+              </w:rPr>
+              <w:t xml:space="preserve">2.2</w:t>
+            </w:r>
+          </w:p>
+        </w:tc>
+      </w:tr>
+      <w:tr>
+        <w:tc>
+          <w:tcPr>
+            <w:tcW w:w="2800" w:type="dxa"/>
+            <w:vAlign w:val="center"/>
+            <w:tcMar>
+              <w:top w:w="40" w:type="dxa"/>
+              <w:bottom w:w="40" w:type="dxa"/>
+            </w:tcMar>
+          </w:tcPr>
+          <w:p>
+            <w:pPr>
+              <w:spacing w:before="0" w:after="0" w:line="240" w:lineRule="auto"/>
+              <w:rPr>
+                <w:rFonts w:ascii="TH SarabunPSK" w:hAnsi="TH SarabunPSK" w:cs="TH SarabunPSK"/>
+                <w:color w:val="000000" w:themeColor="text1"/>
+                <w:sz w:val="28"/>
+                <w:szCs w:val="28"/>
+              </w:rPr>
+            </w:pPr>
+            <w:r>
+              <w:rPr>
+                <w:rFonts w:ascii="TH SarabunPSK" w:hAnsi="TH SarabunPSK" w:cs="TH SarabunPSK" w:hint="cs"/>
+                <w:color w:val="000000" w:themeColor="text1"/>
+                <w:sz w:val="28"/>
+                <w:szCs w:val="28"/>
+                <w:cs/>
+              </w:rPr>
+              <w:t xml:space="preserve">การแบ่งหน่วยงาน</w:t>
+            </w:r>
+          </w:p>
+        </w:tc>
+        <w:tc>
+          <w:tcPr>
+            <w:tcW w:w="2600" w:type="dxa"/>
+            <w:vAlign w:val="center"/>
+            <w:tcMar>
+              <w:top w:w="40" w:type="dxa"/>
+              <w:bottom w:w="40" w:type="dxa"/>
+            </w:tcMar>
+          </w:tcPr>
+          <w:p>
+            <w:pPr>
+              <w:spacing w:before="0" w:after="0" w:line="240" w:lineRule="auto"/>
+              <w:jc w:val="center"/>
+              <w:rPr>
+                <w:rFonts w:ascii="TH SarabunPSK" w:hAnsi="TH SarabunPSK" w:cs="TH SarabunPSK"/>
+                <w:color w:val="000000" w:themeColor="text1"/>
+                <w:sz w:val="28"/>
+                <w:szCs w:val="28"/>
+              </w:rPr>
+            </w:pPr>
+            <w:r>
+              <w:rPr>
+                <w:rFonts w:ascii="TH SarabunPSK" w:hAnsi="TH SarabunPSK" w:cs="TH SarabunPSK" w:hint="cs"/>
+                <w:color w:val="000000" w:themeColor="text1"/>
+                <w:sz w:val="28"/>
+                <w:szCs w:val="28"/>
+                <w:cs/>
+              </w:rPr>
+              <w:t xml:space="preserve">แบ่งตามงาน</w:t>
+            </w:r>
+          </w:p>
+        </w:tc>
+        <w:tc>
+          <w:tcPr>
+            <w:tcW w:w="2834" w:type="dxa"/>
+            <w:vAlign w:val="center"/>
+            <w:tcMar>
+              <w:top w:w="40" w:type="dxa"/>
+              <w:bottom w:w="40" w:type="dxa"/>
+            </w:tcMar>
+          </w:tcPr>
+          <w:p>
+            <w:pPr>
+              <w:spacing w:before="0" w:after="0" w:line="240" w:lineRule="auto"/>
+              <w:jc w:val="center"/>
+              <w:rPr>
+                <w:rFonts w:ascii="TH SarabunPSK" w:hAnsi="TH SarabunPSK" w:cs="TH SarabunPSK"/>
+                <w:color w:val="000000" w:themeColor="text1"/>
+                <w:sz w:val="28"/>
+                <w:szCs w:val="28"/>
+              </w:rPr>
+            </w:pPr>
+            <w:r>
+              <w:rPr>
+                <w:rFonts w:ascii="TH SarabunPSK" w:hAnsi="TH SarabunPSK" w:cs="TH SarabunPSK" w:hint="cs"/>
+                <w:color w:val="000000" w:themeColor="text1"/>
+                <w:sz w:val="28"/>
+                <w:szCs w:val="28"/>
+                <w:cs/>
+              </w:rPr>
+              <w:t xml:space="preserve">แบ่งตามหมวดงาน</w:t>
+            </w:r>
+          </w:p>
+        </w:tc>
+        <w:tc>
+          <w:tcPr>
+            <w:tcW w:w="1400" w:type="dxa"/>
+            <w:vAlign w:val="center"/>
+            <w:tcMar>
+              <w:top w:w="40" w:type="dxa"/>
+              <w:bottom w:w="40" w:type="dxa"/>
+            </w:tcMar>
+          </w:tcPr>
+          <w:p>
+            <w:pPr>
+              <w:spacing w:before="0" w:after="0" w:line="240" w:lineRule="auto"/>
+              <w:jc w:val="center"/>
+              <w:rPr>
+                <w:rFonts w:ascii="TH SarabunPSK" w:hAnsi="TH SarabunPSK" w:cs="TH SarabunPSK"/>
+                <w:color w:val="000000" w:themeColor="text1"/>
+                <w:sz w:val="28"/>
+                <w:szCs w:val="28"/>
+              </w:rPr>
+            </w:pPr>
+            <w:r>
+              <w:rPr>
+                <w:rFonts w:ascii="TH SarabunPSK" w:hAnsi="TH SarabunPSK" w:cs="TH SarabunPSK" w:hint="cs"/>
+                <w:color w:val="000000" w:themeColor="text1"/>
+                <w:sz w:val="28"/>
+                <w:szCs w:val="28"/>
+                <w:cs/>
+              </w:rPr>
+              <w:t xml:space="preserve">3.3</w:t>
+            </w:r>
+          </w:p>
+        </w:tc>
+      </w:tr>
+    </w:tbl>
+    <w:p>
+      <w:pPr>
+        <w:spacing w:before="0" w:after="0" w:line="240" w:lineRule="auto"/>
+      </w:pPr>
+    </w:p>
+    <w:p>
+      <w:pPr>
+        <w:spacing w:before="100" w:beforeAutospacing="1" w:after="100" w:afterAutospacing="1"/>
+        <w:ind w:left="360"/>
+        <w:rPr>
+          <w:rFonts w:ascii="TH SarabunPSK" w:hAnsi="TH SarabunPSK" w:cs="TH SarabunPSK"/>
+          <w:color w:val="000000" w:themeColor="text1"/>
+          <w:sz w:val="32"/>
+          <w:szCs w:val="32"/>
+        </w:rPr>
+      </w:pPr>
+      <w:r>
+        <w:rPr>
+          <w:rFonts w:ascii="TH SarabunPSK" w:hAnsi="TH SarabunPSK" w:cs="TH SarabunPSK" w:hint="cs"/>
+          <w:color w:val="000000" w:themeColor="text1"/>
+          <w:sz w:val="32"/>
+          <w:szCs w:val="32"/>
+          <w:cs/>
+        </w:rPr>
+        <w:t xml:space="preserve">เรื่องที่เหมือนกันทั้งสองระบบ ได้แก่ ระดับสิทธิ์ผู้ใช้งาน 7 ระดับและตารางสิทธิ์ ขนาดไฟล์แนบสูงสุด 50 เมกะไบต์ อายุเซสชัน 12 ชั่วโมง อายุลิงก์ตั้งรหัสผ่านใหม่ 30 นาทีและจำกัด 5 ครั้งต่อชั่วโมง และการที่ไฟล์ฉบับเดิมถูกลบเมื่ออัปเดตเป็นฉบับใหม่</w:t>
       </w:r>
     </w:p>
     <w:p>
@@ -3324,7 +4363,7 @@
           <w:szCs w:val="32"/>
           <w:cs/>
         </w:rPr>
-        <w:t xml:space="preserve">ระบบแบ่งสิทธิ์ผู้ใช้งานเป็น 7 ระดับ โดยบังคับสิทธิ์ที่เครื่องแม่ข่าย มิใช่เพียงการซ่อนปุ่มบนหน้าจอ ผู้ใช้ที่ไม่มีสิทธิ์จะถูกปฏิเสธแม้เรียกใช้ผ่านช่องทางอื่น</w:t>
+        <w:t xml:space="preserve">ทั้งสองระบบแบ่งสิทธิ์ผู้ใช้งานเป็น 7 ระดับเหมือนกันทุกประการ โดยบังคับสิทธิ์ที่เครื่องแม่ข่าย มิใช่เพียงการซ่อนปุ่มบนหน้าจอ ผู้ใช้ที่ไม่มีสิทธิ์จะถูกปฏิเสธแม้เรียกใช้ผ่านช่องทางอื่น</w:t>
       </w:r>
     </w:p>
     <w:tbl>
@@ -4726,6 +5765,28 @@
     <w:p>
       <w:pPr>
         <w:spacing w:before="100" w:beforeAutospacing="1" w:after="100" w:afterAutospacing="1"/>
+        <w:ind w:left="360"/>
+        <w:rPr>
+          <w:rFonts w:ascii="TH SarabunPSK" w:hAnsi="TH SarabunPSK" w:cs="TH SarabunPSK"/>
+          <w:color w:val="000000" w:themeColor="text1"/>
+          <w:sz w:val="32"/>
+          <w:szCs w:val="32"/>
+        </w:rPr>
+      </w:pPr>
+      <w:r>
+        <w:rPr>
+          <w:rFonts w:ascii="TH SarabunPSK" w:hAnsi="TH SarabunPSK" w:cs="TH SarabunPSK" w:hint="cs"/>
+          <w:color w:val="000000" w:themeColor="text1"/>
+          <w:sz w:val="32"/>
+          <w:szCs w:val="32"/>
+          <w:cs/>
+        </w:rPr>
+        <w:t xml:space="preserve">ระบบทะเบียนกลางฝ่ายใช้เพียง 4 ประเภทที่จำเป็นต่อการควบคุมระดับฝ่าย ได้แก่ SOP · WI · FM · SD ส่วนระบบทะเบียนห้องปฏิบัติการรองรับครบทั้ง 9 ประเภทตามตารางข้างต้น เมื่อลงทะเบียนเอกสารต้องเลือกประเภทให้ตรงกับที่ระบบนั้นรองรับ</w:t>
+      </w:r>
+    </w:p>
+    <w:p>
+      <w:pPr>
+        <w:spacing w:before="100" w:beforeAutospacing="1" w:after="100" w:afterAutospacing="1"/>
         <w:rPr>
           <w:rFonts w:ascii="TH SarabunPSK" w:hAnsi="TH SarabunPSK" w:cs="TH SarabunPSK"/>
           <w:b/>
@@ -4770,7 +5831,7 @@
           <w:szCs w:val="32"/>
           <w:cs/>
         </w:rPr>
-        <w:t xml:space="preserve">ระบบทะเบียนเอกสารคุณภาพห้องปฏิบัติการเทคนิคการแพทย์ (Lab QMS)</w:t>
+        <w:t xml:space="preserve">ระบบทะเบียนเอกสารกลางฝ่ายสหเวชศาสตร์ — ทะเบียนเอกสารระดับฝ่าย ครอบคลุมทั้ง 4 งาน</w:t>
       </w:r>
     </w:p>
     <w:p>
@@ -4795,32 +5856,7 @@
           <w:szCs w:val="32"/>
           <w:cs/>
         </w:rPr>
-        <w:t xml:space="preserve">ระบบทะเบียนเอกสารกลางฝ่ายสหเวชศาสตร์ (Masterlist) สำหรับการเข้าสู่ระบบต่อเนื่อง</w:t>
-      </w:r>
-    </w:p>
-    <w:p>
-      <w:pPr>
-        <w:spacing w:before="100" w:beforeAutospacing="1" w:after="100" w:afterAutospacing="1"/>
-        <w:rPr>
-          <w:rFonts w:ascii="TH SarabunPSK" w:hAnsi="TH SarabunPSK" w:cs="TH SarabunPSK"/>
-          <w:b/>
-          <w:bCs/>
-          <w:color w:val="000000" w:themeColor="text1"/>
-          <w:sz w:val="32"/>
-          <w:szCs w:val="32"/>
-        </w:rPr>
-      </w:pPr>
-      <w:r>
-        <w:rPr>
-          <w:rFonts w:ascii="TH SarabunPSK" w:hAnsi="TH SarabunPSK" w:cs="TH SarabunPSK" w:hint="cs"/>
-          <w:b/>
-          <w:bCs/>
-          <w:color w:val="000000" w:themeColor="text1"/>
-          <w:sz w:val="32"/>
-          <w:szCs w:val="32"/>
-          <w:cs/>
-        </w:rPr>
-        <w:t xml:space="preserve">2.4 โครงสร้างพื้นฐาน</w:t>
+        <w:t xml:space="preserve">ระบบทะเบียนเอกสารคุณภาพห้องปฏิบัติการเทคนิคการแพทย์ — ทะเบียนเอกสารปฏิบัติการของห้องปฏิบัติการ</w:t>
       </w:r>
     </w:p>
     <w:p>
@@ -4845,7 +5881,32 @@
           <w:szCs w:val="32"/>
           <w:cs/>
         </w:rPr>
-        <w:t xml:space="preserve">เครื่องแม่ข่ายที่ติดตั้งระบบและฐานข้อมูล</w:t>
+        <w:t xml:space="preserve">ทั้งสองระบบเชื่อมกันด้วยการเข้าสู่ระบบต่อเนื่อง ผู้ใช้เข้าระบบหนึ่งแล้วข้ามไปอีกระบบได้</w:t>
+      </w:r>
+    </w:p>
+    <w:p>
+      <w:pPr>
+        <w:spacing w:before="100" w:beforeAutospacing="1" w:after="100" w:afterAutospacing="1"/>
+        <w:rPr>
+          <w:rFonts w:ascii="TH SarabunPSK" w:hAnsi="TH SarabunPSK" w:cs="TH SarabunPSK"/>
+          <w:b/>
+          <w:bCs/>
+          <w:color w:val="000000" w:themeColor="text1"/>
+          <w:sz w:val="32"/>
+          <w:szCs w:val="32"/>
+        </w:rPr>
+      </w:pPr>
+      <w:r>
+        <w:rPr>
+          <w:rFonts w:ascii="TH SarabunPSK" w:hAnsi="TH SarabunPSK" w:cs="TH SarabunPSK" w:hint="cs"/>
+          <w:b/>
+          <w:bCs/>
+          <w:color w:val="000000" w:themeColor="text1"/>
+          <w:sz w:val="32"/>
+          <w:szCs w:val="32"/>
+          <w:cs/>
+        </w:rPr>
+        <w:t xml:space="preserve">2.4 โครงสร้างพื้นฐาน</w:t>
       </w:r>
     </w:p>
     <w:p>
@@ -4870,7 +5931,7 @@
           <w:szCs w:val="32"/>
           <w:cs/>
         </w:rPr>
-        <w:t xml:space="preserve">ระบบสำรองข้อมูลอัตโนมัติ และบริการจัดเก็บข้อมูลนอกสถานที่ของหน่วยงาน</w:t>
+        <w:t xml:space="preserve">เครื่องแม่ข่ายที่ติดตั้งระบบและฐานข้อมูล</w:t>
       </w:r>
     </w:p>
     <w:p>
@@ -4895,32 +5956,7 @@
           <w:szCs w:val="32"/>
           <w:cs/>
         </w:rPr>
-        <w:t xml:space="preserve">ระบบส่งอีเมลแจ้งเตือนเมื่อการสำรองข้อมูลล้มเหลว</w:t>
-      </w:r>
-    </w:p>
-    <w:p>
-      <w:pPr>
-        <w:spacing w:before="100" w:beforeAutospacing="1" w:after="100" w:afterAutospacing="1"/>
-        <w:rPr>
-          <w:rFonts w:ascii="TH SarabunPSK" w:hAnsi="TH SarabunPSK" w:cs="TH SarabunPSK"/>
-          <w:b/>
-          <w:bCs/>
-          <w:color w:val="000000" w:themeColor="text1"/>
-          <w:sz w:val="32"/>
-          <w:szCs w:val="32"/>
-        </w:rPr>
-      </w:pPr>
-      <w:r>
-        <w:rPr>
-          <w:rFonts w:ascii="TH SarabunPSK" w:hAnsi="TH SarabunPSK" w:cs="TH SarabunPSK" w:hint="cs"/>
-          <w:b/>
-          <w:bCs/>
-          <w:color w:val="000000" w:themeColor="text1"/>
-          <w:sz w:val="32"/>
-          <w:szCs w:val="32"/>
-          <w:cs/>
-        </w:rPr>
-        <w:t xml:space="preserve">2.5 อุปกรณ์ของผู้ใช้งาน</w:t>
+        <w:t xml:space="preserve">ระบบสำรองข้อมูลอัตโนมัติ และบริการจัดเก็บข้อมูลนอกสถานที่ของหน่วยงาน</w:t>
       </w:r>
     </w:p>
     <w:p>
@@ -4945,7 +5981,32 @@
           <w:szCs w:val="32"/>
           <w:cs/>
         </w:rPr>
-        <w:t xml:space="preserve">เครื่องคอมพิวเตอร์หรืออุปกรณ์พกพาที่เชื่อมต่อเครือข่ายของโรงพยาบาล</w:t>
+        <w:t xml:space="preserve">ระบบส่งอีเมลแจ้งเตือนเมื่อการสำรองข้อมูลล้มเหลว</w:t>
+      </w:r>
+    </w:p>
+    <w:p>
+      <w:pPr>
+        <w:spacing w:before="100" w:beforeAutospacing="1" w:after="100" w:afterAutospacing="1"/>
+        <w:rPr>
+          <w:rFonts w:ascii="TH SarabunPSK" w:hAnsi="TH SarabunPSK" w:cs="TH SarabunPSK"/>
+          <w:b/>
+          <w:bCs/>
+          <w:color w:val="000000" w:themeColor="text1"/>
+          <w:sz w:val="32"/>
+          <w:szCs w:val="32"/>
+        </w:rPr>
+      </w:pPr>
+      <w:r>
+        <w:rPr>
+          <w:rFonts w:ascii="TH SarabunPSK" w:hAnsi="TH SarabunPSK" w:cs="TH SarabunPSK" w:hint="cs"/>
+          <w:b/>
+          <w:bCs/>
+          <w:color w:val="000000" w:themeColor="text1"/>
+          <w:sz w:val="32"/>
+          <w:szCs w:val="32"/>
+          <w:cs/>
+        </w:rPr>
+        <w:t xml:space="preserve">2.5 อุปกรณ์ของผู้ใช้งาน</w:t>
       </w:r>
     </w:p>
     <w:p>
@@ -4970,32 +6031,7 @@
           <w:szCs w:val="32"/>
           <w:cs/>
         </w:rPr>
-        <w:t xml:space="preserve">โปรแกรมเว็บเบราว์เซอร์ที่เป็นรุ่นปัจจุบัน</w:t>
-      </w:r>
-    </w:p>
-    <w:p>
-      <w:pPr>
-        <w:spacing w:before="100" w:beforeAutospacing="1" w:after="100" w:afterAutospacing="1"/>
-        <w:rPr>
-          <w:rFonts w:ascii="TH SarabunPSK" w:hAnsi="TH SarabunPSK" w:cs="TH SarabunPSK"/>
-          <w:b/>
-          <w:bCs/>
-          <w:color w:val="000000" w:themeColor="text1"/>
-          <w:sz w:val="32"/>
-          <w:szCs w:val="32"/>
-        </w:rPr>
-      </w:pPr>
-      <w:r>
-        <w:rPr>
-          <w:rFonts w:ascii="TH SarabunPSK" w:hAnsi="TH SarabunPSK" w:cs="TH SarabunPSK" w:hint="cs"/>
-          <w:b/>
-          <w:bCs/>
-          <w:color w:val="000000" w:themeColor="text1"/>
-          <w:sz w:val="32"/>
-          <w:szCs w:val="32"/>
-          <w:cs/>
-        </w:rPr>
-        <w:t xml:space="preserve">2.6 อุปกรณ์สำรองกรณีระบบใช้งานไม่ได้</w:t>
+        <w:t xml:space="preserve">เครื่องคอมพิวเตอร์หรืออุปกรณ์พกพาที่เชื่อมต่อเครือข่ายของโรงพยาบาล</w:t>
       </w:r>
     </w:p>
     <w:p>
@@ -5020,7 +6056,32 @@
           <w:szCs w:val="32"/>
           <w:cs/>
         </w:rPr>
-        <w:t xml:space="preserve">ชุดกู้ชีพออฟไลน์ (ไฟล์บีบอัดรวมทะเบียนเอกสารและไฟล์เอกสารทั้งหมด)</w:t>
+        <w:t xml:space="preserve">โปรแกรมเว็บเบราว์เซอร์ที่เป็นรุ่นปัจจุบัน</w:t>
+      </w:r>
+    </w:p>
+    <w:p>
+      <w:pPr>
+        <w:spacing w:before="100" w:beforeAutospacing="1" w:after="100" w:afterAutospacing="1"/>
+        <w:rPr>
+          <w:rFonts w:ascii="TH SarabunPSK" w:hAnsi="TH SarabunPSK" w:cs="TH SarabunPSK"/>
+          <w:b/>
+          <w:bCs/>
+          <w:color w:val="000000" w:themeColor="text1"/>
+          <w:sz w:val="32"/>
+          <w:szCs w:val="32"/>
+        </w:rPr>
+      </w:pPr>
+      <w:r>
+        <w:rPr>
+          <w:rFonts w:ascii="TH SarabunPSK" w:hAnsi="TH SarabunPSK" w:cs="TH SarabunPSK" w:hint="cs"/>
+          <w:b/>
+          <w:bCs/>
+          <w:color w:val="000000" w:themeColor="text1"/>
+          <w:sz w:val="32"/>
+          <w:szCs w:val="32"/>
+          <w:cs/>
+        </w:rPr>
+        <w:t xml:space="preserve">2.6 อุปกรณ์สำรองกรณีระบบใช้งานไม่ได้</w:t>
       </w:r>
     </w:p>
     <w:p>
@@ -5045,7 +6106,7 @@
           <w:szCs w:val="32"/>
           <w:cs/>
         </w:rPr>
-        <w:t xml:space="preserve">สื่อบันทึกข้อมูลที่แยกเก็บจากเครื่องแม่ข่าย</w:t>
+        <w:t xml:space="preserve">ชุดกู้ชีพออฟไลน์ (ไฟล์บีบอัดรวมทะเบียนเอกสารและไฟล์เอกสารทั้งหมด)</w:t>
       </w:r>
     </w:p>
     <w:p>
@@ -5070,6 +6131,31 @@
           <w:szCs w:val="32"/>
           <w:cs/>
         </w:rPr>
+        <w:t xml:space="preserve">สื่อบันทึกข้อมูลที่แยกเก็บจากเครื่องแม่ข่าย</w:t>
+      </w:r>
+    </w:p>
+    <w:p>
+      <w:pPr>
+        <w:numPr>
+          <w:ilvl w:val="0"/>
+          <w:numId w:val="14"/>
+        </w:numPr>
+        <w:spacing w:before="0" w:after="0" w:line="240" w:lineRule="auto"/>
+        <w:rPr>
+          <w:rFonts w:ascii="TH SarabunPSK" w:hAnsi="TH SarabunPSK" w:cs="TH SarabunPSK"/>
+          <w:color w:val="000000" w:themeColor="text1"/>
+          <w:sz w:val="32"/>
+          <w:szCs w:val="32"/>
+        </w:rPr>
+      </w:pPr>
+      <w:r>
+        <w:rPr>
+          <w:rFonts w:ascii="TH SarabunPSK" w:hAnsi="TH SarabunPSK" w:cs="TH SarabunPSK" w:hint="cs"/>
+          <w:color w:val="000000" w:themeColor="text1"/>
+          <w:sz w:val="32"/>
+          <w:szCs w:val="32"/>
+          <w:cs/>
+        </w:rPr>
         <w:t xml:space="preserve">แบบฟอร์มกระดาษสำหรับบันทึกระหว่างระบบขัดข้อง</w:t>
       </w:r>
     </w:p>
@@ -5480,7 +6566,29 @@
           <w:szCs w:val="32"/>
           <w:cs/>
         </w:rPr>
-        <w:t xml:space="preserve">เลขที่เอกสารประกอบด้วย ประเภท-หมวดงาน-ลำดับ เช่น SOP-HEM-014 ระบบไม่ยอมให้ลงทะเบียนเลขที่ซ้ำ ห้ามเปลี่ยนเลขที่เอกสารที่ประกาศใช้แล้ว หากจำเป็นให้ยกเลิกฉบับเดิมแล้วลงทะเบียนใหม่พร้อมระบุความเชื่อมโยง</w:t>
+        <w:t xml:space="preserve">ระบบทะเบียนกลางฝ่ายแบ่งเอกสารตามงาน ส่วนระบบทะเบียนห้องปฏิบัติการแบ่งตามหมวดงาน จึงใช้รูปแบบเลขที่เอกสารต่างกัน ให้ยึดรูปแบบที่ใช้อยู่เดิมของแต่ละระบบ</w:t>
+      </w:r>
+    </w:p>
+    <w:p>
+      <w:pPr>
+        <w:spacing w:before="100" w:beforeAutospacing="1" w:after="100" w:afterAutospacing="1"/>
+        <w:ind w:left="360"/>
+        <w:rPr>
+          <w:rFonts w:ascii="TH SarabunPSK" w:hAnsi="TH SarabunPSK" w:cs="TH SarabunPSK"/>
+          <w:color w:val="000000" w:themeColor="text1"/>
+          <w:sz w:val="32"/>
+          <w:szCs w:val="32"/>
+        </w:rPr>
+      </w:pPr>
+      <w:r>
+        <w:rPr>
+          <w:rFonts w:ascii="TH SarabunPSK" w:hAnsi="TH SarabunPSK" w:cs="TH SarabunPSK" w:hint="cs"/>
+          <w:color w:val="000000" w:themeColor="text1"/>
+          <w:sz w:val="32"/>
+          <w:szCs w:val="32"/>
+          <w:cs/>
+        </w:rPr>
+        <w:t xml:space="preserve">ตัวอย่างรูปแบบของระบบทะเบียนห้องปฏิบัติการ ประกอบด้วย ประเภท-หมวดงาน-ลำดับ เช่น SOP-HEM-014 ระบบไม่ยอมให้ลงทะเบียนเลขที่ซ้ำ ห้ามเปลี่ยนเลขที่เอกสารที่ประกาศใช้แล้ว หากจำเป็นให้ยกเลิกฉบับเดิมแล้วลงทะเบียนใหม่พร้อมระบุความเชื่อมโยง</w:t>
       </w:r>
     </w:p>
     <w:tbl>
@@ -6121,6 +7229,28 @@
         <w:t xml:space="preserve">3.4 วงจรควบคุมเอกสารและการเปลี่ยนสถานะ</w:t>
       </w:r>
     </w:p>
+    <w:p>
+      <w:pPr>
+        <w:spacing w:before="100" w:beforeAutospacing="1" w:after="100" w:afterAutospacing="1"/>
+        <w:ind w:left="360"/>
+        <w:rPr>
+          <w:rFonts w:ascii="TH SarabunPSK" w:hAnsi="TH SarabunPSK" w:cs="TH SarabunPSK"/>
+          <w:color w:val="000000" w:themeColor="text1"/>
+          <w:sz w:val="32"/>
+          <w:szCs w:val="32"/>
+        </w:rPr>
+      </w:pPr>
+      <w:r>
+        <w:rPr>
+          <w:rFonts w:ascii="TH SarabunPSK" w:hAnsi="TH SarabunPSK" w:cs="TH SarabunPSK" w:hint="cs"/>
+          <w:color w:val="000000" w:themeColor="text1"/>
+          <w:sz w:val="32"/>
+          <w:szCs w:val="32"/>
+          <w:cs/>
+        </w:rPr>
+        <w:t xml:space="preserve">ระบบทะเบียนกลางฝ่ายใช้ 4 สถานะ คือ ร่าง · รอทบทวน · ประกาศใช้ · ยกเลิกใช้งาน ส่วนระบบทะเบียนห้องปฏิบัติการใช้ 6 สถานะ โดยเพิ่ม อนุมัติแล้ว และ สำเนาควบคุม ตารางด้านล่างเป็นของระบบทะเบียนห้องปฏิบัติการซึ่งครอบคลุมทุกสถานะ ผู้ใช้ระบบทะเบียนกลางให้ข้ามสองสถานะที่ระบบนั้นไม่มี</w:t>
+      </w:r>
+    </w:p>
     <w:tbl>
       <w:tblPr>
         <w:tblStyle w:val="TableGrid"/>
@@ -8399,7 +9529,7 @@
           <w:szCs w:val="32"/>
           <w:cs/>
         </w:rPr>
-        <w:t xml:space="preserve">1) ผู้ปฏิบัติงานเปิดอ่านเอกสารแล้วกดรับทราบ ระบบบังคับให้กรอกรหัสผ่านซ้ำเพื่อยืนยันตัวตน ถือเป็นลายมือชื่ออิเล็กทรอนิกส์</w:t>
+        <w:t xml:space="preserve">1) ผู้ปฏิบัติงานเปิดอ่านเอกสารแล้วกดรับทราบ การรับทราบผูกกับฉบับแก้ไขที่อ่าน เมื่อเอกสารแก้ไขเป็นฉบับใหม่ ผู้ปฏิบัติงานต้องรับทราบใหม่</w:t>
       </w:r>
     </w:p>
     <w:p>
@@ -8421,7 +9551,352 @@
           <w:szCs w:val="32"/>
           <w:cs/>
         </w:rPr>
-        <w:t xml:space="preserve">2) การรับทราบผูกกับฉบับแก้ไขที่อ่าน หนึ่งคนรับทราบหนึ่งฉบับได้ครั้งเดียว เมื่อเอกสารแก้ไขเป็นฉบับใหม่ ผู้ปฏิบัติงานต้องรับทราบใหม่</w:t>
+        <w:t xml:space="preserve">2) วิธียืนยันตัวตนและการเก็บประวัติต่างกันตามระบบ ดังนี้</w:t>
+      </w:r>
+    </w:p>
+    <w:tbl>
+      <w:tblPr>
+        <w:tblStyle w:val="TableGrid"/>
+        <w:tblW w:w="9634" w:type="dxa"/>
+        <w:tblLook w:val="04A0" w:firstRow="1" w:lastRow="0" w:firstColumn="1" w:lastColumn="0" w:noHBand="0" w:noVBand="1"/>
+      </w:tblPr>
+      <w:tblGrid>
+        <w:gridCol w:w="2600"/>
+        <w:gridCol w:w="3500"/>
+        <w:gridCol w:w="3534"/>
+      </w:tblGrid>
+      <w:tr>
+        <w:trPr>
+          <w:tblHeader/>
+        </w:trPr>
+        <w:tc>
+          <w:tcPr>
+            <w:tcW w:w="2600" w:type="dxa"/>
+            <w:shd w:val="clear" w:color="auto" w:fill="EDEDED"/>
+            <w:vAlign w:val="center"/>
+            <w:tcMar>
+              <w:top w:w="40" w:type="dxa"/>
+              <w:bottom w:w="40" w:type="dxa"/>
+            </w:tcMar>
+          </w:tcPr>
+          <w:p>
+            <w:pPr>
+              <w:spacing w:before="0" w:after="0" w:line="240" w:lineRule="auto"/>
+              <w:jc w:val="center"/>
+              <w:rPr>
+                <w:rFonts w:ascii="TH SarabunPSK" w:hAnsi="TH SarabunPSK" w:cs="TH SarabunPSK"/>
+                <w:b/>
+                <w:bCs/>
+                <w:color w:val="000000" w:themeColor="text1"/>
+                <w:sz w:val="28"/>
+                <w:szCs w:val="28"/>
+              </w:rPr>
+            </w:pPr>
+            <w:r>
+              <w:rPr>
+                <w:rFonts w:ascii="TH SarabunPSK" w:hAnsi="TH SarabunPSK" w:cs="TH SarabunPSK" w:hint="cs"/>
+                <w:b/>
+                <w:bCs/>
+                <w:color w:val="000000" w:themeColor="text1"/>
+                <w:sz w:val="28"/>
+                <w:szCs w:val="28"/>
+                <w:cs/>
+              </w:rPr>
+              <w:t xml:space="preserve">เรื่อง</w:t>
+            </w:r>
+          </w:p>
+        </w:tc>
+        <w:tc>
+          <w:tcPr>
+            <w:tcW w:w="3500" w:type="dxa"/>
+            <w:shd w:val="clear" w:color="auto" w:fill="EDEDED"/>
+            <w:vAlign w:val="center"/>
+            <w:tcMar>
+              <w:top w:w="40" w:type="dxa"/>
+              <w:bottom w:w="40" w:type="dxa"/>
+            </w:tcMar>
+          </w:tcPr>
+          <w:p>
+            <w:pPr>
+              <w:spacing w:before="0" w:after="0" w:line="240" w:lineRule="auto"/>
+              <w:jc w:val="center"/>
+              <w:rPr>
+                <w:rFonts w:ascii="TH SarabunPSK" w:hAnsi="TH SarabunPSK" w:cs="TH SarabunPSK"/>
+                <w:b/>
+                <w:bCs/>
+                <w:color w:val="000000" w:themeColor="text1"/>
+                <w:sz w:val="28"/>
+                <w:szCs w:val="28"/>
+              </w:rPr>
+            </w:pPr>
+            <w:r>
+              <w:rPr>
+                <w:rFonts w:ascii="TH SarabunPSK" w:hAnsi="TH SarabunPSK" w:cs="TH SarabunPSK" w:hint="cs"/>
+                <w:b/>
+                <w:bCs/>
+                <w:color w:val="000000" w:themeColor="text1"/>
+                <w:sz w:val="28"/>
+                <w:szCs w:val="28"/>
+                <w:cs/>
+              </w:rPr>
+              <w:t xml:space="preserve">ทะเบียนกลางฝ่าย</w:t>
+            </w:r>
+          </w:p>
+        </w:tc>
+        <w:tc>
+          <w:tcPr>
+            <w:tcW w:w="3534" w:type="dxa"/>
+            <w:shd w:val="clear" w:color="auto" w:fill="EDEDED"/>
+            <w:vAlign w:val="center"/>
+            <w:tcMar>
+              <w:top w:w="40" w:type="dxa"/>
+              <w:bottom w:w="40" w:type="dxa"/>
+            </w:tcMar>
+          </w:tcPr>
+          <w:p>
+            <w:pPr>
+              <w:spacing w:before="0" w:after="0" w:line="240" w:lineRule="auto"/>
+              <w:jc w:val="center"/>
+              <w:rPr>
+                <w:rFonts w:ascii="TH SarabunPSK" w:hAnsi="TH SarabunPSK" w:cs="TH SarabunPSK"/>
+                <w:b/>
+                <w:bCs/>
+                <w:color w:val="000000" w:themeColor="text1"/>
+                <w:sz w:val="28"/>
+                <w:szCs w:val="28"/>
+              </w:rPr>
+            </w:pPr>
+            <w:r>
+              <w:rPr>
+                <w:rFonts w:ascii="TH SarabunPSK" w:hAnsi="TH SarabunPSK" w:cs="TH SarabunPSK" w:hint="cs"/>
+                <w:b/>
+                <w:bCs/>
+                <w:color w:val="000000" w:themeColor="text1"/>
+                <w:sz w:val="28"/>
+                <w:szCs w:val="28"/>
+                <w:cs/>
+              </w:rPr>
+              <w:t xml:space="preserve">ทะเบียนห้องปฏิบัติการ</w:t>
+            </w:r>
+          </w:p>
+        </w:tc>
+      </w:tr>
+      <w:tr>
+        <w:tc>
+          <w:tcPr>
+            <w:tcW w:w="2600" w:type="dxa"/>
+            <w:vAlign w:val="center"/>
+            <w:tcMar>
+              <w:top w:w="40" w:type="dxa"/>
+              <w:bottom w:w="40" w:type="dxa"/>
+            </w:tcMar>
+          </w:tcPr>
+          <w:p>
+            <w:pPr>
+              <w:spacing w:before="0" w:after="0" w:line="240" w:lineRule="auto"/>
+              <w:rPr>
+                <w:rFonts w:ascii="TH SarabunPSK" w:hAnsi="TH SarabunPSK" w:cs="TH SarabunPSK"/>
+                <w:color w:val="000000" w:themeColor="text1"/>
+                <w:sz w:val="28"/>
+                <w:szCs w:val="28"/>
+              </w:rPr>
+            </w:pPr>
+            <w:r>
+              <w:rPr>
+                <w:rFonts w:ascii="TH SarabunPSK" w:hAnsi="TH SarabunPSK" w:cs="TH SarabunPSK" w:hint="cs"/>
+                <w:color w:val="000000" w:themeColor="text1"/>
+                <w:sz w:val="28"/>
+                <w:szCs w:val="28"/>
+                <w:cs/>
+              </w:rPr>
+              <w:t xml:space="preserve">การยืนยันตัวตนตอนรับทราบ</w:t>
+            </w:r>
+          </w:p>
+        </w:tc>
+        <w:tc>
+          <w:tcPr>
+            <w:tcW w:w="3500" w:type="dxa"/>
+            <w:vAlign w:val="center"/>
+            <w:tcMar>
+              <w:top w:w="40" w:type="dxa"/>
+              <w:bottom w:w="40" w:type="dxa"/>
+            </w:tcMar>
+          </w:tcPr>
+          <w:p>
+            <w:pPr>
+              <w:spacing w:before="0" w:after="0" w:line="240" w:lineRule="auto"/>
+              <w:rPr>
+                <w:rFonts w:ascii="TH SarabunPSK" w:hAnsi="TH SarabunPSK" w:cs="TH SarabunPSK"/>
+                <w:color w:val="000000" w:themeColor="text1"/>
+                <w:sz w:val="28"/>
+                <w:szCs w:val="28"/>
+              </w:rPr>
+            </w:pPr>
+            <w:r>
+              <w:rPr>
+                <w:rFonts w:ascii="TH SarabunPSK" w:hAnsi="TH SarabunPSK" w:cs="TH SarabunPSK" w:hint="cs"/>
+                <w:color w:val="000000" w:themeColor="text1"/>
+                <w:sz w:val="28"/>
+                <w:szCs w:val="28"/>
+                <w:cs/>
+              </w:rPr>
+              <w:t xml:space="preserve">กดรับทราบได้ทันทีโดยไม่ต้องกรอกรหัสผ่านซ้ำ</w:t>
+            </w:r>
+          </w:p>
+        </w:tc>
+        <w:tc>
+          <w:tcPr>
+            <w:tcW w:w="3534" w:type="dxa"/>
+            <w:vAlign w:val="center"/>
+            <w:tcMar>
+              <w:top w:w="40" w:type="dxa"/>
+              <w:bottom w:w="40" w:type="dxa"/>
+            </w:tcMar>
+          </w:tcPr>
+          <w:p>
+            <w:pPr>
+              <w:spacing w:before="0" w:after="0" w:line="240" w:lineRule="auto"/>
+              <w:rPr>
+                <w:rFonts w:ascii="TH SarabunPSK" w:hAnsi="TH SarabunPSK" w:cs="TH SarabunPSK"/>
+                <w:color w:val="000000" w:themeColor="text1"/>
+                <w:sz w:val="28"/>
+                <w:szCs w:val="28"/>
+              </w:rPr>
+            </w:pPr>
+            <w:r>
+              <w:rPr>
+                <w:rFonts w:ascii="TH SarabunPSK" w:hAnsi="TH SarabunPSK" w:cs="TH SarabunPSK" w:hint="cs"/>
+                <w:color w:val="000000" w:themeColor="text1"/>
+                <w:sz w:val="28"/>
+                <w:szCs w:val="28"/>
+                <w:cs/>
+              </w:rPr>
+              <w:t xml:space="preserve">ต้องกรอกรหัสผ่านซ้ำทุกครั้ง ถือเป็นลายมือชื่ออิเล็กทรอนิกส์</w:t>
+            </w:r>
+          </w:p>
+        </w:tc>
+      </w:tr>
+      <w:tr>
+        <w:tc>
+          <w:tcPr>
+            <w:tcW w:w="2600" w:type="dxa"/>
+            <w:vAlign w:val="center"/>
+            <w:tcMar>
+              <w:top w:w="40" w:type="dxa"/>
+              <w:bottom w:w="40" w:type="dxa"/>
+            </w:tcMar>
+          </w:tcPr>
+          <w:p>
+            <w:pPr>
+              <w:spacing w:before="0" w:after="0" w:line="240" w:lineRule="auto"/>
+              <w:rPr>
+                <w:rFonts w:ascii="TH SarabunPSK" w:hAnsi="TH SarabunPSK" w:cs="TH SarabunPSK"/>
+                <w:color w:val="000000" w:themeColor="text1"/>
+                <w:sz w:val="28"/>
+                <w:szCs w:val="28"/>
+              </w:rPr>
+            </w:pPr>
+            <w:r>
+              <w:rPr>
+                <w:rFonts w:ascii="TH SarabunPSK" w:hAnsi="TH SarabunPSK" w:cs="TH SarabunPSK" w:hint="cs"/>
+                <w:color w:val="000000" w:themeColor="text1"/>
+                <w:sz w:val="28"/>
+                <w:szCs w:val="28"/>
+                <w:cs/>
+              </w:rPr>
+              <w:t xml:space="preserve">ประวัติการรับทราบ</w:t>
+            </w:r>
+          </w:p>
+        </w:tc>
+        <w:tc>
+          <w:tcPr>
+            <w:tcW w:w="3500" w:type="dxa"/>
+            <w:vAlign w:val="center"/>
+            <w:tcMar>
+              <w:top w:w="40" w:type="dxa"/>
+              <w:bottom w:w="40" w:type="dxa"/>
+            </w:tcMar>
+          </w:tcPr>
+          <w:p>
+            <w:pPr>
+              <w:spacing w:before="0" w:after="0" w:line="240" w:lineRule="auto"/>
+              <w:rPr>
+                <w:rFonts w:ascii="TH SarabunPSK" w:hAnsi="TH SarabunPSK" w:cs="TH SarabunPSK"/>
+                <w:color w:val="000000" w:themeColor="text1"/>
+                <w:sz w:val="28"/>
+                <w:szCs w:val="28"/>
+              </w:rPr>
+            </w:pPr>
+            <w:r>
+              <w:rPr>
+                <w:rFonts w:ascii="TH SarabunPSK" w:hAnsi="TH SarabunPSK" w:cs="TH SarabunPSK" w:hint="cs"/>
+                <w:color w:val="000000" w:themeColor="text1"/>
+                <w:sz w:val="28"/>
+                <w:szCs w:val="28"/>
+                <w:cs/>
+              </w:rPr>
+              <w:t xml:space="preserve">เก็บเฉพาะการรับทราบครั้งล่าสุดของแต่ละคน</w:t>
+            </w:r>
+          </w:p>
+        </w:tc>
+        <w:tc>
+          <w:tcPr>
+            <w:tcW w:w="3534" w:type="dxa"/>
+            <w:vAlign w:val="center"/>
+            <w:tcMar>
+              <w:top w:w="40" w:type="dxa"/>
+              <w:bottom w:w="40" w:type="dxa"/>
+            </w:tcMar>
+          </w:tcPr>
+          <w:p>
+            <w:pPr>
+              <w:spacing w:before="0" w:after="0" w:line="240" w:lineRule="auto"/>
+              <w:rPr>
+                <w:rFonts w:ascii="TH SarabunPSK" w:hAnsi="TH SarabunPSK" w:cs="TH SarabunPSK"/>
+                <w:color w:val="000000" w:themeColor="text1"/>
+                <w:sz w:val="28"/>
+                <w:szCs w:val="28"/>
+              </w:rPr>
+            </w:pPr>
+            <w:r>
+              <w:rPr>
+                <w:rFonts w:ascii="TH SarabunPSK" w:hAnsi="TH SarabunPSK" w:cs="TH SarabunPSK" w:hint="cs"/>
+                <w:color w:val="000000" w:themeColor="text1"/>
+                <w:sz w:val="28"/>
+                <w:szCs w:val="28"/>
+                <w:cs/>
+              </w:rPr>
+              <w:t xml:space="preserve">เก็บครบทุกฉบับแก้ไขที่เคยรับทราบ</w:t>
+            </w:r>
+          </w:p>
+        </w:tc>
+      </w:tr>
+    </w:tbl>
+    <w:p>
+      <w:pPr>
+        <w:spacing w:before="0" w:after="0" w:line="240" w:lineRule="auto"/>
+      </w:pPr>
+    </w:p>
+    <w:p>
+      <w:pPr>
+        <w:spacing w:before="100" w:beforeAutospacing="1" w:after="100" w:afterAutospacing="1"/>
+        <w:ind w:left="360"/>
+        <w:rPr>
+          <w:rFonts w:ascii="TH SarabunPSK" w:hAnsi="TH SarabunPSK" w:cs="TH SarabunPSK"/>
+          <w:color w:val="000000" w:themeColor="text1"/>
+          <w:sz w:val="32"/>
+          <w:szCs w:val="32"/>
+        </w:rPr>
+      </w:pPr>
+      <w:r>
+        <w:rPr>
+          <w:rFonts w:ascii="TH SarabunPSK" w:hAnsi="TH SarabunPSK" w:cs="TH SarabunPSK" w:hint="cs"/>
+          <w:color w:val="000000" w:themeColor="text1"/>
+          <w:sz w:val="32"/>
+          <w:szCs w:val="32"/>
+          <w:cs/>
+        </w:rPr>
+        <w:t xml:space="preserve">ข้อแตกต่างนี้มีผลต่อความหนักแน่นของหลักฐาน กรณีเอกสารที่มีผลต่อความปลอดภัย ผู้ปฏิบัติงานหรือผู้ป่วย ให้ลงทะเบียนไว้ในระบบทะเบียนห้องปฏิบัติการ เพื่อให้ได้หลักฐานการรับทราบที่ผูกกับการยืนยันตัวตนและเก็บย้อนหลังได้ครบทุกฉบับ</w:t>
       </w:r>
     </w:p>
     <w:p>

--- a/docs/manual-document-control.docx
+++ b/docs/manual-document-control.docx
@@ -4,64 +4,91 @@
   <w:body>
     <w:p>
       <w:pPr>
-        <w:jc w:val="center"/>
-        <w:rPr>
-          <w:rFonts w:ascii="TH SarabunPSK" w:hAnsi="TH SarabunPSK" w:cs="TH SarabunPSK"/>
-          <w:color w:val="000000" w:themeColor="text1"/>
-          <w:sz w:val="32"/>
-          <w:szCs w:val="32"/>
-        </w:rPr>
+        <w:spacing w:before="0" w:after="0" w:line="240" w:lineRule="auto"/>
       </w:pPr>
       <w:r>
         <w:rPr>
-          <w:rFonts w:ascii="TH SarabunPSK" w:hAnsi="TH SarabunPSK" w:cs="TH SarabunPSK" w:hint="cs"/>
           <w:noProof/>
-          <w:color w:val="000000" w:themeColor="text1"/>
-          <w:sz w:val="32"/>
-          <w:szCs w:val="32"/>
         </w:rPr>
         <w:drawing>
-          <wp:inline distT="0" distB="0" distL="0" distR="0" wp14:anchorId="2C6588AA" wp14:editId="4E38B3A7">
-            <wp:extent cx="1680999" cy="1606164"/>
+          <wp:anchor distT="0" distB="0" distL="0" distR="0" simplePos="0" relativeHeight="1" behindDoc="1" locked="0" layoutInCell="1" allowOverlap="1">
+            <wp:simplePos x="0" y="0"/>
+            <wp:positionH relativeFrom="page">
+              <wp:posOffset>0</wp:posOffset>
+            </wp:positionH>
+            <wp:positionV relativeFrom="page">
+              <wp:posOffset>0</wp:posOffset>
+            </wp:positionV>
+            <wp:extent cx="7560000" cy="10692000"/>
             <wp:effectExtent l="0" t="0" r="0" b="0"/>
-            <wp:docPr id="8" name="Picture 8" descr="C:\Users\USER\Pictures\200px-TUHospital.jpg"/>
-            <wp:cNvGraphicFramePr>
-              <a:graphicFrameLocks xmlns:a="http://schemas.openxmlformats.org/drawingml/2006/main" noChangeAspect="1"/>
-            </wp:cNvGraphicFramePr>
+            <wp:wrapNone/>
+            <wp:docPr id="900" name="พื้นหลังปก"/>
+            <wp:cNvGraphicFramePr/>
             <a:graphic xmlns:a="http://schemas.openxmlformats.org/drawingml/2006/main">
               <a:graphicData uri="http://schemas.openxmlformats.org/drawingml/2006/picture">
                 <pic:pic xmlns:pic="http://schemas.openxmlformats.org/drawingml/2006/picture">
                   <pic:nvPicPr>
-                    <pic:cNvPr id="0" name="Picture 1" descr="C:\Users\USER\Pictures\200px-TUHospital.jpg"/>
-                    <pic:cNvPicPr>
-                      <a:picLocks noChangeAspect="1" noChangeArrowheads="1"/>
-                    </pic:cNvPicPr>
+                    <pic:cNvPr id="900" name="cover-bg.png"/>
+                    <pic:cNvPicPr/>
                   </pic:nvPicPr>
                   <pic:blipFill>
-                    <a:blip r:embed="rId7">
-                      <a:extLst>
-                        <a:ext uri="{28A0092B-C50C-407E-A947-70E740481C1C}">
-                          <a14:useLocalDpi xmlns:a14="http://schemas.microsoft.com/office/drawing/2010/main" val="0"/>
-                        </a:ext>
-                      </a:extLst>
-                    </a:blip>
-                    <a:srcRect/>
+                    <a:blip r:embed="rIdCoverBg"/>
                     <a:stretch>
                       <a:fillRect/>
                     </a:stretch>
                   </pic:blipFill>
-                  <pic:spPr bwMode="auto">
+                  <pic:spPr>
                     <a:xfrm>
                       <a:off x="0" y="0"/>
-                      <a:ext cx="1698152" cy="1622554"/>
+                      <a:ext cx="7560000" cy="10692000"/>
                     </a:xfrm>
                     <a:prstGeom prst="rect">
                       <a:avLst/>
                     </a:prstGeom>
-                    <a:noFill/>
-                    <a:ln>
-                      <a:noFill/>
-                    </a:ln>
+                  </pic:spPr>
+                </pic:pic>
+              </a:graphicData>
+            </a:graphic>
+          </wp:anchor>
+        </w:drawing>
+      </w:r>
+    </w:p>
+    <w:p>
+      <w:pPr>
+        <w:spacing w:before="0" w:after="0" w:line="240" w:lineRule="auto"/>
+        <w:jc w:val="right"/>
+      </w:pPr>
+      <w:r>
+        <w:rPr>
+          <w:noProof/>
+        </w:rPr>
+        <w:drawing>
+          <wp:inline distT="0" distB="0" distL="0" distR="0">
+            <wp:extent cx="1000000" cy="955481"/>
+            <wp:effectExtent l="0" t="0" r="0" b="0"/>
+            <wp:docPr id="901" name="ตราโรงพยาบาล"/>
+            <wp:cNvGraphicFramePr/>
+            <a:graphic xmlns:a="http://schemas.openxmlformats.org/drawingml/2006/main">
+              <a:graphicData uri="http://schemas.openxmlformats.org/drawingml/2006/picture">
+                <pic:pic xmlns:pic="http://schemas.openxmlformats.org/drawingml/2006/picture">
+                  <pic:nvPicPr>
+                    <pic:cNvPr id="901" name="logo"/>
+                    <pic:cNvPicPr/>
+                  </pic:nvPicPr>
+                  <pic:blipFill>
+                    <a:blip r:embed="rId7"/>
+                    <a:stretch>
+                      <a:fillRect/>
+                    </a:stretch>
+                  </pic:blipFill>
+                  <pic:spPr>
+                    <a:xfrm>
+                      <a:off x="0" y="0"/>
+                      <a:ext cx="1000000" cy="955481"/>
+                    </a:xfrm>
+                    <a:prstGeom prst="rect">
+                      <a:avLst/>
+                    </a:prstGeom>
                   </pic:spPr>
                 </pic:pic>
               </a:graphicData>
@@ -70,9 +97,326 @@
         </w:drawing>
       </w:r>
     </w:p>
+    <w:tbl>
+      <w:tblPr>
+        <w:tblStyle w:val="TableGrid"/>
+        <w:tblW w:w="9639" w:type="dxa"/>
+        <w:tblLook w:val="04A0" w:firstRow="0" w:lastRow="0" w:firstColumn="0" w:lastColumn="0" w:noHBand="0" w:noVBand="1"/>
+      </w:tblPr>
+      <w:tblGrid>
+        <w:gridCol w:w="5739"/>
+        <w:gridCol w:w="1500"/>
+        <w:gridCol w:w="2400"/>
+      </w:tblGrid>
+      <w:tr>
+        <w:tc>
+          <w:tcPr>
+            <w:tcW w:w="5739" w:type="dxa"/>
+            <w:tcBorders>
+              <w:top w:val="nil"/>
+              <w:left w:val="nil"/>
+              <w:bottom w:val="nil"/>
+              <w:right w:val="nil"/>
+            </w:tcBorders>
+          </w:tcPr>
+          <w:p>
+            <w:pPr>
+              <w:spacing w:before="0" w:after="0" w:line="240" w:lineRule="auto"/>
+            </w:pPr>
+          </w:p>
+        </w:tc>
+        <w:tc>
+          <w:tcPr>
+            <w:tcW w:w="1500" w:type="dxa"/>
+            <w:shd w:val="clear" w:color="auto" w:fill="EFF4F1"/>
+            <w:vAlign w:val="center"/>
+            <w:tcMar>
+              <w:top w:w="40" w:type="dxa"/>
+              <w:bottom w:w="40" w:type="dxa"/>
+            </w:tcMar>
+          </w:tcPr>
+          <w:p>
+            <w:pPr>
+              <w:spacing w:before="0" w:after="0" w:line="240" w:lineRule="auto"/>
+              <w:rPr>
+                <w:rFonts w:ascii="TH SarabunPSK" w:hAnsi="TH SarabunPSK" w:cs="TH SarabunPSK"/>
+                <w:b/>
+                <w:bCs/>
+                <w:color w:val="000000" w:themeColor="text1"/>
+                <w:sz w:val="24"/>
+                <w:szCs w:val="24"/>
+              </w:rPr>
+            </w:pPr>
+            <w:r>
+              <w:rPr>
+                <w:rFonts w:ascii="TH SarabunPSK" w:hAnsi="TH SarabunPSK" w:cs="TH SarabunPSK" w:hint="cs"/>
+                <w:b/>
+                <w:bCs/>
+                <w:color w:val="000000" w:themeColor="text1"/>
+                <w:sz w:val="24"/>
+                <w:szCs w:val="24"/>
+                <w:cs/>
+              </w:rPr>
+              <w:t xml:space="preserve">รหัสเอกสาร</w:t>
+            </w:r>
+          </w:p>
+        </w:tc>
+        <w:tc>
+          <w:tcPr>
+            <w:tcW w:w="2400" w:type="dxa"/>
+            <w:vAlign w:val="center"/>
+            <w:tcMar>
+              <w:top w:w="40" w:type="dxa"/>
+              <w:bottom w:w="40" w:type="dxa"/>
+            </w:tcMar>
+          </w:tcPr>
+          <w:p>
+            <w:pPr>
+              <w:spacing w:before="0" w:after="0" w:line="240" w:lineRule="auto"/>
+              <w:rPr>
+                <w:rFonts w:ascii="TH SarabunPSK" w:hAnsi="TH SarabunPSK" w:cs="TH SarabunPSK"/>
+                <w:color w:val="000000" w:themeColor="text1"/>
+                <w:sz w:val="24"/>
+                <w:szCs w:val="24"/>
+              </w:rPr>
+            </w:pPr>
+          </w:p>
+        </w:tc>
+      </w:tr>
+      <w:tr>
+        <w:tc>
+          <w:tcPr>
+            <w:tcW w:w="5739" w:type="dxa"/>
+            <w:tcBorders>
+              <w:top w:val="nil"/>
+              <w:left w:val="nil"/>
+              <w:bottom w:val="nil"/>
+              <w:right w:val="nil"/>
+            </w:tcBorders>
+          </w:tcPr>
+          <w:p>
+            <w:pPr>
+              <w:spacing w:before="0" w:after="0" w:line="240" w:lineRule="auto"/>
+            </w:pPr>
+          </w:p>
+        </w:tc>
+        <w:tc>
+          <w:tcPr>
+            <w:tcW w:w="1500" w:type="dxa"/>
+            <w:shd w:val="clear" w:color="auto" w:fill="EFF4F1"/>
+            <w:vAlign w:val="center"/>
+            <w:tcMar>
+              <w:top w:w="40" w:type="dxa"/>
+              <w:bottom w:w="40" w:type="dxa"/>
+            </w:tcMar>
+          </w:tcPr>
+          <w:p>
+            <w:pPr>
+              <w:spacing w:before="0" w:after="0" w:line="240" w:lineRule="auto"/>
+              <w:rPr>
+                <w:rFonts w:ascii="TH SarabunPSK" w:hAnsi="TH SarabunPSK" w:cs="TH SarabunPSK"/>
+                <w:b/>
+                <w:bCs/>
+                <w:color w:val="000000" w:themeColor="text1"/>
+                <w:sz w:val="24"/>
+                <w:szCs w:val="24"/>
+              </w:rPr>
+            </w:pPr>
+            <w:r>
+              <w:rPr>
+                <w:rFonts w:ascii="TH SarabunPSK" w:hAnsi="TH SarabunPSK" w:cs="TH SarabunPSK" w:hint="cs"/>
+                <w:b/>
+                <w:bCs/>
+                <w:color w:val="000000" w:themeColor="text1"/>
+                <w:sz w:val="24"/>
+                <w:szCs w:val="24"/>
+                <w:cs/>
+              </w:rPr>
+              <w:t xml:space="preserve">วันที่ประกาศใช้</w:t>
+            </w:r>
+          </w:p>
+        </w:tc>
+        <w:tc>
+          <w:tcPr>
+            <w:tcW w:w="2400" w:type="dxa"/>
+            <w:vAlign w:val="center"/>
+            <w:tcMar>
+              <w:top w:w="40" w:type="dxa"/>
+              <w:bottom w:w="40" w:type="dxa"/>
+            </w:tcMar>
+          </w:tcPr>
+          <w:p>
+            <w:pPr>
+              <w:spacing w:before="0" w:after="0" w:line="240" w:lineRule="auto"/>
+              <w:rPr>
+                <w:rFonts w:ascii="TH SarabunPSK" w:hAnsi="TH SarabunPSK" w:cs="TH SarabunPSK"/>
+                <w:color w:val="000000" w:themeColor="text1"/>
+                <w:sz w:val="24"/>
+                <w:szCs w:val="24"/>
+              </w:rPr>
+            </w:pPr>
+          </w:p>
+        </w:tc>
+      </w:tr>
+      <w:tr>
+        <w:tc>
+          <w:tcPr>
+            <w:tcW w:w="5739" w:type="dxa"/>
+            <w:tcBorders>
+              <w:top w:val="nil"/>
+              <w:left w:val="nil"/>
+              <w:bottom w:val="nil"/>
+              <w:right w:val="nil"/>
+            </w:tcBorders>
+          </w:tcPr>
+          <w:p>
+            <w:pPr>
+              <w:spacing w:before="0" w:after="0" w:line="240" w:lineRule="auto"/>
+            </w:pPr>
+          </w:p>
+        </w:tc>
+        <w:tc>
+          <w:tcPr>
+            <w:tcW w:w="1500" w:type="dxa"/>
+            <w:shd w:val="clear" w:color="auto" w:fill="EFF4F1"/>
+            <w:vAlign w:val="center"/>
+            <w:tcMar>
+              <w:top w:w="40" w:type="dxa"/>
+              <w:bottom w:w="40" w:type="dxa"/>
+            </w:tcMar>
+          </w:tcPr>
+          <w:p>
+            <w:pPr>
+              <w:spacing w:before="0" w:after="0" w:line="240" w:lineRule="auto"/>
+              <w:rPr>
+                <w:rFonts w:ascii="TH SarabunPSK" w:hAnsi="TH SarabunPSK" w:cs="TH SarabunPSK"/>
+                <w:b/>
+                <w:bCs/>
+                <w:color w:val="000000" w:themeColor="text1"/>
+                <w:sz w:val="24"/>
+                <w:szCs w:val="24"/>
+              </w:rPr>
+            </w:pPr>
+            <w:r>
+              <w:rPr>
+                <w:rFonts w:ascii="TH SarabunPSK" w:hAnsi="TH SarabunPSK" w:cs="TH SarabunPSK" w:hint="cs"/>
+                <w:b/>
+                <w:bCs/>
+                <w:color w:val="000000" w:themeColor="text1"/>
+                <w:sz w:val="24"/>
+                <w:szCs w:val="24"/>
+                <w:cs/>
+              </w:rPr>
+              <w:t xml:space="preserve">ผู้ทบทวน</w:t>
+            </w:r>
+          </w:p>
+        </w:tc>
+        <w:tc>
+          <w:tcPr>
+            <w:tcW w:w="2400" w:type="dxa"/>
+            <w:vAlign w:val="center"/>
+            <w:tcMar>
+              <w:top w:w="40" w:type="dxa"/>
+              <w:bottom w:w="40" w:type="dxa"/>
+            </w:tcMar>
+          </w:tcPr>
+          <w:p>
+            <w:pPr>
+              <w:spacing w:before="0" w:after="0" w:line="240" w:lineRule="auto"/>
+              <w:rPr>
+                <w:rFonts w:ascii="TH SarabunPSK" w:hAnsi="TH SarabunPSK" w:cs="TH SarabunPSK"/>
+                <w:color w:val="000000" w:themeColor="text1"/>
+                <w:sz w:val="24"/>
+                <w:szCs w:val="24"/>
+              </w:rPr>
+            </w:pPr>
+          </w:p>
+        </w:tc>
+      </w:tr>
+      <w:tr>
+        <w:tc>
+          <w:tcPr>
+            <w:tcW w:w="5739" w:type="dxa"/>
+            <w:tcBorders>
+              <w:top w:val="nil"/>
+              <w:left w:val="nil"/>
+              <w:bottom w:val="nil"/>
+              <w:right w:val="nil"/>
+            </w:tcBorders>
+          </w:tcPr>
+          <w:p>
+            <w:pPr>
+              <w:spacing w:before="0" w:after="0" w:line="240" w:lineRule="auto"/>
+            </w:pPr>
+          </w:p>
+        </w:tc>
+        <w:tc>
+          <w:tcPr>
+            <w:tcW w:w="1500" w:type="dxa"/>
+            <w:shd w:val="clear" w:color="auto" w:fill="EFF4F1"/>
+            <w:vAlign w:val="center"/>
+            <w:tcMar>
+              <w:top w:w="40" w:type="dxa"/>
+              <w:bottom w:w="40" w:type="dxa"/>
+            </w:tcMar>
+          </w:tcPr>
+          <w:p>
+            <w:pPr>
+              <w:spacing w:before="0" w:after="0" w:line="240" w:lineRule="auto"/>
+              <w:rPr>
+                <w:rFonts w:ascii="TH SarabunPSK" w:hAnsi="TH SarabunPSK" w:cs="TH SarabunPSK"/>
+                <w:b/>
+                <w:bCs/>
+                <w:color w:val="000000" w:themeColor="text1"/>
+                <w:sz w:val="24"/>
+                <w:szCs w:val="24"/>
+              </w:rPr>
+            </w:pPr>
+            <w:r>
+              <w:rPr>
+                <w:rFonts w:ascii="TH SarabunPSK" w:hAnsi="TH SarabunPSK" w:cs="TH SarabunPSK" w:hint="cs"/>
+                <w:b/>
+                <w:bCs/>
+                <w:color w:val="000000" w:themeColor="text1"/>
+                <w:sz w:val="24"/>
+                <w:szCs w:val="24"/>
+                <w:cs/>
+              </w:rPr>
+              <w:t xml:space="preserve">ผู้อนุมัติ</w:t>
+            </w:r>
+          </w:p>
+        </w:tc>
+        <w:tc>
+          <w:tcPr>
+            <w:tcW w:w="2400" w:type="dxa"/>
+            <w:vAlign w:val="center"/>
+            <w:tcMar>
+              <w:top w:w="40" w:type="dxa"/>
+              <w:bottom w:w="40" w:type="dxa"/>
+            </w:tcMar>
+          </w:tcPr>
+          <w:p>
+            <w:pPr>
+              <w:spacing w:before="0" w:after="0" w:line="240" w:lineRule="auto"/>
+              <w:rPr>
+                <w:rFonts w:ascii="TH SarabunPSK" w:hAnsi="TH SarabunPSK" w:cs="TH SarabunPSK"/>
+                <w:color w:val="000000" w:themeColor="text1"/>
+                <w:sz w:val="24"/>
+                <w:szCs w:val="24"/>
+              </w:rPr>
+            </w:pPr>
+          </w:p>
+        </w:tc>
+      </w:tr>
+    </w:tbl>
     <w:p>
       <w:pPr>
         <w:spacing w:before="0" w:after="0" w:line="240" w:lineRule="auto"/>
+      </w:pPr>
+    </w:p>
+    <w:p>
+      <w:pPr>
+        <w:spacing w:before="0" w:after="0" w:line="240" w:lineRule="auto"/>
         <w:rPr>
           <w:rFonts w:ascii="TH SarabunPSK" w:hAnsi="TH SarabunPSK" w:cs="TH SarabunPSK"/>
           <w:color w:val="000000" w:themeColor="text1"/>
@@ -84,14 +428,58 @@
     <w:p>
       <w:pPr>
         <w:spacing w:before="0" w:after="0" w:line="240" w:lineRule="auto"/>
-        <w:jc w:val="center"/>
+        <w:rPr>
+          <w:rFonts w:ascii="TH SarabunPSK" w:hAnsi="TH SarabunPSK" w:cs="TH SarabunPSK"/>
+          <w:color w:val="000000" w:themeColor="text1"/>
+          <w:sz w:val="32"/>
+          <w:szCs w:val="32"/>
+        </w:rPr>
+      </w:pPr>
+    </w:p>
+    <w:p>
+      <w:pPr>
+        <w:spacing w:before="0" w:after="0" w:line="240" w:lineRule="auto"/>
+        <w:rPr>
+          <w:rFonts w:ascii="TH SarabunPSK" w:hAnsi="TH SarabunPSK" w:cs="TH SarabunPSK"/>
+          <w:color w:val="000000" w:themeColor="text1"/>
+          <w:sz w:val="32"/>
+          <w:szCs w:val="32"/>
+        </w:rPr>
+      </w:pPr>
+    </w:p>
+    <w:p>
+      <w:pPr>
+        <w:spacing w:before="0" w:after="0" w:line="240" w:lineRule="auto"/>
+        <w:rPr>
+          <w:rFonts w:ascii="TH SarabunPSK" w:hAnsi="TH SarabunPSK" w:cs="TH SarabunPSK"/>
+          <w:color w:val="000000" w:themeColor="text1"/>
+          <w:sz w:val="32"/>
+          <w:szCs w:val="32"/>
+        </w:rPr>
+      </w:pPr>
+    </w:p>
+    <w:p>
+      <w:pPr>
+        <w:spacing w:before="0" w:after="0" w:line="240" w:lineRule="auto"/>
+        <w:rPr>
+          <w:rFonts w:ascii="TH SarabunPSK" w:hAnsi="TH SarabunPSK" w:cs="TH SarabunPSK"/>
+          <w:color w:val="000000" w:themeColor="text1"/>
+          <w:sz w:val="32"/>
+          <w:szCs w:val="32"/>
+        </w:rPr>
+      </w:pPr>
+    </w:p>
+    <w:p>
+      <w:pPr>
+        <w:spacing w:before="0" w:after="0" w:line="240" w:lineRule="auto"/>
+        <w:ind w:left="280"/>
         <w:rPr>
           <w:rFonts w:ascii="TH SarabunPSK" w:hAnsi="TH SarabunPSK" w:cs="TH SarabunPSK"/>
           <w:b/>
           <w:bCs/>
-          <w:color w:val="000000" w:themeColor="text1"/>
-          <w:sz w:val="52"/>
-          <w:szCs w:val="52"/>
+          <w:color w:val="0E6B3D"/>
+          <w:sz w:val="112"/>
+          <w:szCs w:val="112"/>
         </w:rPr>
       </w:pPr>
       <w:r>
@@ -99,36 +487,25 @@
           <w:rFonts w:ascii="TH SarabunPSK" w:hAnsi="TH SarabunPSK" w:cs="TH SarabunPSK" w:hint="cs"/>
           <w:b/>
           <w:bCs/>
-          <w:color w:val="000000" w:themeColor="text1"/>
-          <w:sz w:val="52"/>
-          <w:szCs w:val="52"/>
+          <w:color w:val="0E6B3D"/>
+          <w:sz w:val="112"/>
+          <w:szCs w:val="112"/>
           <w:cs/>
         </w:rPr>
-        <w:t xml:space="preserve">คู่มือการปฏิบัติงาน</w:t>
+        <w:t xml:space="preserve">คู่มือ</w:t>
       </w:r>
     </w:p>
     <w:p>
       <w:pPr>
         <w:spacing w:before="0" w:after="0" w:line="240" w:lineRule="auto"/>
-        <w:rPr>
-          <w:rFonts w:ascii="TH SarabunPSK" w:hAnsi="TH SarabunPSK" w:cs="TH SarabunPSK"/>
-          <w:color w:val="000000" w:themeColor="text1"/>
-          <w:sz w:val="32"/>
-          <w:szCs w:val="32"/>
-        </w:rPr>
-      </w:pPr>
-    </w:p>
-    <w:p>
-      <w:pPr>
-        <w:spacing w:before="0" w:after="0" w:line="240" w:lineRule="auto"/>
-        <w:jc w:val="center"/>
+        <w:ind w:left="300"/>
         <w:rPr>
           <w:rFonts w:ascii="TH SarabunPSK" w:hAnsi="TH SarabunPSK" w:cs="TH SarabunPSK"/>
           <w:b/>
           <w:bCs/>
-          <w:color w:val="000000" w:themeColor="text1"/>
-          <w:sz w:val="40"/>
-          <w:szCs w:val="40"/>
+          <w:color w:val="1E8F80"/>
+          <w:sz w:val="60"/>
+          <w:szCs w:val="60"/>
         </w:rPr>
       </w:pPr>
       <w:r>
@@ -136,7 +513,58 @@
           <w:rFonts w:ascii="TH SarabunPSK" w:hAnsi="TH SarabunPSK" w:cs="TH SarabunPSK" w:hint="cs"/>
           <w:b/>
           <w:bCs/>
-          <w:color w:val="000000" w:themeColor="text1"/>
+          <w:color w:val="1E8F80"/>
+          <w:sz w:val="60"/>
+          <w:szCs w:val="60"/>
+          <w:cs/>
+        </w:rPr>
+        <w:t xml:space="preserve">การปฏิบัติงาน</w:t>
+      </w:r>
+    </w:p>
+    <w:p>
+      <w:pPr>
+        <w:spacing w:before="0" w:after="0" w:line="240" w:lineRule="auto"/>
+        <w:rPr>
+          <w:rFonts w:ascii="TH SarabunPSK" w:hAnsi="TH SarabunPSK" w:cs="TH SarabunPSK"/>
+          <w:color w:val="000000" w:themeColor="text1"/>
+          <w:sz w:val="32"/>
+          <w:szCs w:val="32"/>
+        </w:rPr>
+      </w:pPr>
+    </w:p>
+    <w:p>
+      <w:pPr>
+        <w:spacing w:before="0" w:after="0" w:line="240" w:lineRule="auto"/>
+        <w:rPr>
+          <w:rFonts w:ascii="TH SarabunPSK" w:hAnsi="TH SarabunPSK" w:cs="TH SarabunPSK"/>
+          <w:color w:val="000000" w:themeColor="text1"/>
+          <w:sz w:val="32"/>
+          <w:szCs w:val="32"/>
+        </w:rPr>
+      </w:pPr>
+    </w:p>
+    <w:p>
+      <w:pPr>
+        <w:pBdr>
+          <w:bottom w:val="single" w:sz="8" w:space="6" w:color="0E6B3D"/>
+        </w:pBdr>
+        <w:spacing w:before="0" w:after="0" w:line="240" w:lineRule="auto"/>
+        <w:ind w:left="300"/>
+        <w:rPr>
+          <w:rFonts w:ascii="TH SarabunPSK" w:hAnsi="TH SarabunPSK" w:cs="TH SarabunPSK"/>
+          <w:b/>
+          <w:bCs/>
+          <w:color w:val="1F2A24"/>
+          <w:sz w:val="40"/>
+          <w:szCs w:val="40"/>
+        </w:rPr>
+      </w:pPr>
+      <w:r>
+        <w:rPr>
+          <w:rFonts w:ascii="TH SarabunPSK" w:hAnsi="TH SarabunPSK" w:cs="TH SarabunPSK" w:hint="cs"/>
+          <w:b/>
+          <w:bCs/>
+          <w:color w:val="1F2A24"/>
           <w:sz w:val="40"/>
           <w:szCs w:val="40"/>
           <w:cs/>
@@ -213,7 +641,6 @@
     <w:p>
       <w:pPr>
         <w:spacing w:before="0" w:after="0" w:line="240" w:lineRule="auto"/>
-        <w:jc w:val="center"/>
         <w:rPr>
           <w:rFonts w:ascii="TH SarabunPSK" w:hAnsi="TH SarabunPSK" w:cs="TH SarabunPSK"/>
           <w:color w:val="000000" w:themeColor="text1"/>
@@ -221,10 +648,48 @@
           <w:szCs w:val="32"/>
         </w:rPr>
       </w:pPr>
+    </w:p>
+    <w:p>
+      <w:pPr>
+        <w:spacing w:before="0" w:after="0" w:line="240" w:lineRule="auto"/>
+        <w:rPr>
+          <w:rFonts w:ascii="TH SarabunPSK" w:hAnsi="TH SarabunPSK" w:cs="TH SarabunPSK"/>
+          <w:color w:val="000000" w:themeColor="text1"/>
+          <w:sz w:val="32"/>
+          <w:szCs w:val="32"/>
+        </w:rPr>
+      </w:pPr>
+    </w:p>
+    <w:p>
+      <w:pPr>
+        <w:spacing w:before="0" w:after="0" w:line="240" w:lineRule="auto"/>
+        <w:rPr>
+          <w:rFonts w:ascii="TH SarabunPSK" w:hAnsi="TH SarabunPSK" w:cs="TH SarabunPSK"/>
+          <w:color w:val="000000" w:themeColor="text1"/>
+          <w:sz w:val="32"/>
+          <w:szCs w:val="32"/>
+        </w:rPr>
+      </w:pPr>
+    </w:p>
+    <w:p>
+      <w:pPr>
+        <w:spacing w:before="0" w:after="0" w:line="240" w:lineRule="auto"/>
+        <w:ind w:left="300"/>
+        <w:rPr>
+          <w:rFonts w:ascii="TH SarabunPSK" w:hAnsi="TH SarabunPSK" w:cs="TH SarabunPSK"/>
+          <w:b/>
+          <w:bCs/>
+          <w:color w:val="1F2A24"/>
+          <w:sz w:val="32"/>
+          <w:szCs w:val="32"/>
+        </w:rPr>
+      </w:pPr>
       <w:r>
         <w:rPr>
           <w:rFonts w:ascii="TH SarabunPSK" w:hAnsi="TH SarabunPSK" w:cs="TH SarabunPSK" w:hint="cs"/>
-          <w:color w:val="000000" w:themeColor="text1"/>
+          <w:b/>
+          <w:bCs/>
+          <w:color w:val="1F2A24"/>
           <w:sz w:val="32"/>
           <w:szCs w:val="32"/>
           <w:cs/>
@@ -235,20 +700,20 @@
     <w:p>
       <w:pPr>
         <w:spacing w:before="0" w:after="0" w:line="240" w:lineRule="auto"/>
-        <w:jc w:val="center"/>
+        <w:ind w:left="300"/>
         <w:rPr>
           <w:rFonts w:ascii="TH SarabunPSK" w:hAnsi="TH SarabunPSK" w:cs="TH SarabunPSK"/>
-          <w:color w:val="000000" w:themeColor="text1"/>
-          <w:sz w:val="32"/>
-          <w:szCs w:val="32"/>
+          <w:color w:val="4A5450"/>
+          <w:sz w:val="30"/>
+          <w:szCs w:val="30"/>
         </w:rPr>
       </w:pPr>
       <w:r>
         <w:rPr>
           <w:rFonts w:ascii="TH SarabunPSK" w:hAnsi="TH SarabunPSK" w:cs="TH SarabunPSK" w:hint="cs"/>
-          <w:color w:val="000000" w:themeColor="text1"/>
-          <w:sz w:val="32"/>
-          <w:szCs w:val="32"/>
+          <w:color w:val="4A5450"/>
+          <w:sz w:val="30"/>
+          <w:szCs w:val="30"/>
           <w:cs/>
         </w:rPr>
         <w:t xml:space="preserve">โรงพยาบาลธรรมศาสตร์เฉลิมพระเกียรติ</w:t>
@@ -257,20 +722,20 @@
     <w:p>
       <w:pPr>
         <w:spacing w:before="0" w:after="0" w:line="240" w:lineRule="auto"/>
-        <w:jc w:val="center"/>
+        <w:ind w:left="300"/>
         <w:rPr>
           <w:rFonts w:ascii="TH SarabunPSK" w:hAnsi="TH SarabunPSK" w:cs="TH SarabunPSK"/>
-          <w:color w:val="000000" w:themeColor="text1"/>
-          <w:sz w:val="32"/>
-          <w:szCs w:val="32"/>
+          <w:color w:val="4A5450"/>
+          <w:sz w:val="30"/>
+          <w:szCs w:val="30"/>
         </w:rPr>
       </w:pPr>
       <w:r>
         <w:rPr>
           <w:rFonts w:ascii="TH SarabunPSK" w:hAnsi="TH SarabunPSK" w:cs="TH SarabunPSK" w:hint="cs"/>
-          <w:color w:val="000000" w:themeColor="text1"/>
-          <w:sz w:val="32"/>
-          <w:szCs w:val="32"/>
+          <w:color w:val="4A5450"/>
+          <w:sz w:val="30"/>
+          <w:szCs w:val="30"/>
           <w:cs/>
         </w:rPr>
         <w:t xml:space="preserve">2569</w:t>

--- a/docs/manual-document-control.docx
+++ b/docs/manual-document-control.docx
@@ -97,6 +97,28 @@
         </w:drawing>
       </w:r>
     </w:p>
+    <w:p>
+      <w:pPr>
+        <w:spacing w:before="0" w:after="0" w:line="240" w:lineRule="auto"/>
+        <w:rPr>
+          <w:rFonts w:ascii="TH SarabunPSK" w:hAnsi="TH SarabunPSK" w:cs="TH SarabunPSK"/>
+          <w:color w:val="000000" w:themeColor="text1"/>
+          <w:sz w:val="32"/>
+          <w:szCs w:val="32"/>
+        </w:rPr>
+      </w:pPr>
+    </w:p>
+    <w:p>
+      <w:pPr>
+        <w:spacing w:before="0" w:after="0" w:line="240" w:lineRule="auto"/>
+        <w:rPr>
+          <w:rFonts w:ascii="TH SarabunPSK" w:hAnsi="TH SarabunPSK" w:cs="TH SarabunPSK"/>
+          <w:color w:val="000000" w:themeColor="text1"/>
+          <w:sz w:val="32"/>
+          <w:szCs w:val="32"/>
+        </w:rPr>
+      </w:pPr>
+    </w:p>
     <w:tbl>
       <w:tblPr>
         <w:tblStyle w:val="TableGrid"/>
@@ -619,61 +641,6 @@
     <w:p>
       <w:pPr>
         <w:spacing w:before="0" w:after="0" w:line="240" w:lineRule="auto"/>
-        <w:rPr>
-          <w:rFonts w:ascii="TH SarabunPSK" w:hAnsi="TH SarabunPSK" w:cs="TH SarabunPSK"/>
-          <w:color w:val="000000" w:themeColor="text1"/>
-          <w:sz w:val="32"/>
-          <w:szCs w:val="32"/>
-        </w:rPr>
-      </w:pPr>
-    </w:p>
-    <w:p>
-      <w:pPr>
-        <w:spacing w:before="0" w:after="0" w:line="240" w:lineRule="auto"/>
-        <w:rPr>
-          <w:rFonts w:ascii="TH SarabunPSK" w:hAnsi="TH SarabunPSK" w:cs="TH SarabunPSK"/>
-          <w:color w:val="000000" w:themeColor="text1"/>
-          <w:sz w:val="32"/>
-          <w:szCs w:val="32"/>
-        </w:rPr>
-      </w:pPr>
-    </w:p>
-    <w:p>
-      <w:pPr>
-        <w:spacing w:before="0" w:after="0" w:line="240" w:lineRule="auto"/>
-        <w:rPr>
-          <w:rFonts w:ascii="TH SarabunPSK" w:hAnsi="TH SarabunPSK" w:cs="TH SarabunPSK"/>
-          <w:color w:val="000000" w:themeColor="text1"/>
-          <w:sz w:val="32"/>
-          <w:szCs w:val="32"/>
-        </w:rPr>
-      </w:pPr>
-    </w:p>
-    <w:p>
-      <w:pPr>
-        <w:spacing w:before="0" w:after="0" w:line="240" w:lineRule="auto"/>
-        <w:rPr>
-          <w:rFonts w:ascii="TH SarabunPSK" w:hAnsi="TH SarabunPSK" w:cs="TH SarabunPSK"/>
-          <w:color w:val="000000" w:themeColor="text1"/>
-          <w:sz w:val="32"/>
-          <w:szCs w:val="32"/>
-        </w:rPr>
-      </w:pPr>
-    </w:p>
-    <w:p>
-      <w:pPr>
-        <w:spacing w:before="0" w:after="0" w:line="240" w:lineRule="auto"/>
-        <w:rPr>
-          <w:rFonts w:ascii="TH SarabunPSK" w:hAnsi="TH SarabunPSK" w:cs="TH SarabunPSK"/>
-          <w:color w:val="000000" w:themeColor="text1"/>
-          <w:sz w:val="32"/>
-          <w:szCs w:val="32"/>
-        </w:rPr>
-      </w:pPr>
-    </w:p>
-    <w:p>
-      <w:pPr>
-        <w:spacing w:before="0" w:after="0" w:line="240" w:lineRule="auto"/>
         <w:ind w:left="300"/>
         <w:rPr>
           <w:rFonts w:ascii="TH SarabunPSK" w:hAnsi="TH SarabunPSK" w:cs="TH SarabunPSK"/>
@@ -944,6 +911,23 @@
     <w:p>
       <w:pPr>
         <w:spacing w:before="0" w:after="0" w:line="240" w:lineRule="auto"/>
+      </w:pPr>
+      <w:r>
+        <w:fldChar w:fldCharType="begin"/>
+      </w:r>
+      <w:r>
+        <w:rPr>
+          <w:rFonts w:ascii="TH SarabunPSK" w:hAnsi="TH SarabunPSK" w:cs="TH SarabunPSK"/>
+        </w:rPr>
+        <w:instrText xml:space="preserve"> TOC \o "1-2" \h \z \u </w:instrText>
+      </w:r>
+      <w:r>
+        <w:fldChar w:fldCharType="separate"/>
+      </w:r>
+    </w:p>
+    <w:p>
+      <w:pPr>
+        <w:spacing w:before="0" w:after="0" w:line="240" w:lineRule="auto"/>
         <w:ind w:left="720" w:hanging="360"/>
         <w:rPr>
           <w:rFonts w:ascii="TH SarabunPSK" w:hAnsi="TH SarabunPSK" w:cs="TH SarabunPSK"/>
@@ -2094,6 +2078,14 @@
     <w:p>
       <w:pPr>
         <w:spacing w:before="0" w:after="0" w:line="240" w:lineRule="auto"/>
+      </w:pPr>
+      <w:r>
+        <w:fldChar w:fldCharType="end"/>
+      </w:r>
+    </w:p>
+    <w:p>
+      <w:pPr>
+        <w:spacing w:before="0" w:after="0" w:line="240" w:lineRule="auto"/>
         <w:rPr>
           <w:rFonts w:ascii="TH SarabunPSK" w:hAnsi="TH SarabunPSK" w:cs="TH SarabunPSK"/>
           <w:color w:val="000000" w:themeColor="text1"/>
@@ -2121,7 +2113,7 @@
           <w:szCs w:val="32"/>
           <w:cs/>
         </w:rPr>
-        <w:t xml:space="preserve">หมายเหตุ  เลขหน้าในสารบัญให้ปรับตามเล่มจริงหลังจัดหน้าเสร็จ หรือใช้คำสั่งแทรกสารบัญอัตโนมัติของโปรแกรมประมวลผลคำ</w:t>
+        <w:t xml:space="preserve">หมายเหตุ  สารบัญนี้เป็นสารบัญอัตโนมัติ เลขหน้าจะขึ้นเมื่อสั่งอัปเดต โดยคลิกขวาที่สารบัญแล้วเลือก Update Field หรือกด F9</w:t>
       </w:r>
     </w:p>
     <w:p>
@@ -2136,6 +2128,7 @@
       <w:pPr>
         <w:spacing w:before="0" w:after="0" w:line="240" w:lineRule="auto"/>
         <w:jc w:val="center"/>
+        <w:outlineLvl w:val="0"/>
         <w:rPr>
           <w:rFonts w:ascii="TH SarabunPSK" w:hAnsi="TH SarabunPSK" w:cs="TH SarabunPSK"/>
           <w:b/>
@@ -2155,20 +2148,31 @@
           <w:szCs w:val="36"/>
           <w:cs/>
         </w:rPr>
-        <w:t xml:space="preserve">บทที่ 1</w:t>
+        <w:t xml:space="preserve">บทที่ 1  บทนำ</w:t>
       </w:r>
     </w:p>
     <w:p>
       <w:pPr>
         <w:spacing w:before="0" w:after="0" w:line="240" w:lineRule="auto"/>
-        <w:jc w:val="center"/>
+        <w:rPr>
+          <w:rFonts w:ascii="TH SarabunPSK" w:hAnsi="TH SarabunPSK" w:cs="TH SarabunPSK"/>
+          <w:color w:val="000000" w:themeColor="text1"/>
+          <w:sz w:val="32"/>
+          <w:szCs w:val="32"/>
+        </w:rPr>
+      </w:pPr>
+    </w:p>
+    <w:p>
+      <w:pPr>
+        <w:spacing w:before="100" w:beforeAutospacing="1" w:after="100" w:afterAutospacing="1"/>
+        <w:outlineLvl w:val="1"/>
         <w:rPr>
           <w:rFonts w:ascii="TH SarabunPSK" w:hAnsi="TH SarabunPSK" w:cs="TH SarabunPSK"/>
           <w:b/>
           <w:bCs/>
           <w:color w:val="000000" w:themeColor="text1"/>
-          <w:sz w:val="36"/>
-          <w:szCs w:val="36"/>
+          <w:sz w:val="32"/>
+          <w:szCs w:val="32"/>
         </w:rPr>
       </w:pPr>
       <w:r>
@@ -2177,16 +2181,17 @@
           <w:b/>
           <w:bCs/>
           <w:color w:val="000000" w:themeColor="text1"/>
-          <w:sz w:val="36"/>
-          <w:szCs w:val="36"/>
+          <w:sz w:val="32"/>
+          <w:szCs w:val="32"/>
           <w:cs/>
         </w:rPr>
-        <w:t xml:space="preserve">บทนำ</w:t>
+        <w:t xml:space="preserve">1.1 ความเป็นมา</w:t>
       </w:r>
     </w:p>
     <w:p>
       <w:pPr>
-        <w:spacing w:before="0" w:after="0" w:line="240" w:lineRule="auto"/>
+        <w:spacing w:before="100" w:beforeAutospacing="1" w:after="100" w:afterAutospacing="1"/>
+        <w:ind w:left="360"/>
         <w:rPr>
           <w:rFonts w:ascii="TH SarabunPSK" w:hAnsi="TH SarabunPSK" w:cs="TH SarabunPSK"/>
           <w:color w:val="000000" w:themeColor="text1"/>
@@ -2194,10 +2199,65 @@
           <w:szCs w:val="32"/>
         </w:rPr>
       </w:pPr>
+      <w:r>
+        <w:rPr>
+          <w:rFonts w:ascii="TH SarabunPSK" w:hAnsi="TH SarabunPSK" w:cs="TH SarabunPSK" w:hint="cs"/>
+          <w:color w:val="000000" w:themeColor="text1"/>
+          <w:sz w:val="32"/>
+          <w:szCs w:val="32"/>
+          <w:cs/>
+        </w:rPr>
+        <w:t xml:space="preserve">เดิมการควบคุมเอกสารคุณภาพของฝ่ายสหเวชศาสตร์ใช้แฟ้มกระดาษเป็นหลัก ทำให้เกิดปัญหาที่พบบ่อยคือ ผู้ปฏิบัติงานหยิบเอกสารฉบับที่ยกเลิกแล้วไปใช้ ไม่มีหลักฐานว่าผู้ใดได้รับทราบเอกสารฉบับใด ค้นหาเอกสารย้อนหลังได้ยาก และเมื่อถึงรอบตรวจประเมินต้องใช้เวลารวบรวมหลักฐานจำนวนมาก</w:t>
+      </w:r>
     </w:p>
     <w:p>
       <w:pPr>
         <w:spacing w:before="100" w:beforeAutospacing="1" w:after="100" w:afterAutospacing="1"/>
+        <w:ind w:left="360"/>
+        <w:rPr>
+          <w:rFonts w:ascii="TH SarabunPSK" w:hAnsi="TH SarabunPSK" w:cs="TH SarabunPSK"/>
+          <w:color w:val="000000" w:themeColor="text1"/>
+          <w:sz w:val="32"/>
+          <w:szCs w:val="32"/>
+        </w:rPr>
+      </w:pPr>
+      <w:r>
+        <w:rPr>
+          <w:rFonts w:ascii="TH SarabunPSK" w:hAnsi="TH SarabunPSK" w:cs="TH SarabunPSK" w:hint="cs"/>
+          <w:color w:val="000000" w:themeColor="text1"/>
+          <w:sz w:val="32"/>
+          <w:szCs w:val="32"/>
+          <w:cs/>
+        </w:rPr>
+        <w:t xml:space="preserve">ฝ่ายสหเวชศาสตร์จึงนำระบบทะเบียนเอกสารมาใช้ เพื่อให้เอกสารฉบับล่าสุดพร้อมใช้งาน ณ ทุกจุดปฏิบัติงาน มีการลงลายมือชื่ออิเล็กทรอนิกส์เมื่อรับทราบเอกสาร และมีร่องรอยการใช้งานที่ตรวจสอบย้อนกลับได้ทุกการกระทำ</w:t>
+      </w:r>
+    </w:p>
+    <w:p>
+      <w:pPr>
+        <w:spacing w:before="100" w:beforeAutospacing="1" w:after="100" w:afterAutospacing="1"/>
+        <w:ind w:left="360"/>
+        <w:rPr>
+          <w:rFonts w:ascii="TH SarabunPSK" w:hAnsi="TH SarabunPSK" w:cs="TH SarabunPSK"/>
+          <w:color w:val="000000" w:themeColor="text1"/>
+          <w:sz w:val="32"/>
+          <w:szCs w:val="32"/>
+        </w:rPr>
+      </w:pPr>
+      <w:r>
+        <w:rPr>
+          <w:rFonts w:ascii="TH SarabunPSK" w:hAnsi="TH SarabunPSK" w:cs="TH SarabunPSK" w:hint="cs"/>
+          <w:color w:val="000000" w:themeColor="text1"/>
+          <w:sz w:val="32"/>
+          <w:szCs w:val="32"/>
+          <w:cs/>
+        </w:rPr>
+        <w:t xml:space="preserve">การนำระบบสารสนเทศมาใช้ย่อมเกิดความเสี่ยงใหม่ตามมา ทั้งข้อมูลสูญหาย การเข้าถึงโดยผู้ไม่มีสิทธิ์ และการที่ระบบใช้งานไม่ได้กะทันหัน คู่มือฉบับนี้จึงครอบคลุมทั้งวิธีใช้งานตามปกติ และวิธีรับมือเมื่อเกิดเหตุไม่ปกติ</w:t>
+      </w:r>
+    </w:p>
+    <w:p>
+      <w:pPr>
+        <w:spacing w:before="100" w:beforeAutospacing="1" w:after="100" w:afterAutospacing="1"/>
+        <w:outlineLvl w:val="1"/>
         <w:rPr>
           <w:rFonts w:ascii="TH SarabunPSK" w:hAnsi="TH SarabunPSK" w:cs="TH SarabunPSK"/>
           <w:b/>
@@ -2217,78 +2277,123 @@
           <w:szCs w:val="32"/>
           <w:cs/>
         </w:rPr>
-        <w:t xml:space="preserve">1.1 ความเป็นมา</w:t>
+        <w:t xml:space="preserve">1.2 วัตถุประสงค์ของคู่มือ</w:t>
       </w:r>
     </w:p>
     <w:p>
       <w:pPr>
+        <w:spacing w:before="0" w:after="0" w:line="240" w:lineRule="auto"/>
+        <w:ind w:left="1080" w:hanging="360"/>
+        <w:rPr>
+          <w:rFonts w:ascii="TH SarabunPSK" w:hAnsi="TH SarabunPSK" w:cs="TH SarabunPSK"/>
+          <w:color w:val="000000" w:themeColor="text1"/>
+          <w:sz w:val="32"/>
+          <w:szCs w:val="32"/>
+        </w:rPr>
+      </w:pPr>
+      <w:r>
+        <w:rPr>
+          <w:rFonts w:ascii="TH SarabunPSK" w:hAnsi="TH SarabunPSK" w:cs="TH SarabunPSK" w:hint="cs"/>
+          <w:color w:val="000000" w:themeColor="text1"/>
+          <w:sz w:val="32"/>
+          <w:szCs w:val="32"/>
+          <w:cs/>
+        </w:rPr>
+        <w:t xml:space="preserve">1. เพื่อให้ผู้ปฏิบัติงานใช้เอกสารคุณภาพฉบับที่ถูกต้องและเป็นปัจจุบันเสมอ</w:t>
+      </w:r>
+    </w:p>
+    <w:p>
+      <w:pPr>
+        <w:spacing w:before="0" w:after="0" w:line="240" w:lineRule="auto"/>
+        <w:ind w:left="1080" w:hanging="360"/>
+        <w:rPr>
+          <w:rFonts w:ascii="TH SarabunPSK" w:hAnsi="TH SarabunPSK" w:cs="TH SarabunPSK"/>
+          <w:color w:val="000000" w:themeColor="text1"/>
+          <w:sz w:val="32"/>
+          <w:szCs w:val="32"/>
+        </w:rPr>
+      </w:pPr>
+      <w:r>
+        <w:rPr>
+          <w:rFonts w:ascii="TH SarabunPSK" w:hAnsi="TH SarabunPSK" w:cs="TH SarabunPSK" w:hint="cs"/>
+          <w:color w:val="000000" w:themeColor="text1"/>
+          <w:sz w:val="32"/>
+          <w:szCs w:val="32"/>
+          <w:cs/>
+        </w:rPr>
+        <w:t xml:space="preserve">2. เพื่อให้มีหลักฐานตรวจสอบย้อนกลับได้ว่าผู้ใดจัดทำ ทบทวน อนุมัติ และรับทราบเอกสารใดเมื่อใด</w:t>
+      </w:r>
+    </w:p>
+    <w:p>
+      <w:pPr>
+        <w:spacing w:before="0" w:after="0" w:line="240" w:lineRule="auto"/>
+        <w:ind w:left="1080" w:hanging="360"/>
+        <w:rPr>
+          <w:rFonts w:ascii="TH SarabunPSK" w:hAnsi="TH SarabunPSK" w:cs="TH SarabunPSK"/>
+          <w:color w:val="000000" w:themeColor="text1"/>
+          <w:sz w:val="32"/>
+          <w:szCs w:val="32"/>
+        </w:rPr>
+      </w:pPr>
+      <w:r>
+        <w:rPr>
+          <w:rFonts w:ascii="TH SarabunPSK" w:hAnsi="TH SarabunPSK" w:cs="TH SarabunPSK" w:hint="cs"/>
+          <w:color w:val="000000" w:themeColor="text1"/>
+          <w:sz w:val="32"/>
+          <w:szCs w:val="32"/>
+          <w:cs/>
+        </w:rPr>
+        <w:t xml:space="preserve">3. เพื่อป้องกันมิให้ข้อมูลและบันทึกคุณภาพสูญหาย ถูกแก้ไขโดยไม่ทิ้งร่องรอย หรือถูกเข้าถึงโดยผู้ไม่มีสิทธิ์</w:t>
+      </w:r>
+    </w:p>
+    <w:p>
+      <w:pPr>
+        <w:spacing w:before="0" w:after="0" w:line="240" w:lineRule="auto"/>
+        <w:ind w:left="1080" w:hanging="360"/>
+        <w:rPr>
+          <w:rFonts w:ascii="TH SarabunPSK" w:hAnsi="TH SarabunPSK" w:cs="TH SarabunPSK"/>
+          <w:color w:val="000000" w:themeColor="text1"/>
+          <w:sz w:val="32"/>
+          <w:szCs w:val="32"/>
+        </w:rPr>
+      </w:pPr>
+      <w:r>
+        <w:rPr>
+          <w:rFonts w:ascii="TH SarabunPSK" w:hAnsi="TH SarabunPSK" w:cs="TH SarabunPSK" w:hint="cs"/>
+          <w:color w:val="000000" w:themeColor="text1"/>
+          <w:sz w:val="32"/>
+          <w:szCs w:val="32"/>
+          <w:cs/>
+        </w:rPr>
+        <w:t xml:space="preserve">4. เพื่อให้ห้องปฏิบัติการยังคงปฏิบัติงานได้ต่อเนื่องเมื่อระบบสารสนเทศใช้งานไม่ได้</w:t>
+      </w:r>
+    </w:p>
+    <w:p>
+      <w:pPr>
+        <w:spacing w:before="0" w:after="0" w:line="240" w:lineRule="auto"/>
+        <w:ind w:left="1080" w:hanging="360"/>
+        <w:rPr>
+          <w:rFonts w:ascii="TH SarabunPSK" w:hAnsi="TH SarabunPSK" w:cs="TH SarabunPSK"/>
+          <w:color w:val="000000" w:themeColor="text1"/>
+          <w:sz w:val="32"/>
+          <w:szCs w:val="32"/>
+        </w:rPr>
+      </w:pPr>
+      <w:r>
+        <w:rPr>
+          <w:rFonts w:ascii="TH SarabunPSK" w:hAnsi="TH SarabunPSK" w:cs="TH SarabunPSK" w:hint="cs"/>
+          <w:color w:val="000000" w:themeColor="text1"/>
+          <w:sz w:val="32"/>
+          <w:szCs w:val="32"/>
+          <w:cs/>
+        </w:rPr>
+        <w:t xml:space="preserve">5. เพื่อให้การควบคุมเอกสารและบันทึกเป็นไปตาม ISO 15189:2022 และ ISO 15190:2020</w:t>
+      </w:r>
+    </w:p>
+    <w:p>
+      <w:pPr>
         <w:spacing w:before="100" w:beforeAutospacing="1" w:after="100" w:afterAutospacing="1"/>
-        <w:ind w:left="360"/>
-        <w:rPr>
-          <w:rFonts w:ascii="TH SarabunPSK" w:hAnsi="TH SarabunPSK" w:cs="TH SarabunPSK"/>
-          <w:color w:val="000000" w:themeColor="text1"/>
-          <w:sz w:val="32"/>
-          <w:szCs w:val="32"/>
-        </w:rPr>
-      </w:pPr>
-      <w:r>
-        <w:rPr>
-          <w:rFonts w:ascii="TH SarabunPSK" w:hAnsi="TH SarabunPSK" w:cs="TH SarabunPSK" w:hint="cs"/>
-          <w:color w:val="000000" w:themeColor="text1"/>
-          <w:sz w:val="32"/>
-          <w:szCs w:val="32"/>
-          <w:cs/>
-        </w:rPr>
-        <w:t xml:space="preserve">เดิมการควบคุมเอกสารคุณภาพของฝ่ายสหเวชศาสตร์ใช้แฟ้มกระดาษเป็นหลัก ทำให้เกิดปัญหาที่พบบ่อยคือ ผู้ปฏิบัติงานหยิบเอกสารฉบับที่ยกเลิกแล้วไปใช้ ไม่มีหลักฐานว่าผู้ใดได้รับทราบเอกสารฉบับใด ค้นหาเอกสารย้อนหลังได้ยาก และเมื่อถึงรอบตรวจประเมินต้องใช้เวลารวบรวมหลักฐานจำนวนมาก</w:t>
-      </w:r>
-    </w:p>
-    <w:p>
-      <w:pPr>
-        <w:spacing w:before="100" w:beforeAutospacing="1" w:after="100" w:afterAutospacing="1"/>
-        <w:ind w:left="360"/>
-        <w:rPr>
-          <w:rFonts w:ascii="TH SarabunPSK" w:hAnsi="TH SarabunPSK" w:cs="TH SarabunPSK"/>
-          <w:color w:val="000000" w:themeColor="text1"/>
-          <w:sz w:val="32"/>
-          <w:szCs w:val="32"/>
-        </w:rPr>
-      </w:pPr>
-      <w:r>
-        <w:rPr>
-          <w:rFonts w:ascii="TH SarabunPSK" w:hAnsi="TH SarabunPSK" w:cs="TH SarabunPSK" w:hint="cs"/>
-          <w:color w:val="000000" w:themeColor="text1"/>
-          <w:sz w:val="32"/>
-          <w:szCs w:val="32"/>
-          <w:cs/>
-        </w:rPr>
-        <w:t xml:space="preserve">ฝ่ายสหเวชศาสตร์จึงนำระบบทะเบียนเอกสารมาใช้ เพื่อให้เอกสารฉบับล่าสุดพร้อมใช้งาน ณ ทุกจุดปฏิบัติงาน มีการลงลายมือชื่ออิเล็กทรอนิกส์เมื่อรับทราบเอกสาร และมีร่องรอยการใช้งานที่ตรวจสอบย้อนกลับได้ทุกการกระทำ</w:t>
-      </w:r>
-    </w:p>
-    <w:p>
-      <w:pPr>
-        <w:spacing w:before="100" w:beforeAutospacing="1" w:after="100" w:afterAutospacing="1"/>
-        <w:ind w:left="360"/>
-        <w:rPr>
-          <w:rFonts w:ascii="TH SarabunPSK" w:hAnsi="TH SarabunPSK" w:cs="TH SarabunPSK"/>
-          <w:color w:val="000000" w:themeColor="text1"/>
-          <w:sz w:val="32"/>
-          <w:szCs w:val="32"/>
-        </w:rPr>
-      </w:pPr>
-      <w:r>
-        <w:rPr>
-          <w:rFonts w:ascii="TH SarabunPSK" w:hAnsi="TH SarabunPSK" w:cs="TH SarabunPSK" w:hint="cs"/>
-          <w:color w:val="000000" w:themeColor="text1"/>
-          <w:sz w:val="32"/>
-          <w:szCs w:val="32"/>
-          <w:cs/>
-        </w:rPr>
-        <w:t xml:space="preserve">การนำระบบสารสนเทศมาใช้ย่อมเกิดความเสี่ยงใหม่ตามมา ทั้งข้อมูลสูญหาย การเข้าถึงโดยผู้ไม่มีสิทธิ์ และการที่ระบบใช้งานไม่ได้กะทันหัน คู่มือฉบับนี้จึงครอบคลุมทั้งวิธีใช้งานตามปกติ และวิธีรับมือเมื่อเกิดเหตุไม่ปกติ</w:t>
-      </w:r>
-    </w:p>
-    <w:p>
-      <w:pPr>
-        <w:spacing w:before="100" w:beforeAutospacing="1" w:after="100" w:afterAutospacing="1"/>
+        <w:outlineLvl w:val="1"/>
         <w:rPr>
           <w:rFonts w:ascii="TH SarabunPSK" w:hAnsi="TH SarabunPSK" w:cs="TH SarabunPSK"/>
           <w:b/>
@@ -2308,7 +2413,7 @@
           <w:szCs w:val="32"/>
           <w:cs/>
         </w:rPr>
-        <w:t xml:space="preserve">1.2 วัตถุประสงค์ของคู่มือ</w:t>
+        <w:t xml:space="preserve">1.3 ประโยชน์ที่คาดว่าจะได้รับ</w:t>
       </w:r>
     </w:p>
     <w:p>
@@ -2330,7 +2435,7 @@
           <w:szCs w:val="32"/>
           <w:cs/>
         </w:rPr>
-        <w:t xml:space="preserve">1. เพื่อให้ผู้ปฏิบัติงานใช้เอกสารคุณภาพฉบับที่ถูกต้องและเป็นปัจจุบันเสมอ</w:t>
+        <w:t xml:space="preserve">1. ผู้ปฏิบัติงานมีแนวทางเดียวกันในการใช้ระบบ ลดความผิดพลาดจากการเข้าใจไม่ตรงกัน</w:t>
       </w:r>
     </w:p>
     <w:p>
@@ -2352,7 +2457,7 @@
           <w:szCs w:val="32"/>
           <w:cs/>
         </w:rPr>
-        <w:t xml:space="preserve">2. เพื่อให้มีหลักฐานตรวจสอบย้อนกลับได้ว่าผู้ใดจัดทำ ทบทวน อนุมัติ และรับทราบเอกสารใดเมื่อใด</w:t>
+        <w:t xml:space="preserve">2. ผู้ปฏิบัติงานใหม่เรียนรู้วิธีใช้ระบบได้ด้วยตนเองโดยไม่ต้องรอการสอนงาน</w:t>
       </w:r>
     </w:p>
     <w:p>
@@ -2374,7 +2479,7 @@
           <w:szCs w:val="32"/>
           <w:cs/>
         </w:rPr>
-        <w:t xml:space="preserve">3. เพื่อป้องกันมิให้ข้อมูลและบันทึกคุณภาพสูญหาย ถูกแก้ไขโดยไม่ทิ้งร่องรอย หรือถูกเข้าถึงโดยผู้ไม่มีสิทธิ์</w:t>
+        <w:t xml:space="preserve">3. ฝ่ายมีหลักฐานการควบคุมเอกสารที่ครบถ้วนสำหรับการตรวจประเมิน</w:t>
       </w:r>
     </w:p>
     <w:p>
@@ -2396,7 +2501,7 @@
           <w:szCs w:val="32"/>
           <w:cs/>
         </w:rPr>
-        <w:t xml:space="preserve">4. เพื่อให้ห้องปฏิบัติการยังคงปฏิบัติงานได้ต่อเนื่องเมื่อระบบสารสนเทศใช้งานไม่ได้</w:t>
+        <w:t xml:space="preserve">4. ลดความเสี่ยงที่ข้อมูลจะสูญหาย และมีขั้นตอนรองรับเมื่อระบบใช้งานไม่ได้</w:t>
       </w:r>
     </w:p>
     <w:p>
@@ -2418,147 +2523,13 @@
           <w:szCs w:val="32"/>
           <w:cs/>
         </w:rPr>
-        <w:t xml:space="preserve">5. เพื่อให้การควบคุมเอกสารและบันทึกเป็นไปตาม ISO 15189:2022 และ ISO 15190:2020</w:t>
-      </w:r>
-    </w:p>
-    <w:p>
-      <w:pPr>
-        <w:spacing w:before="100" w:beforeAutospacing="1" w:after="100" w:afterAutospacing="1"/>
-        <w:rPr>
-          <w:rFonts w:ascii="TH SarabunPSK" w:hAnsi="TH SarabunPSK" w:cs="TH SarabunPSK"/>
-          <w:b/>
-          <w:bCs/>
-          <w:color w:val="000000" w:themeColor="text1"/>
-          <w:sz w:val="32"/>
-          <w:szCs w:val="32"/>
-        </w:rPr>
-      </w:pPr>
-      <w:r>
-        <w:rPr>
-          <w:rFonts w:ascii="TH SarabunPSK" w:hAnsi="TH SarabunPSK" w:cs="TH SarabunPSK" w:hint="cs"/>
-          <w:b/>
-          <w:bCs/>
-          <w:color w:val="000000" w:themeColor="text1"/>
-          <w:sz w:val="32"/>
-          <w:szCs w:val="32"/>
-          <w:cs/>
-        </w:rPr>
-        <w:t xml:space="preserve">1.3 ประโยชน์ที่คาดว่าจะได้รับ</w:t>
-      </w:r>
-    </w:p>
-    <w:p>
-      <w:pPr>
-        <w:spacing w:before="0" w:after="0" w:line="240" w:lineRule="auto"/>
-        <w:ind w:left="1080" w:hanging="360"/>
-        <w:rPr>
-          <w:rFonts w:ascii="TH SarabunPSK" w:hAnsi="TH SarabunPSK" w:cs="TH SarabunPSK"/>
-          <w:color w:val="000000" w:themeColor="text1"/>
-          <w:sz w:val="32"/>
-          <w:szCs w:val="32"/>
-        </w:rPr>
-      </w:pPr>
-      <w:r>
-        <w:rPr>
-          <w:rFonts w:ascii="TH SarabunPSK" w:hAnsi="TH SarabunPSK" w:cs="TH SarabunPSK" w:hint="cs"/>
-          <w:color w:val="000000" w:themeColor="text1"/>
-          <w:sz w:val="32"/>
-          <w:szCs w:val="32"/>
-          <w:cs/>
-        </w:rPr>
-        <w:t xml:space="preserve">1. ผู้ปฏิบัติงานมีแนวทางเดียวกันในการใช้ระบบ ลดความผิดพลาดจากการเข้าใจไม่ตรงกัน</w:t>
-      </w:r>
-    </w:p>
-    <w:p>
-      <w:pPr>
-        <w:spacing w:before="0" w:after="0" w:line="240" w:lineRule="auto"/>
-        <w:ind w:left="1080" w:hanging="360"/>
-        <w:rPr>
-          <w:rFonts w:ascii="TH SarabunPSK" w:hAnsi="TH SarabunPSK" w:cs="TH SarabunPSK"/>
-          <w:color w:val="000000" w:themeColor="text1"/>
-          <w:sz w:val="32"/>
-          <w:szCs w:val="32"/>
-        </w:rPr>
-      </w:pPr>
-      <w:r>
-        <w:rPr>
-          <w:rFonts w:ascii="TH SarabunPSK" w:hAnsi="TH SarabunPSK" w:cs="TH SarabunPSK" w:hint="cs"/>
-          <w:color w:val="000000" w:themeColor="text1"/>
-          <w:sz w:val="32"/>
-          <w:szCs w:val="32"/>
-          <w:cs/>
-        </w:rPr>
-        <w:t xml:space="preserve">2. ผู้ปฏิบัติงานใหม่เรียนรู้วิธีใช้ระบบได้ด้วยตนเองโดยไม่ต้องรอการสอนงาน</w:t>
-      </w:r>
-    </w:p>
-    <w:p>
-      <w:pPr>
-        <w:spacing w:before="0" w:after="0" w:line="240" w:lineRule="auto"/>
-        <w:ind w:left="1080" w:hanging="360"/>
-        <w:rPr>
-          <w:rFonts w:ascii="TH SarabunPSK" w:hAnsi="TH SarabunPSK" w:cs="TH SarabunPSK"/>
-          <w:color w:val="000000" w:themeColor="text1"/>
-          <w:sz w:val="32"/>
-          <w:szCs w:val="32"/>
-        </w:rPr>
-      </w:pPr>
-      <w:r>
-        <w:rPr>
-          <w:rFonts w:ascii="TH SarabunPSK" w:hAnsi="TH SarabunPSK" w:cs="TH SarabunPSK" w:hint="cs"/>
-          <w:color w:val="000000" w:themeColor="text1"/>
-          <w:sz w:val="32"/>
-          <w:szCs w:val="32"/>
-          <w:cs/>
-        </w:rPr>
-        <w:t xml:space="preserve">3. ฝ่ายมีหลักฐานการควบคุมเอกสารที่ครบถ้วนสำหรับการตรวจประเมิน</w:t>
-      </w:r>
-    </w:p>
-    <w:p>
-      <w:pPr>
-        <w:spacing w:before="0" w:after="0" w:line="240" w:lineRule="auto"/>
-        <w:ind w:left="1080" w:hanging="360"/>
-        <w:rPr>
-          <w:rFonts w:ascii="TH SarabunPSK" w:hAnsi="TH SarabunPSK" w:cs="TH SarabunPSK"/>
-          <w:color w:val="000000" w:themeColor="text1"/>
-          <w:sz w:val="32"/>
-          <w:szCs w:val="32"/>
-        </w:rPr>
-      </w:pPr>
-      <w:r>
-        <w:rPr>
-          <w:rFonts w:ascii="TH SarabunPSK" w:hAnsi="TH SarabunPSK" w:cs="TH SarabunPSK" w:hint="cs"/>
-          <w:color w:val="000000" w:themeColor="text1"/>
-          <w:sz w:val="32"/>
-          <w:szCs w:val="32"/>
-          <w:cs/>
-        </w:rPr>
-        <w:t xml:space="preserve">4. ลดความเสี่ยงที่ข้อมูลจะสูญหาย และมีขั้นตอนรองรับเมื่อระบบใช้งานไม่ได้</w:t>
-      </w:r>
-    </w:p>
-    <w:p>
-      <w:pPr>
-        <w:spacing w:before="0" w:after="0" w:line="240" w:lineRule="auto"/>
-        <w:ind w:left="1080" w:hanging="360"/>
-        <w:rPr>
-          <w:rFonts w:ascii="TH SarabunPSK" w:hAnsi="TH SarabunPSK" w:cs="TH SarabunPSK"/>
-          <w:color w:val="000000" w:themeColor="text1"/>
-          <w:sz w:val="32"/>
-          <w:szCs w:val="32"/>
-        </w:rPr>
-      </w:pPr>
-      <w:r>
-        <w:rPr>
-          <w:rFonts w:ascii="TH SarabunPSK" w:hAnsi="TH SarabunPSK" w:cs="TH SarabunPSK" w:hint="cs"/>
-          <w:color w:val="000000" w:themeColor="text1"/>
-          <w:sz w:val="32"/>
-          <w:szCs w:val="32"/>
-          <w:cs/>
-        </w:rPr>
         <w:t xml:space="preserve">5. ผู้ดูแลระบบมีเกณฑ์ที่ชัดเจนในการดูแลรักษาและตรวจสอบระบบตามรอบ</w:t>
       </w:r>
     </w:p>
     <w:p>
       <w:pPr>
         <w:spacing w:before="100" w:beforeAutospacing="1" w:after="100" w:afterAutospacing="1"/>
+        <w:outlineLvl w:val="1"/>
         <w:rPr>
           <w:rFonts w:ascii="TH SarabunPSK" w:hAnsi="TH SarabunPSK" w:cs="TH SarabunPSK"/>
           <w:b/>
@@ -4084,6 +4055,7 @@
     <w:p>
       <w:pPr>
         <w:spacing w:before="100" w:beforeAutospacing="1" w:after="100" w:afterAutospacing="1"/>
+        <w:outlineLvl w:val="1"/>
         <w:rPr>
           <w:rFonts w:ascii="TH SarabunPSK" w:hAnsi="TH SarabunPSK" w:cs="TH SarabunPSK"/>
           <w:b/>
@@ -4725,6 +4697,7 @@
       <w:pPr>
         <w:spacing w:before="0" w:after="0" w:line="240" w:lineRule="auto"/>
         <w:jc w:val="center"/>
+        <w:outlineLvl w:val="0"/>
         <w:rPr>
           <w:rFonts w:ascii="TH SarabunPSK" w:hAnsi="TH SarabunPSK" w:cs="TH SarabunPSK"/>
           <w:b/>
@@ -4744,40 +4717,14 @@
           <w:szCs w:val="36"/>
           <w:cs/>
         </w:rPr>
-        <w:t xml:space="preserve">บทที่ 2</w:t>
+        <w:t xml:space="preserve">บทที่ 2  หน้าที่ความรับผิดชอบและเครื่องมือที่ใช้</w:t>
       </w:r>
     </w:p>
     <w:p>
       <w:pPr>
         <w:spacing w:before="0" w:after="0" w:line="240" w:lineRule="auto"/>
-        <w:jc w:val="center"/>
         <w:rPr>
           <w:rFonts w:ascii="TH SarabunPSK" w:hAnsi="TH SarabunPSK" w:cs="TH SarabunPSK"/>
-          <w:b/>
-          <w:bCs/>
-          <w:color w:val="000000" w:themeColor="text1"/>
-          <w:sz w:val="36"/>
-          <w:szCs w:val="36"/>
-        </w:rPr>
-      </w:pPr>
-      <w:r>
-        <w:rPr>
-          <w:rFonts w:ascii="TH SarabunPSK" w:hAnsi="TH SarabunPSK" w:cs="TH SarabunPSK" w:hint="cs"/>
-          <w:b/>
-          <w:bCs/>
-          <w:color w:val="000000" w:themeColor="text1"/>
-          <w:sz w:val="36"/>
-          <w:szCs w:val="36"/>
-          <w:cs/>
-        </w:rPr>
-        <w:t xml:space="preserve">หน้าที่ความรับผิดชอบและเครื่องมือที่ใช้</w:t>
-      </w:r>
-    </w:p>
-    <w:p>
-      <w:pPr>
-        <w:spacing w:before="0" w:after="0" w:line="240" w:lineRule="auto"/>
-        <w:rPr>
-          <w:rFonts w:ascii="TH SarabunPSK" w:hAnsi="TH SarabunPSK" w:cs="TH SarabunPSK"/>
           <w:color w:val="000000" w:themeColor="text1"/>
           <w:sz w:val="32"/>
           <w:szCs w:val="32"/>
@@ -4787,6 +4734,7 @@
     <w:p>
       <w:pPr>
         <w:spacing w:before="100" w:beforeAutospacing="1" w:after="100" w:afterAutospacing="1"/>
+        <w:outlineLvl w:val="1"/>
         <w:rPr>
           <w:rFonts w:ascii="TH SarabunPSK" w:hAnsi="TH SarabunPSK" w:cs="TH SarabunPSK"/>
           <w:b/>
@@ -5399,6 +5347,7 @@
     <w:p>
       <w:pPr>
         <w:spacing w:before="100" w:beforeAutospacing="1" w:after="100" w:afterAutospacing="1"/>
+        <w:outlineLvl w:val="1"/>
         <w:rPr>
           <w:rFonts w:ascii="TH SarabunPSK" w:hAnsi="TH SarabunPSK" w:cs="TH SarabunPSK"/>
           <w:b/>
@@ -6252,6 +6201,7 @@
     <w:p>
       <w:pPr>
         <w:spacing w:before="100" w:beforeAutospacing="1" w:after="100" w:afterAutospacing="1"/>
+        <w:outlineLvl w:val="1"/>
         <w:rPr>
           <w:rFonts w:ascii="TH SarabunPSK" w:hAnsi="TH SarabunPSK" w:cs="TH SarabunPSK"/>
           <w:b/>
@@ -6352,6 +6302,7 @@
     <w:p>
       <w:pPr>
         <w:spacing w:before="100" w:beforeAutospacing="1" w:after="100" w:afterAutospacing="1"/>
+        <w:outlineLvl w:val="1"/>
         <w:rPr>
           <w:rFonts w:ascii="TH SarabunPSK" w:hAnsi="TH SarabunPSK" w:cs="TH SarabunPSK"/>
           <w:b/>
@@ -6452,6 +6403,7 @@
     <w:p>
       <w:pPr>
         <w:spacing w:before="100" w:beforeAutospacing="1" w:after="100" w:afterAutospacing="1"/>
+        <w:outlineLvl w:val="1"/>
         <w:rPr>
           <w:rFonts w:ascii="TH SarabunPSK" w:hAnsi="TH SarabunPSK" w:cs="TH SarabunPSK"/>
           <w:b/>
@@ -6527,6 +6479,7 @@
     <w:p>
       <w:pPr>
         <w:spacing w:before="100" w:beforeAutospacing="1" w:after="100" w:afterAutospacing="1"/>
+        <w:outlineLvl w:val="1"/>
         <w:rPr>
           <w:rFonts w:ascii="TH SarabunPSK" w:hAnsi="TH SarabunPSK" w:cs="TH SarabunPSK"/>
           <w:b/>
@@ -6636,6 +6589,7 @@
       <w:pPr>
         <w:spacing w:before="0" w:after="0" w:line="240" w:lineRule="auto"/>
         <w:jc w:val="center"/>
+        <w:outlineLvl w:val="0"/>
         <w:rPr>
           <w:rFonts w:ascii="TH SarabunPSK" w:hAnsi="TH SarabunPSK" w:cs="TH SarabunPSK"/>
           <w:b/>
@@ -6655,20 +6609,31 @@
           <w:szCs w:val="36"/>
           <w:cs/>
         </w:rPr>
-        <w:t xml:space="preserve">บทที่ 3</w:t>
+        <w:t xml:space="preserve">บทที่ 3  หลักเกณฑ์ วิธีการ และเงื่อนไขการปฏิบัติงาน</w:t>
       </w:r>
     </w:p>
     <w:p>
       <w:pPr>
         <w:spacing w:before="0" w:after="0" w:line="240" w:lineRule="auto"/>
-        <w:jc w:val="center"/>
+        <w:rPr>
+          <w:rFonts w:ascii="TH SarabunPSK" w:hAnsi="TH SarabunPSK" w:cs="TH SarabunPSK"/>
+          <w:color w:val="000000" w:themeColor="text1"/>
+          <w:sz w:val="32"/>
+          <w:szCs w:val="32"/>
+        </w:rPr>
+      </w:pPr>
+    </w:p>
+    <w:p>
+      <w:pPr>
+        <w:spacing w:before="100" w:beforeAutospacing="1" w:after="100" w:afterAutospacing="1"/>
+        <w:outlineLvl w:val="1"/>
         <w:rPr>
           <w:rFonts w:ascii="TH SarabunPSK" w:hAnsi="TH SarabunPSK" w:cs="TH SarabunPSK"/>
           <w:b/>
           <w:bCs/>
           <w:color w:val="000000" w:themeColor="text1"/>
-          <w:sz w:val="36"/>
-          <w:szCs w:val="36"/>
+          <w:sz w:val="32"/>
+          <w:szCs w:val="32"/>
         </w:rPr>
       </w:pPr>
       <w:r>
@@ -6677,16 +6642,39 @@
           <w:b/>
           <w:bCs/>
           <w:color w:val="000000" w:themeColor="text1"/>
-          <w:sz w:val="36"/>
-          <w:szCs w:val="36"/>
+          <w:sz w:val="32"/>
+          <w:szCs w:val="32"/>
           <w:cs/>
         </w:rPr>
-        <w:t xml:space="preserve">หลักเกณฑ์ วิธีการ และเงื่อนไขการปฏิบัติงาน</w:t>
+        <w:t xml:space="preserve">3.1 การเข้าใช้งานระบบ</w:t>
       </w:r>
     </w:p>
     <w:p>
       <w:pPr>
+        <w:spacing w:before="100" w:beforeAutospacing="1" w:after="100" w:afterAutospacing="1"/>
+        <w:ind w:left="360"/>
+        <w:rPr>
+          <w:rFonts w:ascii="TH SarabunPSK" w:hAnsi="TH SarabunPSK" w:cs="TH SarabunPSK"/>
+          <w:color w:val="000000" w:themeColor="text1"/>
+          <w:sz w:val="32"/>
+          <w:szCs w:val="32"/>
+        </w:rPr>
+      </w:pPr>
+      <w:r>
+        <w:rPr>
+          <w:rFonts w:ascii="TH SarabunPSK" w:hAnsi="TH SarabunPSK" w:cs="TH SarabunPSK" w:hint="cs"/>
+          <w:color w:val="000000" w:themeColor="text1"/>
+          <w:sz w:val="32"/>
+          <w:szCs w:val="32"/>
+          <w:cs/>
+        </w:rPr>
+        <w:t xml:space="preserve">ระบบใช้ชื่อผู้ใช้งานคู่กับรหัสผ่าน โดยใช้รหัสบุคลากรเป็นชื่อผู้ใช้งานเพื่อให้ตรงกับทะเบียนบุคลากรและตรวจสอบย้อนกลับได้ รหัสผ่านเก็บเป็นค่าที่ผ่านการเข้ารหัสทางเดียว ไม่มีผู้ใดรวมทั้งผู้ดูแลระบบอ่านรหัสผ่านของผู้ใช้ได้ และการเชื่อมต่อเข้ารหัสตลอดเส้นทาง</w:t>
+      </w:r>
+    </w:p>
+    <w:p>
+      <w:pPr>
         <w:spacing w:before="0" w:after="0" w:line="240" w:lineRule="auto"/>
+        <w:ind w:left="1080" w:hanging="360"/>
         <w:rPr>
           <w:rFonts w:ascii="TH SarabunPSK" w:hAnsi="TH SarabunPSK" w:cs="TH SarabunPSK"/>
           <w:color w:val="000000" w:themeColor="text1"/>
@@ -6694,10 +6682,109 @@
           <w:szCs w:val="32"/>
         </w:rPr>
       </w:pPr>
+      <w:r>
+        <w:rPr>
+          <w:rFonts w:ascii="TH SarabunPSK" w:hAnsi="TH SarabunPSK" w:cs="TH SarabunPSK" w:hint="cs"/>
+          <w:color w:val="000000" w:themeColor="text1"/>
+          <w:sz w:val="32"/>
+          <w:szCs w:val="32"/>
+          <w:cs/>
+        </w:rPr>
+        <w:t xml:space="preserve">1) ผู้ใช้เข้าสู่ระบบด้วยชื่อผู้ใช้งานและรหัสผ่านของตนเอง</w:t>
+      </w:r>
+    </w:p>
+    <w:p>
+      <w:pPr>
+        <w:spacing w:before="0" w:after="0" w:line="240" w:lineRule="auto"/>
+        <w:ind w:left="1080" w:hanging="360"/>
+        <w:rPr>
+          <w:rFonts w:ascii="TH SarabunPSK" w:hAnsi="TH SarabunPSK" w:cs="TH SarabunPSK"/>
+          <w:color w:val="000000" w:themeColor="text1"/>
+          <w:sz w:val="32"/>
+          <w:szCs w:val="32"/>
+        </w:rPr>
+      </w:pPr>
+      <w:r>
+        <w:rPr>
+          <w:rFonts w:ascii="TH SarabunPSK" w:hAnsi="TH SarabunPSK" w:cs="TH SarabunPSK" w:hint="cs"/>
+          <w:color w:val="000000" w:themeColor="text1"/>
+          <w:sz w:val="32"/>
+          <w:szCs w:val="32"/>
+          <w:cs/>
+        </w:rPr>
+        <w:t xml:space="preserve">2) เซสชันมีอายุ 12 ชั่วโมง เมื่อหมดอายุต้องเข้าสู่ระบบใหม่</w:t>
+      </w:r>
+    </w:p>
+    <w:p>
+      <w:pPr>
+        <w:spacing w:before="0" w:after="0" w:line="240" w:lineRule="auto"/>
+        <w:ind w:left="1080" w:hanging="360"/>
+        <w:rPr>
+          <w:rFonts w:ascii="TH SarabunPSK" w:hAnsi="TH SarabunPSK" w:cs="TH SarabunPSK"/>
+          <w:color w:val="000000" w:themeColor="text1"/>
+          <w:sz w:val="32"/>
+          <w:szCs w:val="32"/>
+        </w:rPr>
+      </w:pPr>
+      <w:r>
+        <w:rPr>
+          <w:rFonts w:ascii="TH SarabunPSK" w:hAnsi="TH SarabunPSK" w:cs="TH SarabunPSK" w:hint="cs"/>
+          <w:color w:val="000000" w:themeColor="text1"/>
+          <w:sz w:val="32"/>
+          <w:szCs w:val="32"/>
+          <w:cs/>
+        </w:rPr>
+        <w:t xml:space="preserve">3) ผู้ใช้ต้องออกจากระบบทุกครั้งเมื่อใช้เครื่องคอมพิวเตอร์ร่วมกับผู้อื่น</w:t>
+      </w:r>
+    </w:p>
+    <w:p>
+      <w:pPr>
+        <w:spacing w:before="0" w:after="0" w:line="240" w:lineRule="auto"/>
+        <w:ind w:left="1080" w:hanging="360"/>
+        <w:rPr>
+          <w:rFonts w:ascii="TH SarabunPSK" w:hAnsi="TH SarabunPSK" w:cs="TH SarabunPSK"/>
+          <w:color w:val="000000" w:themeColor="text1"/>
+          <w:sz w:val="32"/>
+          <w:szCs w:val="32"/>
+        </w:rPr>
+      </w:pPr>
+      <w:r>
+        <w:rPr>
+          <w:rFonts w:ascii="TH SarabunPSK" w:hAnsi="TH SarabunPSK" w:cs="TH SarabunPSK" w:hint="cs"/>
+          <w:color w:val="000000" w:themeColor="text1"/>
+          <w:sz w:val="32"/>
+          <w:szCs w:val="32"/>
+          <w:cs/>
+        </w:rPr>
+        <w:t xml:space="preserve">4) ห้ามใช้บัญชีร่วมกัน การกระทำที่เกิดจากบัญชีใดถือเป็นการกระทำของเจ้าของบัญชีนั้น</w:t>
+      </w:r>
+    </w:p>
+    <w:p>
+      <w:pPr>
+        <w:spacing w:before="0" w:after="0" w:line="240" w:lineRule="auto"/>
+        <w:ind w:left="1080" w:hanging="360"/>
+        <w:rPr>
+          <w:rFonts w:ascii="TH SarabunPSK" w:hAnsi="TH SarabunPSK" w:cs="TH SarabunPSK"/>
+          <w:color w:val="000000" w:themeColor="text1"/>
+          <w:sz w:val="32"/>
+          <w:szCs w:val="32"/>
+        </w:rPr>
+      </w:pPr>
+      <w:r>
+        <w:rPr>
+          <w:rFonts w:ascii="TH SarabunPSK" w:hAnsi="TH SarabunPSK" w:cs="TH SarabunPSK" w:hint="cs"/>
+          <w:color w:val="000000" w:themeColor="text1"/>
+          <w:sz w:val="32"/>
+          <w:szCs w:val="32"/>
+          <w:cs/>
+        </w:rPr>
+        <w:t xml:space="preserve">5) กรณีเข้าสู่ระบบต่อเนื่องจากระบบทะเบียนเอกสารกลาง ผู้ใช้ต้องมีบัญชีในระบบนี้อยู่ก่อน ระบบไม่สร้างบัญชีใหม่ให้อัตโนมัติ</w:t>
+      </w:r>
     </w:p>
     <w:p>
       <w:pPr>
         <w:spacing w:before="100" w:beforeAutospacing="1" w:after="100" w:afterAutospacing="1"/>
+        <w:outlineLvl w:val="1"/>
         <w:rPr>
           <w:rFonts w:ascii="TH SarabunPSK" w:hAnsi="TH SarabunPSK" w:cs="TH SarabunPSK"/>
           <w:b/>
@@ -6717,29 +6804,7 @@
           <w:szCs w:val="32"/>
           <w:cs/>
         </w:rPr>
-        <w:t xml:space="preserve">3.1 การเข้าใช้งานระบบ</w:t>
-      </w:r>
-    </w:p>
-    <w:p>
-      <w:pPr>
-        <w:spacing w:before="100" w:beforeAutospacing="1" w:after="100" w:afterAutospacing="1"/>
-        <w:ind w:left="360"/>
-        <w:rPr>
-          <w:rFonts w:ascii="TH SarabunPSK" w:hAnsi="TH SarabunPSK" w:cs="TH SarabunPSK"/>
-          <w:color w:val="000000" w:themeColor="text1"/>
-          <w:sz w:val="32"/>
-          <w:szCs w:val="32"/>
-        </w:rPr>
-      </w:pPr>
-      <w:r>
-        <w:rPr>
-          <w:rFonts w:ascii="TH SarabunPSK" w:hAnsi="TH SarabunPSK" w:cs="TH SarabunPSK" w:hint="cs"/>
-          <w:color w:val="000000" w:themeColor="text1"/>
-          <w:sz w:val="32"/>
-          <w:szCs w:val="32"/>
-          <w:cs/>
-        </w:rPr>
-        <w:t xml:space="preserve">ระบบใช้ชื่อผู้ใช้งานคู่กับรหัสผ่าน โดยใช้รหัสบุคลากรเป็นชื่อผู้ใช้งานเพื่อให้ตรงกับทะเบียนบุคลากรและตรวจสอบย้อนกลับได้ รหัสผ่านเก็บเป็นค่าที่ผ่านการเข้ารหัสทางเดียว ไม่มีผู้ใดรวมทั้งผู้ดูแลระบบอ่านรหัสผ่านของผู้ใช้ได้ และการเชื่อมต่อเข้ารหัสตลอดเส้นทาง</w:t>
+        <w:t xml:space="preserve">3.2 การจัดการบัญชีผู้ใช้งาน</w:t>
       </w:r>
     </w:p>
     <w:p>
@@ -6761,7 +6826,7 @@
           <w:szCs w:val="32"/>
           <w:cs/>
         </w:rPr>
-        <w:t xml:space="preserve">1) ผู้ใช้เข้าสู่ระบบด้วยชื่อผู้ใช้งานและรหัสผ่านของตนเอง</w:t>
+        <w:t xml:space="preserve">1) ผู้มีสิทธิ์จัดการผู้ใช้งานสร้างบัญชีพร้อมรหัสผ่านชั่วคราว และบันทึกอีเมลของผู้ใช้ทุกคน</w:t>
       </w:r>
     </w:p>
     <w:p>
@@ -6783,7 +6848,7 @@
           <w:szCs w:val="32"/>
           <w:cs/>
         </w:rPr>
-        <w:t xml:space="preserve">2) เซสชันมีอายุ 12 ชั่วโมง เมื่อหมดอายุต้องเข้าสู่ระบบใหม่</w:t>
+        <w:t xml:space="preserve">2) ระบบบังคับให้ผู้ใช้ตั้งรหัสผ่านใหม่ก่อนใช้งานครั้งแรก รหัสผ่านใหม่ต้องยาวอย่างน้อย 8 ตัวอักษร และต้องไม่ซ้ำกับรหัสเดิม</w:t>
       </w:r>
     </w:p>
     <w:p>
@@ -6805,7 +6870,7 @@
           <w:szCs w:val="32"/>
           <w:cs/>
         </w:rPr>
-        <w:t xml:space="preserve">3) ผู้ใช้ต้องออกจากระบบทุกครั้งเมื่อใช้เครื่องคอมพิวเตอร์ร่วมกับผู้อื่น</w:t>
+        <w:t xml:space="preserve">3) กรณีลืมรหัสผ่าน ผู้ใช้ที่บันทึกอีเมลไว้ขอตั้งรหัสผ่านใหม่ได้เอง ระบบส่งลิงก์อายุ 30 นาที และจำกัดไม่เกิน 5 ครั้งต่อชั่วโมงต่อบัญชี ผู้ที่ยังไม่มีอีเมลต้องติดต่อผู้ดูแลระบบ</w:t>
       </w:r>
     </w:p>
     <w:p>
@@ -6827,7 +6892,7 @@
           <w:szCs w:val="32"/>
           <w:cs/>
         </w:rPr>
-        <w:t xml:space="preserve">4) ห้ามใช้บัญชีร่วมกัน การกระทำที่เกิดจากบัญชีใดถือเป็นการกระทำของเจ้าของบัญชีนั้น</w:t>
+        <w:t xml:space="preserve">4) เมื่อผู้ใช้ลาออก ย้าย หรือพ้นหน้าที่ ผู้ดูแลระบบต้องระงับหรือลบบัญชีภายใน 1 วันทำการ</w:t>
       </w:r>
     </w:p>
     <w:p>
@@ -6849,147 +6914,13 @@
           <w:szCs w:val="32"/>
           <w:cs/>
         </w:rPr>
-        <w:t xml:space="preserve">5) กรณีเข้าสู่ระบบต่อเนื่องจากระบบทะเบียนเอกสารกลาง ผู้ใช้ต้องมีบัญชีในระบบนี้อยู่ก่อน ระบบไม่สร้างบัญชีใหม่ให้อัตโนมัติ</w:t>
-      </w:r>
-    </w:p>
-    <w:p>
-      <w:pPr>
-        <w:spacing w:before="100" w:beforeAutospacing="1" w:after="100" w:afterAutospacing="1"/>
-        <w:rPr>
-          <w:rFonts w:ascii="TH SarabunPSK" w:hAnsi="TH SarabunPSK" w:cs="TH SarabunPSK"/>
-          <w:b/>
-          <w:bCs/>
-          <w:color w:val="000000" w:themeColor="text1"/>
-          <w:sz w:val="32"/>
-          <w:szCs w:val="32"/>
-        </w:rPr>
-      </w:pPr>
-      <w:r>
-        <w:rPr>
-          <w:rFonts w:ascii="TH SarabunPSK" w:hAnsi="TH SarabunPSK" w:cs="TH SarabunPSK" w:hint="cs"/>
-          <w:b/>
-          <w:bCs/>
-          <w:color w:val="000000" w:themeColor="text1"/>
-          <w:sz w:val="32"/>
-          <w:szCs w:val="32"/>
-          <w:cs/>
-        </w:rPr>
-        <w:t xml:space="preserve">3.2 การจัดการบัญชีผู้ใช้งาน</w:t>
-      </w:r>
-    </w:p>
-    <w:p>
-      <w:pPr>
-        <w:spacing w:before="0" w:after="0" w:line="240" w:lineRule="auto"/>
-        <w:ind w:left="1080" w:hanging="360"/>
-        <w:rPr>
-          <w:rFonts w:ascii="TH SarabunPSK" w:hAnsi="TH SarabunPSK" w:cs="TH SarabunPSK"/>
-          <w:color w:val="000000" w:themeColor="text1"/>
-          <w:sz w:val="32"/>
-          <w:szCs w:val="32"/>
-        </w:rPr>
-      </w:pPr>
-      <w:r>
-        <w:rPr>
-          <w:rFonts w:ascii="TH SarabunPSK" w:hAnsi="TH SarabunPSK" w:cs="TH SarabunPSK" w:hint="cs"/>
-          <w:color w:val="000000" w:themeColor="text1"/>
-          <w:sz w:val="32"/>
-          <w:szCs w:val="32"/>
-          <w:cs/>
-        </w:rPr>
-        <w:t xml:space="preserve">1) ผู้มีสิทธิ์จัดการผู้ใช้งานสร้างบัญชีพร้อมรหัสผ่านชั่วคราว และบันทึกอีเมลของผู้ใช้ทุกคน</w:t>
-      </w:r>
-    </w:p>
-    <w:p>
-      <w:pPr>
-        <w:spacing w:before="0" w:after="0" w:line="240" w:lineRule="auto"/>
-        <w:ind w:left="1080" w:hanging="360"/>
-        <w:rPr>
-          <w:rFonts w:ascii="TH SarabunPSK" w:hAnsi="TH SarabunPSK" w:cs="TH SarabunPSK"/>
-          <w:color w:val="000000" w:themeColor="text1"/>
-          <w:sz w:val="32"/>
-          <w:szCs w:val="32"/>
-        </w:rPr>
-      </w:pPr>
-      <w:r>
-        <w:rPr>
-          <w:rFonts w:ascii="TH SarabunPSK" w:hAnsi="TH SarabunPSK" w:cs="TH SarabunPSK" w:hint="cs"/>
-          <w:color w:val="000000" w:themeColor="text1"/>
-          <w:sz w:val="32"/>
-          <w:szCs w:val="32"/>
-          <w:cs/>
-        </w:rPr>
-        <w:t xml:space="preserve">2) ระบบบังคับให้ผู้ใช้ตั้งรหัสผ่านใหม่ก่อนใช้งานครั้งแรก รหัสผ่านใหม่ต้องยาวอย่างน้อย 8 ตัวอักษร และต้องไม่ซ้ำกับรหัสเดิม</w:t>
-      </w:r>
-    </w:p>
-    <w:p>
-      <w:pPr>
-        <w:spacing w:before="0" w:after="0" w:line="240" w:lineRule="auto"/>
-        <w:ind w:left="1080" w:hanging="360"/>
-        <w:rPr>
-          <w:rFonts w:ascii="TH SarabunPSK" w:hAnsi="TH SarabunPSK" w:cs="TH SarabunPSK"/>
-          <w:color w:val="000000" w:themeColor="text1"/>
-          <w:sz w:val="32"/>
-          <w:szCs w:val="32"/>
-        </w:rPr>
-      </w:pPr>
-      <w:r>
-        <w:rPr>
-          <w:rFonts w:ascii="TH SarabunPSK" w:hAnsi="TH SarabunPSK" w:cs="TH SarabunPSK" w:hint="cs"/>
-          <w:color w:val="000000" w:themeColor="text1"/>
-          <w:sz w:val="32"/>
-          <w:szCs w:val="32"/>
-          <w:cs/>
-        </w:rPr>
-        <w:t xml:space="preserve">3) กรณีลืมรหัสผ่าน ผู้ใช้ที่บันทึกอีเมลไว้ขอตั้งรหัสผ่านใหม่ได้เอง ระบบส่งลิงก์อายุ 30 นาที และจำกัดไม่เกิน 5 ครั้งต่อชั่วโมงต่อบัญชี ผู้ที่ยังไม่มีอีเมลต้องติดต่อผู้ดูแลระบบ</w:t>
-      </w:r>
-    </w:p>
-    <w:p>
-      <w:pPr>
-        <w:spacing w:before="0" w:after="0" w:line="240" w:lineRule="auto"/>
-        <w:ind w:left="1080" w:hanging="360"/>
-        <w:rPr>
-          <w:rFonts w:ascii="TH SarabunPSK" w:hAnsi="TH SarabunPSK" w:cs="TH SarabunPSK"/>
-          <w:color w:val="000000" w:themeColor="text1"/>
-          <w:sz w:val="32"/>
-          <w:szCs w:val="32"/>
-        </w:rPr>
-      </w:pPr>
-      <w:r>
-        <w:rPr>
-          <w:rFonts w:ascii="TH SarabunPSK" w:hAnsi="TH SarabunPSK" w:cs="TH SarabunPSK" w:hint="cs"/>
-          <w:color w:val="000000" w:themeColor="text1"/>
-          <w:sz w:val="32"/>
-          <w:szCs w:val="32"/>
-          <w:cs/>
-        </w:rPr>
-        <w:t xml:space="preserve">4) เมื่อผู้ใช้ลาออก ย้าย หรือพ้นหน้าที่ ผู้ดูแลระบบต้องระงับหรือลบบัญชีภายใน 1 วันทำการ</w:t>
-      </w:r>
-    </w:p>
-    <w:p>
-      <w:pPr>
-        <w:spacing w:before="0" w:after="0" w:line="240" w:lineRule="auto"/>
-        <w:ind w:left="1080" w:hanging="360"/>
-        <w:rPr>
-          <w:rFonts w:ascii="TH SarabunPSK" w:hAnsi="TH SarabunPSK" w:cs="TH SarabunPSK"/>
-          <w:color w:val="000000" w:themeColor="text1"/>
-          <w:sz w:val="32"/>
-          <w:szCs w:val="32"/>
-        </w:rPr>
-      </w:pPr>
-      <w:r>
-        <w:rPr>
-          <w:rFonts w:ascii="TH SarabunPSK" w:hAnsi="TH SarabunPSK" w:cs="TH SarabunPSK" w:hint="cs"/>
-          <w:color w:val="000000" w:themeColor="text1"/>
-          <w:sz w:val="32"/>
-          <w:szCs w:val="32"/>
-          <w:cs/>
-        </w:rPr>
         <w:t xml:space="preserve">5) ผู้ดูแลระบบร่วมกับหัวหน้างานทบทวนรายชื่อผู้ใช้และระดับสิทธิ์อย่างน้อยปีละครั้ง แล้วบันทึกผลไว้เป็นหลักฐาน</w:t>
       </w:r>
     </w:p>
     <w:p>
       <w:pPr>
         <w:spacing w:before="100" w:beforeAutospacing="1" w:after="100" w:afterAutospacing="1"/>
+        <w:outlineLvl w:val="1"/>
         <w:rPr>
           <w:rFonts w:ascii="TH SarabunPSK" w:hAnsi="TH SarabunPSK" w:cs="TH SarabunPSK"/>
           <w:b/>
@@ -7672,6 +7603,7 @@
     <w:p>
       <w:pPr>
         <w:spacing w:before="100" w:beforeAutospacing="1" w:after="100" w:afterAutospacing="1"/>
+        <w:outlineLvl w:val="1"/>
         <w:rPr>
           <w:rFonts w:ascii="TH SarabunPSK" w:hAnsi="TH SarabunPSK" w:cs="TH SarabunPSK"/>
           <w:b/>
@@ -9343,6 +9275,7 @@
     <w:p>
       <w:pPr>
         <w:spacing w:before="100" w:beforeAutospacing="1" w:after="100" w:afterAutospacing="1"/>
+        <w:outlineLvl w:val="1"/>
         <w:rPr>
           <w:rFonts w:ascii="TH SarabunPSK" w:hAnsi="TH SarabunPSK" w:cs="TH SarabunPSK"/>
           <w:b/>
@@ -9484,6 +9417,7 @@
     <w:p>
       <w:pPr>
         <w:spacing w:before="100" w:beforeAutospacing="1" w:after="100" w:afterAutospacing="1"/>
+        <w:outlineLvl w:val="1"/>
         <w:rPr>
           <w:rFonts w:ascii="TH SarabunPSK" w:hAnsi="TH SarabunPSK" w:cs="TH SarabunPSK"/>
           <w:b/>
@@ -9953,6 +9887,7 @@
     <w:p>
       <w:pPr>
         <w:spacing w:before="100" w:beforeAutospacing="1" w:after="100" w:afterAutospacing="1"/>
+        <w:outlineLvl w:val="1"/>
         <w:rPr>
           <w:rFonts w:ascii="TH SarabunPSK" w:hAnsi="TH SarabunPSK" w:cs="TH SarabunPSK"/>
           <w:b/>
@@ -10411,6 +10346,7 @@
     <w:p>
       <w:pPr>
         <w:spacing w:before="100" w:beforeAutospacing="1" w:after="100" w:afterAutospacing="1"/>
+        <w:outlineLvl w:val="1"/>
         <w:rPr>
           <w:rFonts w:ascii="TH SarabunPSK" w:hAnsi="TH SarabunPSK" w:cs="TH SarabunPSK"/>
           <w:b/>
@@ -10745,6 +10681,7 @@
     <w:p>
       <w:pPr>
         <w:spacing w:before="100" w:beforeAutospacing="1" w:after="100" w:afterAutospacing="1"/>
+        <w:outlineLvl w:val="1"/>
         <w:rPr>
           <w:rFonts w:ascii="TH SarabunPSK" w:hAnsi="TH SarabunPSK" w:cs="TH SarabunPSK"/>
           <w:b/>
@@ -10792,6 +10729,7 @@
     <w:p>
       <w:pPr>
         <w:spacing w:before="100" w:beforeAutospacing="1" w:after="100" w:afterAutospacing="1"/>
+        <w:outlineLvl w:val="1"/>
         <w:rPr>
           <w:rFonts w:ascii="TH SarabunPSK" w:hAnsi="TH SarabunPSK" w:cs="TH SarabunPSK"/>
           <w:b/>
@@ -10889,6 +10827,7 @@
     <w:p>
       <w:pPr>
         <w:spacing w:before="100" w:beforeAutospacing="1" w:after="100" w:afterAutospacing="1"/>
+        <w:outlineLvl w:val="1"/>
         <w:rPr>
           <w:rFonts w:ascii="TH SarabunPSK" w:hAnsi="TH SarabunPSK" w:cs="TH SarabunPSK"/>
           <w:b/>
@@ -11331,6 +11270,7 @@
     <w:p>
       <w:pPr>
         <w:spacing w:before="100" w:beforeAutospacing="1" w:after="100" w:afterAutospacing="1"/>
+        <w:outlineLvl w:val="1"/>
         <w:rPr>
           <w:rFonts w:ascii="TH SarabunPSK" w:hAnsi="TH SarabunPSK" w:cs="TH SarabunPSK"/>
           <w:b/>
@@ -11378,6 +11318,7 @@
     <w:p>
       <w:pPr>
         <w:spacing w:before="100" w:beforeAutospacing="1" w:after="100" w:afterAutospacing="1"/>
+        <w:outlineLvl w:val="1"/>
         <w:rPr>
           <w:rFonts w:ascii="TH SarabunPSK" w:hAnsi="TH SarabunPSK" w:cs="TH SarabunPSK"/>
           <w:b/>
@@ -11840,6 +11781,7 @@
     <w:p>
       <w:pPr>
         <w:spacing w:before="100" w:beforeAutospacing="1" w:after="100" w:afterAutospacing="1"/>
+        <w:outlineLvl w:val="1"/>
         <w:rPr>
           <w:rFonts w:ascii="TH SarabunPSK" w:hAnsi="TH SarabunPSK" w:cs="TH SarabunPSK"/>
           <w:b/>
@@ -12084,6 +12026,7 @@
       <w:pPr>
         <w:spacing w:before="0" w:after="0" w:line="240" w:lineRule="auto"/>
         <w:jc w:val="center"/>
+        <w:outlineLvl w:val="0"/>
         <w:rPr>
           <w:rFonts w:ascii="TH SarabunPSK" w:hAnsi="TH SarabunPSK" w:cs="TH SarabunPSK"/>
           <w:b/>
@@ -12103,40 +12046,14 @@
           <w:szCs w:val="36"/>
           <w:cs/>
         </w:rPr>
-        <w:t xml:space="preserve">บทที่ 4</w:t>
+        <w:t xml:space="preserve">บทที่ 4  เทคนิคการปฏิบัติงาน</w:t>
       </w:r>
     </w:p>
     <w:p>
       <w:pPr>
         <w:spacing w:before="0" w:after="0" w:line="240" w:lineRule="auto"/>
-        <w:jc w:val="center"/>
         <w:rPr>
           <w:rFonts w:ascii="TH SarabunPSK" w:hAnsi="TH SarabunPSK" w:cs="TH SarabunPSK"/>
-          <w:b/>
-          <w:bCs/>
-          <w:color w:val="000000" w:themeColor="text1"/>
-          <w:sz w:val="36"/>
-          <w:szCs w:val="36"/>
-        </w:rPr>
-      </w:pPr>
-      <w:r>
-        <w:rPr>
-          <w:rFonts w:ascii="TH SarabunPSK" w:hAnsi="TH SarabunPSK" w:cs="TH SarabunPSK" w:hint="cs"/>
-          <w:b/>
-          <w:bCs/>
-          <w:color w:val="000000" w:themeColor="text1"/>
-          <w:sz w:val="36"/>
-          <w:szCs w:val="36"/>
-          <w:cs/>
-        </w:rPr>
-        <w:t xml:space="preserve">เทคนิคการปฏิบัติงาน</w:t>
-      </w:r>
-    </w:p>
-    <w:p>
-      <w:pPr>
-        <w:spacing w:before="0" w:after="0" w:line="240" w:lineRule="auto"/>
-        <w:rPr>
-          <w:rFonts w:ascii="TH SarabunPSK" w:hAnsi="TH SarabunPSK" w:cs="TH SarabunPSK"/>
           <w:color w:val="000000" w:themeColor="text1"/>
           <w:sz w:val="32"/>
           <w:szCs w:val="32"/>
@@ -12146,6 +12063,7 @@
     <w:p>
       <w:pPr>
         <w:spacing w:before="100" w:beforeAutospacing="1" w:after="100" w:afterAutospacing="1"/>
+        <w:outlineLvl w:val="1"/>
         <w:rPr>
           <w:rFonts w:ascii="TH SarabunPSK" w:hAnsi="TH SarabunPSK" w:cs="TH SarabunPSK"/>
           <w:b/>
@@ -13048,6 +12966,7 @@
     <w:p>
       <w:pPr>
         <w:spacing w:before="100" w:beforeAutospacing="1" w:after="100" w:afterAutospacing="1"/>
+        <w:outlineLvl w:val="1"/>
         <w:rPr>
           <w:rFonts w:ascii="TH SarabunPSK" w:hAnsi="TH SarabunPSK" w:cs="TH SarabunPSK"/>
           <w:b/>
@@ -13403,6 +13322,7 @@
     <w:p>
       <w:pPr>
         <w:spacing w:before="100" w:beforeAutospacing="1" w:after="100" w:afterAutospacing="1"/>
+        <w:outlineLvl w:val="1"/>
         <w:rPr>
           <w:rFonts w:ascii="TH SarabunPSK" w:hAnsi="TH SarabunPSK" w:cs="TH SarabunPSK"/>
           <w:b/>
@@ -13626,6 +13546,7 @@
     <w:p>
       <w:pPr>
         <w:spacing w:before="100" w:beforeAutospacing="1" w:after="100" w:afterAutospacing="1"/>
+        <w:outlineLvl w:val="1"/>
         <w:rPr>
           <w:rFonts w:ascii="TH SarabunPSK" w:hAnsi="TH SarabunPSK" w:cs="TH SarabunPSK"/>
           <w:b/>
@@ -14002,6 +13923,7 @@
     <w:p>
       <w:pPr>
         <w:spacing w:before="100" w:beforeAutospacing="1" w:after="100" w:afterAutospacing="1"/>
+        <w:outlineLvl w:val="1"/>
         <w:rPr>
           <w:rFonts w:ascii="TH SarabunPSK" w:hAnsi="TH SarabunPSK" w:cs="TH SarabunPSK"/>
           <w:b/>
@@ -14246,6 +14168,7 @@
     <w:p>
       <w:pPr>
         <w:spacing w:before="100" w:beforeAutospacing="1" w:after="100" w:afterAutospacing="1"/>
+        <w:outlineLvl w:val="1"/>
         <w:rPr>
           <w:rFonts w:ascii="TH SarabunPSK" w:hAnsi="TH SarabunPSK" w:cs="TH SarabunPSK"/>
           <w:b/>
@@ -15331,6 +15254,7 @@
     <w:p>
       <w:pPr>
         <w:spacing w:before="100" w:beforeAutospacing="1" w:after="100" w:afterAutospacing="1"/>
+        <w:outlineLvl w:val="1"/>
         <w:rPr>
           <w:rFonts w:ascii="TH SarabunPSK" w:hAnsi="TH SarabunPSK" w:cs="TH SarabunPSK"/>
           <w:b/>
@@ -16074,6 +15998,7 @@
       <w:pPr>
         <w:spacing w:before="0" w:after="0" w:line="240" w:lineRule="auto"/>
         <w:jc w:val="center"/>
+        <w:outlineLvl w:val="0"/>
         <w:rPr>
           <w:rFonts w:ascii="TH SarabunPSK" w:hAnsi="TH SarabunPSK" w:cs="TH SarabunPSK"/>
           <w:b/>
@@ -16093,40 +16018,14 @@
           <w:szCs w:val="36"/>
           <w:cs/>
         </w:rPr>
-        <w:t xml:space="preserve">บทที่ 5</w:t>
+        <w:t xml:space="preserve">บทที่ 5  ปัญหาอุปสรรค แนวทางแก้ไข และการพัฒนางาน</w:t>
       </w:r>
     </w:p>
     <w:p>
       <w:pPr>
         <w:spacing w:before="0" w:after="0" w:line="240" w:lineRule="auto"/>
-        <w:jc w:val="center"/>
         <w:rPr>
           <w:rFonts w:ascii="TH SarabunPSK" w:hAnsi="TH SarabunPSK" w:cs="TH SarabunPSK"/>
-          <w:b/>
-          <w:bCs/>
-          <w:color w:val="000000" w:themeColor="text1"/>
-          <w:sz w:val="36"/>
-          <w:szCs w:val="36"/>
-        </w:rPr>
-      </w:pPr>
-      <w:r>
-        <w:rPr>
-          <w:rFonts w:ascii="TH SarabunPSK" w:hAnsi="TH SarabunPSK" w:cs="TH SarabunPSK" w:hint="cs"/>
-          <w:b/>
-          <w:bCs/>
-          <w:color w:val="000000" w:themeColor="text1"/>
-          <w:sz w:val="36"/>
-          <w:szCs w:val="36"/>
-          <w:cs/>
-        </w:rPr>
-        <w:t xml:space="preserve">ปัญหาอุปสรรค แนวทางแก้ไข และการพัฒนางาน</w:t>
-      </w:r>
-    </w:p>
-    <w:p>
-      <w:pPr>
-        <w:spacing w:before="0" w:after="0" w:line="240" w:lineRule="auto"/>
-        <w:rPr>
-          <w:rFonts w:ascii="TH SarabunPSK" w:hAnsi="TH SarabunPSK" w:cs="TH SarabunPSK"/>
           <w:color w:val="000000" w:themeColor="text1"/>
           <w:sz w:val="32"/>
           <w:szCs w:val="32"/>
@@ -16136,6 +16035,7 @@
     <w:p>
       <w:pPr>
         <w:spacing w:before="100" w:beforeAutospacing="1" w:after="100" w:afterAutospacing="1"/>
+        <w:outlineLvl w:val="1"/>
         <w:rPr>
           <w:rFonts w:ascii="TH SarabunPSK" w:hAnsi="TH SarabunPSK" w:cs="TH SarabunPSK"/>
           <w:b/>
@@ -16914,6 +16814,7 @@
     <w:p>
       <w:pPr>
         <w:spacing w:before="100" w:beforeAutospacing="1" w:after="100" w:afterAutospacing="1"/>
+        <w:outlineLvl w:val="1"/>
         <w:rPr>
           <w:rFonts w:ascii="TH SarabunPSK" w:hAnsi="TH SarabunPSK" w:cs="TH SarabunPSK"/>
           <w:b/>
@@ -17401,6 +17302,7 @@
     <w:p>
       <w:pPr>
         <w:spacing w:before="100" w:beforeAutospacing="1" w:after="100" w:afterAutospacing="1"/>
+        <w:outlineLvl w:val="1"/>
         <w:rPr>
           <w:rFonts w:ascii="TH SarabunPSK" w:hAnsi="TH SarabunPSK" w:cs="TH SarabunPSK"/>
           <w:b/>
@@ -18643,6 +18545,7 @@
     <w:p>
       <w:pPr>
         <w:spacing w:before="100" w:beforeAutospacing="1" w:after="100" w:afterAutospacing="1"/>
+        <w:outlineLvl w:val="1"/>
         <w:rPr>
           <w:rFonts w:ascii="TH SarabunPSK" w:hAnsi="TH SarabunPSK" w:cs="TH SarabunPSK"/>
           <w:b/>
@@ -19168,6 +19071,7 @@
     <w:p>
       <w:pPr>
         <w:spacing w:before="100" w:beforeAutospacing="1" w:after="100" w:afterAutospacing="1"/>
+        <w:outlineLvl w:val="1"/>
         <w:rPr>
           <w:rFonts w:ascii="TH SarabunPSK" w:hAnsi="TH SarabunPSK" w:cs="TH SarabunPSK"/>
           <w:b/>
@@ -20922,6 +20826,7 @@
     <w:p>
       <w:pPr>
         <w:spacing w:before="100" w:beforeAutospacing="1" w:after="100" w:afterAutospacing="1"/>
+        <w:outlineLvl w:val="1"/>
         <w:rPr>
           <w:rFonts w:ascii="TH SarabunPSK" w:hAnsi="TH SarabunPSK" w:cs="TH SarabunPSK"/>
           <w:b/>
@@ -21709,6 +21614,7 @@
       <w:pPr>
         <w:spacing w:before="0" w:after="0" w:line="240" w:lineRule="auto"/>
         <w:jc w:val="center"/>
+        <w:outlineLvl w:val="0"/>
         <w:rPr>
           <w:rFonts w:ascii="TH SarabunPSK" w:hAnsi="TH SarabunPSK" w:cs="TH SarabunPSK"/>
           <w:b/>
@@ -22154,6 +22060,7 @@
       <w:pPr>
         <w:spacing w:before="0" w:after="0" w:line="240" w:lineRule="auto"/>
         <w:jc w:val="center"/>
+        <w:outlineLvl w:val="0"/>
         <w:rPr>
           <w:rFonts w:ascii="TH SarabunPSK" w:hAnsi="TH SarabunPSK" w:cs="TH SarabunPSK"/>
           <w:b/>
@@ -22190,6 +22097,7 @@
     <w:p>
       <w:pPr>
         <w:spacing w:before="100" w:beforeAutospacing="1" w:after="100" w:afterAutospacing="1"/>
+        <w:outlineLvl w:val="1"/>
         <w:rPr>
           <w:rFonts w:ascii="TH SarabunPSK" w:hAnsi="TH SarabunPSK" w:cs="TH SarabunPSK"/>
           <w:b/>
@@ -24870,6 +24778,7 @@
     <w:p>
       <w:pPr>
         <w:spacing w:before="100" w:beforeAutospacing="1" w:after="100" w:afterAutospacing="1"/>
+        <w:outlineLvl w:val="1"/>
         <w:rPr>
           <w:rFonts w:ascii="TH SarabunPSK" w:hAnsi="TH SarabunPSK" w:cs="TH SarabunPSK"/>
           <w:b/>
@@ -27755,6 +27664,7 @@
     <w:p>
       <w:pPr>
         <w:spacing w:before="100" w:beforeAutospacing="1" w:after="100" w:afterAutospacing="1"/>
+        <w:outlineLvl w:val="1"/>
         <w:rPr>
           <w:rFonts w:ascii="TH SarabunPSK" w:hAnsi="TH SarabunPSK" w:cs="TH SarabunPSK"/>
           <w:b/>
@@ -28771,6 +28681,7 @@
     <w:p>
       <w:pPr>
         <w:spacing w:before="100" w:beforeAutospacing="1" w:after="100" w:afterAutospacing="1"/>
+        <w:outlineLvl w:val="1"/>
         <w:rPr>
           <w:rFonts w:ascii="TH SarabunPSK" w:hAnsi="TH SarabunPSK" w:cs="TH SarabunPSK"/>
           <w:b/>

--- a/docs/manual-document-control.docx
+++ b/docs/manual-document-control.docx
@@ -202,6 +202,16 @@
                 <w:szCs w:val="24"/>
               </w:rPr>
             </w:pPr>
+            <w:r>
+              <w:rPr>
+                <w:rFonts w:ascii="TH SarabunPSK" w:hAnsi="TH SarabunPSK" w:cs="TH SarabunPSK" w:hint="cs"/>
+                <w:color w:val="000000" w:themeColor="text1"/>
+                <w:sz w:val="24"/>
+                <w:szCs w:val="24"/>
+                <w:cs/>
+              </w:rPr>
+              <w:t xml:space="preserve">SD-09-156-006</w:t>
+            </w:r>
           </w:p>
         </w:tc>
       </w:tr>
@@ -277,6 +287,16 @@
                 <w:szCs w:val="24"/>
               </w:rPr>
             </w:pPr>
+            <w:r>
+              <w:rPr>
+                <w:rFonts w:ascii="TH SarabunPSK" w:hAnsi="TH SarabunPSK" w:cs="TH SarabunPSK" w:hint="cs"/>
+                <w:color w:val="000000" w:themeColor="text1"/>
+                <w:sz w:val="24"/>
+                <w:szCs w:val="24"/>
+                <w:cs/>
+              </w:rPr>
+              <w:t xml:space="preserve">1 ตุลาคม 2569</w:t>
+            </w:r>
           </w:p>
         </w:tc>
       </w:tr>
@@ -352,6 +372,16 @@
                 <w:szCs w:val="24"/>
               </w:rPr>
             </w:pPr>
+            <w:r>
+              <w:rPr>
+                <w:rFonts w:ascii="TH SarabunPSK" w:hAnsi="TH SarabunPSK" w:cs="TH SarabunPSK" w:hint="cs"/>
+                <w:color w:val="000000" w:themeColor="text1"/>
+                <w:sz w:val="24"/>
+                <w:szCs w:val="24"/>
+                <w:cs/>
+              </w:rPr>
+              <w:t xml:space="preserve">ทนพ. พัศวัฒน์ ศุภดำรงค์เกียรติ</w:t>
+            </w:r>
           </w:p>
         </w:tc>
       </w:tr>
@@ -427,6 +457,16 @@
                 <w:szCs w:val="24"/>
               </w:rPr>
             </w:pPr>
+            <w:r>
+              <w:rPr>
+                <w:rFonts w:ascii="TH SarabunPSK" w:hAnsi="TH SarabunPSK" w:cs="TH SarabunPSK" w:hint="cs"/>
+                <w:color w:val="000000" w:themeColor="text1"/>
+                <w:sz w:val="24"/>
+                <w:szCs w:val="24"/>
+                <w:cs/>
+              </w:rPr>
+              <w:t xml:space="preserve">กภ. สุพรรณี เฉยรอด</w:t>
+            </w:r>
           </w:p>
         </w:tc>
       </w:tr>
@@ -21216,6 +21256,16 @@
                 <w:szCs w:val="28"/>
               </w:rPr>
             </w:pPr>
+            <w:r>
+              <w:rPr>
+                <w:rFonts w:ascii="TH SarabunPSK" w:hAnsi="TH SarabunPSK" w:cs="TH SarabunPSK" w:hint="cs"/>
+                <w:color w:val="000000" w:themeColor="text1"/>
+                <w:sz w:val="28"/>
+                <w:szCs w:val="28"/>
+                <w:cs/>
+              </w:rPr>
+              <w:t xml:space="preserve">1</w:t>
+            </w:r>
           </w:p>
         </w:tc>
         <w:tc>
@@ -21238,6 +21288,16 @@
                 <w:szCs w:val="28"/>
               </w:rPr>
             </w:pPr>
+            <w:r>
+              <w:rPr>
+                <w:rFonts w:ascii="TH SarabunPSK" w:hAnsi="TH SarabunPSK" w:cs="TH SarabunPSK" w:hint="cs"/>
+                <w:color w:val="000000" w:themeColor="text1"/>
+                <w:sz w:val="28"/>
+                <w:szCs w:val="28"/>
+                <w:cs/>
+              </w:rPr>
+              <w:t xml:space="preserve">ทั้งฉบับ</w:t>
+            </w:r>
           </w:p>
         </w:tc>
         <w:tc>
@@ -21260,6 +21320,16 @@
                 <w:szCs w:val="28"/>
               </w:rPr>
             </w:pPr>
+            <w:r>
+              <w:rPr>
+                <w:rFonts w:ascii="TH SarabunPSK" w:hAnsi="TH SarabunPSK" w:cs="TH SarabunPSK" w:hint="cs"/>
+                <w:color w:val="000000" w:themeColor="text1"/>
+                <w:sz w:val="28"/>
+                <w:szCs w:val="28"/>
+                <w:cs/>
+              </w:rPr>
+              <w:t xml:space="preserve">1 ตุลาคม 2569</w:t>
+            </w:r>
           </w:p>
         </w:tc>
       </w:tr>
@@ -29852,7 +29922,7 @@
         <w:szCs w:val="26"/>
         <w:cs/>
       </w:rPr>
-      <w:t xml:space="preserve">หน้า </w:t>
+      <w:t xml:space="preserve">SD-09-156-006 · หน้า </w:t>
     </w:r>
     <w:fldSimple w:instr=" PAGE ">
       <w:r>

--- a/docs/manual-document-control.docx
+++ b/docs/manual-document-control.docx
@@ -55,7 +55,7 @@
     </w:p>
     <w:p>
       <w:pPr>
-        <w:spacing w:before="0" w:after="0" w:line="240" w:lineRule="auto"/>
+        <w:spacing w:before="0" w:after="460" w:line="240" w:lineRule="auto"/>
         <w:jc w:val="right"/>
       </w:pPr>
       <w:r>
@@ -96,28 +96,6 @@
           </wp:inline>
         </w:drawing>
       </w:r>
-    </w:p>
-    <w:p>
-      <w:pPr>
-        <w:spacing w:before="0" w:after="0" w:line="240" w:lineRule="auto"/>
-        <w:rPr>
-          <w:rFonts w:ascii="TH SarabunPSK" w:hAnsi="TH SarabunPSK" w:cs="TH SarabunPSK"/>
-          <w:color w:val="000000" w:themeColor="text1"/>
-          <w:sz w:val="32"/>
-          <w:szCs w:val="32"/>
-        </w:rPr>
-      </w:pPr>
-    </w:p>
-    <w:p>
-      <w:pPr>
-        <w:spacing w:before="0" w:after="0" w:line="240" w:lineRule="auto"/>
-        <w:rPr>
-          <w:rFonts w:ascii="TH SarabunPSK" w:hAnsi="TH SarabunPSK" w:cs="TH SarabunPSK"/>
-          <w:color w:val="000000" w:themeColor="text1"/>
-          <w:sz w:val="32"/>
-          <w:szCs w:val="32"/>
-        </w:rPr>
-      </w:pPr>
     </w:p>
     <w:tbl>
       <w:tblPr>
